--- a/downloads/workbook/ai-5-week-08.docx
+++ b/downloads/workbook/ai-5-week-08.docx
@@ -992,6 +992,178 @@
         <w:t>Project connection: For your Image-pattern Network Investigation, save the input, procedure, observed result and limitation of this check. Label this worked example as practice; use a different, previously unreviewed case when checking independent understanding.</w:t>
       </w:r>
     </w:p>
+    <w:p>
+      <w:pPr>
+        <w:pStyle w:val="Heading1"/>
+      </w:pPr>
+      <w:r>
+        <w:t>13. Project portfolio milestone</w:t>
+      </w:r>
+    </w:p>
+    <w:p>
+      <w:r>
+        <w:t>Project: Image-pattern Network Investigation</w:t>
+      </w:r>
+    </w:p>
+    <w:p>
+      <w:r>
+        <w:t>Current milestone: Make a transparent first version. Keep a trace of how one input becomes an output; explain the rule or learned component.</w:t>
+      </w:r>
+    </w:p>
+    <w:p>
+      <w:r>
+        <w:t>For your Image-pattern Network Investigation, save the input, procedure, observed result and limitation of this check. Label this worked example as practice; use a different, previously unreviewed case when checking independent understanding.</w:t>
+      </w:r>
+    </w:p>
+    <w:tbl>
+      <w:tblPr>
+        <w:tblStyle w:val="LightShading-Accent1"/>
+        <w:tblW w:type="auto" w:w="0"/>
+        <w:tblLook w:firstColumn="1" w:firstRow="1" w:lastColumn="0" w:lastRow="0" w:noHBand="0" w:noVBand="1" w:val="04A0"/>
+      </w:tblPr>
+      <w:tblGrid>
+        <w:gridCol w:w="5112"/>
+        <w:gridCol w:w="5112"/>
+      </w:tblGrid>
+      <w:tr>
+        <w:trPr>
+          <w:tblHeader/>
+        </w:trPr>
+        <w:tc>
+          <w:tcPr>
+            <w:tcW w:type="dxa" w:w="5112"/>
+          </w:tcPr>
+          <w:p>
+            <w:r>
+              <w:t>Evidence to keep</w:t>
+            </w:r>
+          </w:p>
+        </w:tc>
+        <w:tc>
+          <w:tcPr>
+            <w:tcW w:type="dxa" w:w="5112"/>
+          </w:tcPr>
+          <w:p>
+            <w:r>
+              <w:t>My record</w:t>
+            </w:r>
+          </w:p>
+        </w:tc>
+      </w:tr>
+      <w:tr>
+        <w:tc>
+          <w:tcPr>
+            <w:tcW w:type="dxa" w:w="5112"/>
+          </w:tcPr>
+          <w:p>
+            <w:r>
+              <w:t>This week’s input and deciding step</w:t>
+            </w:r>
+          </w:p>
+        </w:tc>
+        <w:tc>
+          <w:tcPr>
+            <w:tcW w:type="dxa" w:w="5112"/>
+          </w:tcPr>
+          <w:p>
+            <w:r/>
+          </w:p>
+        </w:tc>
+      </w:tr>
+      <w:tr>
+        <w:tc>
+          <w:tcPr>
+            <w:tcW w:type="dxa" w:w="5112"/>
+          </w:tcPr>
+          <w:p>
+            <w:r>
+              <w:t>Prediction and actual result (or labelled paper trace)</w:t>
+            </w:r>
+          </w:p>
+        </w:tc>
+        <w:tc>
+          <w:tcPr>
+            <w:tcW w:type="dxa" w:w="5112"/>
+          </w:tcPr>
+          <w:p>
+            <w:r/>
+          </w:p>
+        </w:tc>
+      </w:tr>
+      <w:tr>
+        <w:tc>
+          <w:tcPr>
+            <w:tcW w:type="dxa" w:w="5112"/>
+          </w:tcPr>
+          <w:p>
+            <w:r>
+              <w:t>One change since the previous checkpoint and why</w:t>
+            </w:r>
+          </w:p>
+        </w:tc>
+        <w:tc>
+          <w:tcPr>
+            <w:tcW w:type="dxa" w:w="5112"/>
+          </w:tcPr>
+          <w:p>
+            <w:r/>
+          </w:p>
+        </w:tc>
+      </w:tr>
+      <w:tr>
+        <w:tc>
+          <w:tcPr>
+            <w:tcW w:type="dxa" w:w="5112"/>
+          </w:tcPr>
+          <w:p>
+            <w:r>
+              <w:t>One error or limit and the next test</w:t>
+            </w:r>
+          </w:p>
+        </w:tc>
+        <w:tc>
+          <w:tcPr>
+            <w:tcW w:type="dxa" w:w="5112"/>
+          </w:tcPr>
+          <w:p>
+            <w:r/>
+          </w:p>
+        </w:tc>
+      </w:tr>
+    </w:tbl>
+    <w:p>
+      <w:pPr>
+        <w:pStyle w:val="Heading3"/>
+      </w:pPr>
+      <w:r>
+        <w:t>Explain what this week adds to your project. Reuse last week’s record rather than starting again.</w:t>
+      </w:r>
+    </w:p>
+    <w:p>
+      <w:r>
+        <w:t>________________________________________________________________</w:t>
+      </w:r>
+    </w:p>
+    <w:p>
+      <w:r>
+        <w:t>________________________________________________________________</w:t>
+      </w:r>
+    </w:p>
+    <w:p>
+      <w:r>
+        <w:t>________________________________________________________________</w:t>
+      </w:r>
+    </w:p>
+    <w:p>
+      <w:r>
+        <w:t>________________________________________________________________</w:t>
+      </w:r>
+    </w:p>
+    <w:p>
+      <w:r>
+        <w:t>________________________________________________________________</w:t>
+      </w:r>
+    </w:p>
     <w:sectPr>
       <w:pgSz w:w="12240" w:h="15840"/>
       <w:pgMar w:top="936" w:right="1008" w:bottom="936" w:left="1008" w:header="720" w:footer="720" w:gutter="0"/>

--- a/downloads/workbook/ai-5-week-08.docx
+++ b/downloads/workbook/ai-5-week-08.docx
@@ -1164,6 +1164,248 @@
         <w:t>________________________________________________________________</w:t>
       </w:r>
     </w:p>
+    <w:p>
+      <w:pPr>
+        <w:pStyle w:val="Heading1"/>
+      </w:pPr>
+      <w:r>
+        <w:t>14. Supported practice and learning evidence</w:t>
+      </w:r>
+    </w:p>
+    <w:p>
+      <w:r>
+        <w:t>Use this supported practice once, in the browser or on paper. Keep the reserved independent assessment for a separate first attempt before teacher feedback.</w:t>
+      </w:r>
+    </w:p>
+    <w:p>
+      <w:r>
+        <w:t>Compare candidate losses with the same targets and denominator.</w:t>
+      </w:r>
+    </w:p>
+    <w:p>
+      <w:pPr>
+        <w:pStyle w:val="Heading3"/>
+      </w:pPr>
+      <w:r>
+        <w:t>Practice 1: explain the deciding evidence</w:t>
+      </w:r>
+    </w:p>
+    <w:p>
+      <w:r>
+        <w:t>Which labelled step matches this detail? A wins under MSE; both MAEs equal1.</w:t>
+      </w:r>
+    </w:p>
+    <w:p>
+      <w:r>
+        <w:t>1. Compare objective</w:t>
+      </w:r>
+    </w:p>
+    <w:p>
+      <w:r>
+        <w:t>2. A squared errors</w:t>
+      </w:r>
+    </w:p>
+    <w:p>
+      <w:r>
+        <w:t>3. B squared errors</w:t>
+      </w:r>
+    </w:p>
+    <w:p>
+      <w:pPr>
+        <w:pStyle w:val="Heading3"/>
+      </w:pPr>
+      <w:r>
+        <w:t>My selected conclusion, deciding fact and explanation</w:t>
+      </w:r>
+    </w:p>
+    <w:p>
+      <w:r>
+        <w:t>________________________________________________________________</w:t>
+      </w:r>
+    </w:p>
+    <w:p>
+      <w:r>
+        <w:t>________________________________________________________________</w:t>
+      </w:r>
+    </w:p>
+    <w:p>
+      <w:r>
+        <w:t>________________________________________________________________</w:t>
+      </w:r>
+    </w:p>
+    <w:p>
+      <w:r>
+        <w:t>________________________________________________________________</w:t>
+      </w:r>
+    </w:p>
+    <w:p>
+      <w:r>
+        <w:t>________________________________________________________________</w:t>
+      </w:r>
+    </w:p>
+    <w:p>
+      <w:r>
+        <w:t>Hint if needed: Read the steps in the pictorial case. Match the supplied detail to the stage that performs or records it.</w:t>
+      </w:r>
+    </w:p>
+    <w:p>
+      <w:r>
+        <w:t>After your attempt, compare with the supported explanation: Compare objective A wins under MSE; both MAEs equal1. For this loss calculation, the signed error is prediction minus target. MSE squares each error before averaging; MAE takes its absolute value. A spreads its error equally across both cases, while B concentrates it in one case. Squaring makes the larger individual error count more. State the objective before selecting a model, because these two objectives give different comparisons.</w:t>
+      </w:r>
+    </w:p>
+    <w:p>
+      <w:pPr>
+        <w:pStyle w:val="Heading3"/>
+      </w:pPr>
+      <w:r>
+        <w:t>Practice 2: explain the deciding evidence</w:t>
+      </w:r>
+    </w:p>
+    <w:p>
+      <w:r>
+        <w:t>Changed-case practice: Choose MAE instead of MSE as the sole criterion. Which conclusion is supported by the supplied facts?</w:t>
+      </w:r>
+    </w:p>
+    <w:p>
+      <w:r>
+        <w:t>1. We can decide the result without examining the changed input or the procedure.</w:t>
+      </w:r>
+    </w:p>
+    <w:p>
+      <w:r>
+        <w:t>2. This one example guarantees correct results for every future input.</w:t>
+      </w:r>
+    </w:p>
+    <w:p>
+      <w:r>
+        <w:t>3. A and B tie at MAE1.</w:t>
+      </w:r>
+    </w:p>
+    <w:p>
+      <w:pPr>
+        <w:pStyle w:val="Heading3"/>
+      </w:pPr>
+      <w:r>
+        <w:t>My selected conclusion, deciding fact and explanation</w:t>
+      </w:r>
+    </w:p>
+    <w:p>
+      <w:r>
+        <w:t>________________________________________________________________</w:t>
+      </w:r>
+    </w:p>
+    <w:p>
+      <w:r>
+        <w:t>________________________________________________________________</w:t>
+      </w:r>
+    </w:p>
+    <w:p>
+      <w:r>
+        <w:t>________________________________________________________________</w:t>
+      </w:r>
+    </w:p>
+    <w:p>
+      <w:r>
+        <w:t>________________________________________________________________</w:t>
+      </w:r>
+    </w:p>
+    <w:p>
+      <w:r>
+        <w:t>________________________________________________________________</w:t>
+      </w:r>
+    </w:p>
+    <w:p>
+      <w:r>
+        <w:t>Hint if needed: Use the changed condition and the deciding step in the pictorial trace. The answer must say what follows from those facts.</w:t>
+      </w:r>
+    </w:p>
+    <w:p>
+      <w:r>
+        <w:t>After your attempt, compare with the supported explanation: A and B tie at MAE1. Squared error penalises B’s concentrated error more, while absolute errors both sum 2.</w:t>
+      </w:r>
+    </w:p>
+    <w:p>
+      <w:pPr>
+        <w:pStyle w:val="Heading3"/>
+      </w:pPr>
+      <w:r>
+        <w:t>Repair a missing building block</w:t>
+      </w:r>
+    </w:p>
+    <w:p>
+      <w:r>
+        <w:t>Review Parameters and architecture (ai-5/7). Goal: Distinguish architectural choices from parameter values. Short practice: How many new parameters did that one hidden unit add? Point to the relevant step in the picture, then write the changed result and the rule or evidence that supports it.. Return to this week and explain what you changed.</w:t>
+      </w:r>
+    </w:p>
+    <w:p>
+      <w:r>
+        <w:t>Review Composing layers (ai-5/5). Goal: Trace how one layer supplies the next layer inputs. Short practice: What intermediate value explains the changed output? Point to the relevant step in the picture, then write the changed result and the rule or evidence that supports it.. Return to this week and explain what you changed.</w:t>
+      </w:r>
+    </w:p>
+    <w:p>
+      <w:r>
+        <w:t>Review Dot products and weighted sums (ai-5/2). Goal: Calculate a dot product by matching feature positions. Short practice: Which connection explains why more right brightness lowers this score? Point to the relevant step in the picture, then write the changed result and the rule or evidence that supports it.. Return to this week and explain what you changed.</w:t>
+      </w:r>
+    </w:p>
+    <w:p>
+      <w:pPr>
+        <w:pStyle w:val="Heading3"/>
+      </w:pPr>
+      <w:r>
+        <w:t>Predict, run and debug</w:t>
+      </w:r>
+    </w:p>
+    <w:p>
+      <w:r>
+        <w:t>The browser lab lets you edit the supported Python examples already included in this lesson. Predict first, run, inspect the actual output or error, change one input, then run again. Keep code, predictions, actual results and a reasoned revision together. On paper, label your result as a trace rather than an execution.</w:t>
+      </w:r>
+    </w:p>
+    <w:p>
+      <w:pPr>
+        <w:pStyle w:val="Heading3"/>
+      </w:pPr>
+      <w:r>
+        <w:t>Keep your completed work</w:t>
+      </w:r>
+    </w:p>
+    <w:p>
+      <w:r>
+        <w:t>Use Download completed work in the hosted lesson to export your answers, reflections, practice feedback and code-run evidence. Open the HTML copy to read or print it. Drafts stay in this browser when storage is available; clear drafts on a shared device.</w:t>
+      </w:r>
+    </w:p>
+    <w:p>
+      <w:pPr>
+        <w:pStyle w:val="Heading3"/>
+      </w:pPr>
+      <w:r>
+        <w:t>What I repaired, the evidence I kept and the next test</w:t>
+      </w:r>
+    </w:p>
+    <w:p>
+      <w:r>
+        <w:t>________________________________________________________________</w:t>
+      </w:r>
+    </w:p>
+    <w:p>
+      <w:r>
+        <w:t>________________________________________________________________</w:t>
+      </w:r>
+    </w:p>
+    <w:p>
+      <w:r>
+        <w:t>________________________________________________________________</w:t>
+      </w:r>
+    </w:p>
+    <w:p>
+      <w:r>
+        <w:t>________________________________________________________________</w:t>
+      </w:r>
+    </w:p>
+    <w:p>
+      <w:r>
+        <w:t>________________________________________________________________</w:t>
+      </w:r>
+    </w:p>
     <w:sectPr>
       <w:pgSz w:w="12240" w:h="15840"/>
       <w:pgMar w:top="936" w:right="1008" w:bottom="936" w:left="1008" w:header="720" w:footer="720" w:gutter="0"/>

--- a/downloads/workbook/ai-5-week-08.docx
+++ b/downloads/workbook/ai-5-week-08.docx
@@ -30,33 +30,45 @@
     </w:p>
     <w:p>
       <w:r>
-        <w:t>Try the recall before opening notes. Then use a different colour or a labelled second line to correct your explanation.</w:t>
+        <w:t>Record your starting explanation for Loss functions before opening notes. Show any later correction separately.</w:t>
       </w:r>
     </w:p>
     <w:p>
       <w:pPr>
-        <w:pStyle w:val="Heading3"/>
-      </w:pPr>
-      <w:r>
-        <w:t>Parameters and architecture</w:t>
+        <w:spacing w:line="336" w:lineRule="auto" w:after="180"/>
+      </w:pPr>
+      <w:r>
+        <w:rPr>
+          <w:b w:val="0"/>
+        </w:rPr>
+        <w:t>Try the recall before opening notes. Then use a different colour or a labelled second line to correct your explanation.</w:t>
       </w:r>
     </w:p>
     <w:p>
-      <w:r>
-        <w:t>Without opening the old lesson, explain one key idea from Parameters and architecture. Give an example and a mistake that the idea helps you avoid.</w:t>
+      <w:pPr>
+        <w:pStyle w:val="Heading3"/>
+      </w:pPr>
+      <w:r>
+        <w:t>Parameters and architecture</w:t>
       </w:r>
     </w:p>
     <w:p>
       <w:pPr>
-        <w:pStyle w:val="Heading3"/>
-      </w:pPr>
-      <w:r>
-        <w:t>My remembered idea, example and correction</w:t>
+        <w:spacing w:line="336" w:lineRule="auto" w:after="180"/>
+      </w:pPr>
+      <w:r>
+        <w:rPr>
+          <w:b w:val="0"/>
+        </w:rPr>
+        <w:t>Without opening the old lesson, explain one key idea from Parameters and architecture. Give an example and a mistake that the idea helps you avoid.</w:t>
       </w:r>
     </w:p>
     <w:p>
-      <w:r>
-        <w:t>________________________________________________________________</w:t>
+      <w:pPr>
+        <w:pStyle w:val="Heading3"/>
+      </w:pPr>
+      <w:r>
+        <w:t>My remembered idea, example and correction</w:t>
       </w:r>
     </w:p>
     <w:p>
@@ -70,29 +82,35 @@
       </w:r>
     </w:p>
     <w:p>
-      <w:pPr>
-        <w:pStyle w:val="Heading3"/>
-      </w:pPr>
-      <w:r>
-        <w:t>Composing layers</w:t>
+      <w:r>
+        <w:t>________________________________________________________________</w:t>
       </w:r>
     </w:p>
     <w:p>
-      <w:r>
-        <w:t>Without opening the old lesson, explain one key idea from Composing layers. Give an example and a mistake that the idea helps you avoid.</w:t>
+      <w:pPr>
+        <w:pStyle w:val="Heading3"/>
+      </w:pPr>
+      <w:r>
+        <w:t>Composing layers</w:t>
       </w:r>
     </w:p>
     <w:p>
       <w:pPr>
-        <w:pStyle w:val="Heading3"/>
-      </w:pPr>
-      <w:r>
-        <w:t>My remembered idea, example and correction</w:t>
+        <w:spacing w:line="336" w:lineRule="auto" w:after="180"/>
+      </w:pPr>
+      <w:r>
+        <w:rPr>
+          <w:b w:val="0"/>
+        </w:rPr>
+        <w:t>Without opening the old lesson, explain one key idea from Composing layers. Give an example and a mistake that the idea helps you avoid.</w:t>
       </w:r>
     </w:p>
     <w:p>
-      <w:r>
-        <w:t>________________________________________________________________</w:t>
+      <w:pPr>
+        <w:pStyle w:val="Heading3"/>
+      </w:pPr>
+      <w:r>
+        <w:t>My remembered idea, example and correction</w:t>
       </w:r>
     </w:p>
     <w:p>
@@ -106,29 +124,35 @@
       </w:r>
     </w:p>
     <w:p>
-      <w:pPr>
-        <w:pStyle w:val="Heading3"/>
-      </w:pPr>
-      <w:r>
-        <w:t>Dot products and weighted sums</w:t>
+      <w:r>
+        <w:t>________________________________________________________________</w:t>
       </w:r>
     </w:p>
     <w:p>
-      <w:r>
-        <w:t>Without opening the old lesson, explain one key idea from Dot products and weighted sums. Give an example and a mistake that the idea helps you avoid.</w:t>
+      <w:pPr>
+        <w:pStyle w:val="Heading3"/>
+      </w:pPr>
+      <w:r>
+        <w:t>Dot products and weighted sums</w:t>
       </w:r>
     </w:p>
     <w:p>
       <w:pPr>
-        <w:pStyle w:val="Heading3"/>
-      </w:pPr>
-      <w:r>
-        <w:t>My remembered idea, example and correction</w:t>
+        <w:spacing w:line="336" w:lineRule="auto" w:after="180"/>
+      </w:pPr>
+      <w:r>
+        <w:rPr>
+          <w:b w:val="0"/>
+        </w:rPr>
+        <w:t>Without opening the old lesson, explain one key idea from Dot products and weighted sums. Give an example and a mistake that the idea helps you avoid.</w:t>
       </w:r>
     </w:p>
     <w:p>
-      <w:r>
-        <w:t>________________________________________________________________</w:t>
+      <w:pPr>
+        <w:pStyle w:val="Heading3"/>
+      </w:pPr>
+      <w:r>
+        <w:t>My remembered idea, example and correction</w:t>
       </w:r>
     </w:p>
     <w:p>
@@ -142,15 +166,31 @@
       </w:r>
     </w:p>
     <w:p>
-      <w:pPr>
-        <w:pStyle w:val="Heading1"/>
-      </w:pPr>
-      <w:r>
-        <w:t>02. Practise with fading help</w:t>
+      <w:r>
+        <w:t>________________________________________________________________</w:t>
       </w:r>
     </w:p>
     <w:p>
-      <w:r>
+      <w:pPr>
+        <w:pStyle w:val="Heading1"/>
+      </w:pPr>
+      <w:r>
+        <w:t>02. Practise with fading help</w:t>
+      </w:r>
+    </w:p>
+    <w:p>
+      <w:r>
+        <w:t>Complete the supported Loss functions trace and record the first step you can explain without help.</w:t>
+      </w:r>
+    </w:p>
+    <w:p>
+      <w:pPr>
+        <w:spacing w:line="336" w:lineRule="auto" w:after="180"/>
+      </w:pPr>
+      <w:r>
+        <w:rPr>
+          <w:b w:val="0"/>
+        </w:rPr>
         <w:t>Use W2: Expose cancellation for Loss functions. Record the answer once; the lesson and workbook refer to the same attempt.</w:t>
       </w:r>
     </w:p>
@@ -279,20 +319,38 @@
     </w:p>
     <w:p>
       <w:r>
-        <w:t>Use the worked case for Loss functions. Proposed explanation: “Average residual is the loss”. Decide whether this explanation is supported. Point to the step or supplied fact that decides; explain your repair if needed.</w:t>
+        <w:t>Check the proposed Loss functions explanation against the supplied facts before discussing it.</w:t>
       </w:r>
     </w:p>
     <w:p>
       <w:pPr>
-        <w:pStyle w:val="Heading3"/>
-      </w:pPr>
-      <w:r>
-        <w:t>My explanation before partner discussion</w:t>
+        <w:spacing w:line="336" w:lineRule="auto" w:after="180"/>
+      </w:pPr>
+      <w:r>
+        <w:rPr>
+          <w:b w:val="0"/>
+        </w:rPr>
+        <w:t xml:space="preserve">Use the worked case for Loss functions. Proposed explanation: “Average </w:t>
+      </w:r>
+      <w:r>
+        <w:rPr>
+          <w:b/>
+        </w:rPr>
+        <w:t>residual</w:t>
+      </w:r>
+      <w:r>
+        <w:rPr>
+          <w:b w:val="0"/>
+        </w:rPr>
+        <w:t xml:space="preserve"> is the loss”. Decide whether this explanation is supported. Point to the step or supplied fact that decides; explain your repair if needed.</w:t>
       </w:r>
     </w:p>
     <w:p>
-      <w:r>
-        <w:t>________________________________________________________________</w:t>
+      <w:pPr>
+        <w:pStyle w:val="Heading3"/>
+      </w:pPr>
+      <w:r>
+        <w:t>My explanation before partner discussion</w:t>
       </w:r>
     </w:p>
     <w:p>
@@ -311,24 +369,21 @@
       </w:r>
     </w:p>
     <w:p>
-      <w:pPr>
-        <w:pStyle w:val="Heading1"/>
-      </w:pPr>
-      <w:r>
-        <w:t>04. Independent transfer case</w:t>
+      <w:r>
+        <w:t>________________________________________________________________</w:t>
       </w:r>
     </w:p>
     <w:p>
       <w:pPr>
-        <w:pStyle w:val="Heading3"/>
-      </w:pPr>
-      <w:r>
-        <w:t>Independent case: Compare an unfamiliar evaluation independently</w:t>
+        <w:pStyle w:val="Heading1"/>
+      </w:pPr>
+      <w:r>
+        <w:t>04. Independent transfer case</w:t>
       </w:r>
     </w:p>
     <w:p>
       <w:r>
-        <w:t>Targets are [0, 2, 4]. Model A predicts [1, 2, 3]; model B predicts [0, 2, 2]. Calculate both MSEs and identify the better model under MSE on these cases. Calculate mean absolute errors too. State what changes in the conclusion.</w:t>
+        <w:t>Write one first attempt at the reserved independent case before feedback. Repeated copies of that case refer to the same recorded attempt.</w:t>
       </w:r>
     </w:p>
     <w:p>
@@ -336,22 +391,43 @@
         <w:pStyle w:val="Heading3"/>
       </w:pPr>
       <w:r>
-        <w:t>My independent explanation, trace and limits</w:t>
+        <w:t>Independent case: Compare an unfamiliar evaluation independently</w:t>
       </w:r>
     </w:p>
     <w:p>
-      <w:r>
-        <w:t>________________________________________________________________</w:t>
+      <w:pPr>
+        <w:spacing w:line="336" w:lineRule="auto" w:after="180"/>
+      </w:pPr>
+      <w:r>
+        <w:rPr>
+          <w:b/>
+        </w:rPr>
+        <w:t>Target</w:t>
+      </w:r>
+      <w:r>
+        <w:rPr>
+          <w:b w:val="0"/>
+        </w:rPr>
+        <w:t>s are [0, 2, 4]. Model A predicts [1, 2, 3]; model B predicts [0, 2, 2]. Calculate both MSEs and identify the better model under MSE on these cases. Calculate mean absolute errors too.</w:t>
       </w:r>
     </w:p>
     <w:p>
-      <w:r>
-        <w:t>________________________________________________________________</w:t>
+      <w:pPr>
+        <w:spacing w:line="336" w:lineRule="auto" w:after="180"/>
+      </w:pPr>
+      <w:r>
+        <w:rPr>
+          <w:b w:val="0"/>
+        </w:rPr>
+        <w:t>State what changes in the conclusion.</w:t>
       </w:r>
     </w:p>
     <w:p>
-      <w:r>
-        <w:t>________________________________________________________________</w:t>
+      <w:pPr>
+        <w:pStyle w:val="Heading3"/>
+      </w:pPr>
+      <w:r>
+        <w:t>My independent explanation, trace and limits</w:t>
       </w:r>
     </w:p>
     <w:p>
@@ -376,48 +452,96 @@
     </w:p>
     <w:p>
       <w:r>
-        <w:t>Attempt this case before feedback. Record any help. Earlier examples below are further practice; a case already practised with feedback cannot establish fresh transfer.</w:t>
+        <w:t>________________________________________________________________</w:t>
       </w:r>
     </w:p>
     <w:p>
-      <w:pPr>
-        <w:pStyle w:val="Heading1"/>
-      </w:pPr>
-      <w:r>
-        <w:t>05. W1 Calculate a loss</w:t>
+      <w:r>
+        <w:t>________________________________________________________________</w:t>
       </w:r>
     </w:p>
     <w:p>
       <w:r>
-        <w:t>For targets [2, 4] and predictions [1, 6], record residuals, squares and MSE.</w:t>
+        <w:t>________________________________________________________________</w:t>
       </w:r>
     </w:p>
     <w:p>
       <w:pPr>
-        <w:pStyle w:val="Heading3"/>
-      </w:pPr>
-      <w:r>
-        <w:t>My reasoning and evidence</w:t>
+        <w:spacing w:line="336" w:lineRule="auto" w:after="180"/>
+      </w:pPr>
+      <w:r>
+        <w:rPr>
+          <w:b w:val="0"/>
+        </w:rPr>
+        <w:t>Attempt this case before feedback. Record any help. Earlier examples below are further practice; a case already practised with feedback cannot establish fresh transfer.</w:t>
       </w:r>
     </w:p>
     <w:p>
-      <w:r>
-        <w:t>________________________________________________________________</w:t>
+      <w:pPr>
+        <w:pStyle w:val="Heading1"/>
+      </w:pPr>
+      <w:r>
+        <w:t>05. W1 Calculate a loss</w:t>
       </w:r>
     </w:p>
     <w:p>
       <w:r>
-        <w:t>________________________________________________________________</w:t>
+        <w:t>Calculate a loss. Apply the supplied Loss functions facts and keep your reasoning.</w:t>
       </w:r>
     </w:p>
     <w:p>
-      <w:r>
-        <w:t>________________________________________________________________</w:t>
+      <w:pPr>
+        <w:spacing w:line="336" w:lineRule="auto" w:after="180"/>
+      </w:pPr>
+      <w:r>
+        <w:rPr>
+          <w:b w:val="0"/>
+        </w:rPr>
+        <w:t xml:space="preserve">For </w:t>
+      </w:r>
+      <w:r>
+        <w:rPr>
+          <w:b/>
+        </w:rPr>
+        <w:t>target</w:t>
+      </w:r>
+      <w:r>
+        <w:rPr>
+          <w:b w:val="0"/>
+        </w:rPr>
+        <w:t xml:space="preserve">s [2, 4] and </w:t>
+      </w:r>
+      <w:r>
+        <w:rPr>
+          <w:b/>
+        </w:rPr>
+        <w:t>prediction</w:t>
+      </w:r>
+      <w:r>
+        <w:rPr>
+          <w:b w:val="0"/>
+        </w:rPr>
+        <w:t xml:space="preserve">s [1, 6], record </w:t>
+      </w:r>
+      <w:r>
+        <w:rPr>
+          <w:b/>
+        </w:rPr>
+        <w:t>residual</w:t>
+      </w:r>
+      <w:r>
+        <w:rPr>
+          <w:b w:val="0"/>
+        </w:rPr>
+        <w:t>s, squares and MSE.</w:t>
       </w:r>
     </w:p>
     <w:p>
-      <w:r>
-        <w:t>________________________________________________________________</w:t>
+      <w:pPr>
+        <w:pStyle w:val="Heading3"/>
+      </w:pPr>
+      <w:r>
+        <w:t>My reasoning and evidence</w:t>
       </w:r>
     </w:p>
     <w:p>
@@ -431,24 +555,18 @@
       </w:r>
     </w:p>
     <w:p>
-      <w:pPr>
-        <w:pStyle w:val="Heading1"/>
-      </w:pPr>
-      <w:r>
-        <w:t>06. W2 Expose cancellation</w:t>
+      <w:r>
+        <w:t>________________________________________________________________</w:t>
       </w:r>
     </w:p>
     <w:p>
       <w:r>
-        <w:t>Targets [0, 4] have predictions [2, 2]. Compare mean residual and MSE.</w:t>
+        <w:t>________________________________________________________________</w:t>
       </w:r>
     </w:p>
     <w:p>
-      <w:pPr>
-        <w:pStyle w:val="Heading3"/>
-      </w:pPr>
-      <w:r>
-        <w:t>My reasoning and evidence</w:t>
+      <w:r>
+        <w:t>________________________________________________________________</w:t>
       </w:r>
     </w:p>
     <w:p>
@@ -457,23 +575,65 @@
       </w:r>
     </w:p>
     <w:p>
-      <w:r>
-        <w:t>________________________________________________________________</w:t>
+      <w:pPr>
+        <w:pStyle w:val="Heading1"/>
+      </w:pPr>
+      <w:r>
+        <w:t>06. W2 Expose cancellation</w:t>
       </w:r>
     </w:p>
     <w:p>
       <w:r>
-        <w:t>________________________________________________________________</w:t>
+        <w:t>Expose cancellation. Apply the supplied Loss functions facts and keep your reasoning.</w:t>
       </w:r>
     </w:p>
     <w:p>
-      <w:r>
-        <w:t>________________________________________________________________</w:t>
+      <w:pPr>
+        <w:spacing w:line="336" w:lineRule="auto" w:after="180"/>
+      </w:pPr>
+      <w:r>
+        <w:rPr>
+          <w:b/>
+        </w:rPr>
+        <w:t>Target</w:t>
+      </w:r>
+      <w:r>
+        <w:rPr>
+          <w:b w:val="0"/>
+        </w:rPr>
+        <w:t xml:space="preserve">s [0, 4] have </w:t>
+      </w:r>
+      <w:r>
+        <w:rPr>
+          <w:b/>
+        </w:rPr>
+        <w:t>prediction</w:t>
+      </w:r>
+      <w:r>
+        <w:rPr>
+          <w:b w:val="0"/>
+        </w:rPr>
+        <w:t xml:space="preserve">s [2, 2]. Compare mean </w:t>
+      </w:r>
+      <w:r>
+        <w:rPr>
+          <w:b/>
+        </w:rPr>
+        <w:t>residual</w:t>
+      </w:r>
+      <w:r>
+        <w:rPr>
+          <w:b w:val="0"/>
+        </w:rPr>
+        <w:t xml:space="preserve"> and MSE.</w:t>
       </w:r>
     </w:p>
     <w:p>
-      <w:r>
-        <w:t>________________________________________________________________</w:t>
+      <w:pPr>
+        <w:pStyle w:val="Heading3"/>
+      </w:pPr>
+      <w:r>
+        <w:t>My reasoning and evidence</w:t>
       </w:r>
     </w:p>
     <w:p>
@@ -482,24 +642,18 @@
       </w:r>
     </w:p>
     <w:p>
-      <w:pPr>
-        <w:pStyle w:val="Heading1"/>
-      </w:pPr>
-      <w:r>
-        <w:t>07. W3 Check the denominator</w:t>
+      <w:r>
+        <w:t>________________________________________________________________</w:t>
       </w:r>
     </w:p>
     <w:p>
       <w:r>
-        <w:t>A learner totals squared errors 1, 0, 9 and divides by 2 because there are two nonzero errors. Correct the MSE.</w:t>
+        <w:t>________________________________________________________________</w:t>
       </w:r>
     </w:p>
     <w:p>
-      <w:pPr>
-        <w:pStyle w:val="Heading3"/>
-      </w:pPr>
-      <w:r>
-        <w:t>My reasoning and evidence</w:t>
+      <w:r>
+        <w:t>________________________________________________________________</w:t>
       </w:r>
     </w:p>
     <w:p>
@@ -513,44 +667,62 @@
       </w:r>
     </w:p>
     <w:p>
-      <w:r>
-        <w:t>________________________________________________________________</w:t>
+      <w:pPr>
+        <w:pStyle w:val="Heading1"/>
+      </w:pPr>
+      <w:r>
+        <w:t>07. W3 Check the denominator</w:t>
       </w:r>
     </w:p>
     <w:p>
       <w:r>
-        <w:t>________________________________________________________________</w:t>
+        <w:t>Check the denominator. Apply the supplied Loss functions facts and keep your reasoning.</w:t>
       </w:r>
     </w:p>
     <w:p>
-      <w:r>
-        <w:t>________________________________________________________________</w:t>
+      <w:pPr>
+        <w:spacing w:line="336" w:lineRule="auto" w:after="180"/>
+      </w:pPr>
+      <w:r>
+        <w:rPr>
+          <w:b w:val="0"/>
+        </w:rPr>
+        <w:t xml:space="preserve">A learner totals </w:t>
+      </w:r>
+      <w:r>
+        <w:rPr>
+          <w:b/>
+        </w:rPr>
+        <w:t>squared error</w:t>
+      </w:r>
+      <w:r>
+        <w:rPr>
+          <w:b w:val="0"/>
+        </w:rPr>
+        <w:t>s 1, 0, 9 and divides by 2 because there are two nonzero errors. Correct the MSE.</w:t>
       </w:r>
     </w:p>
     <w:p>
-      <w:r>
-        <w:t>________________________________________________________________</w:t>
+      <w:pPr>
+        <w:pStyle w:val="Heading3"/>
+      </w:pPr>
+      <w:r>
+        <w:t>My reasoning and evidence</w:t>
       </w:r>
     </w:p>
     <w:p>
-      <w:pPr>
-        <w:pStyle w:val="Heading1"/>
-      </w:pPr>
-      <w:r>
-        <w:t>08. W4 Compare an unfamiliar evaluation independently</w:t>
+      <w:r>
+        <w:t>________________________________________________________________</w:t>
       </w:r>
     </w:p>
     <w:p>
       <w:r>
-        <w:t>Targets are [0, 2, 4]. Model A predicts [1, 2, 3]; model B predicts [0, 2, 2]. Calculate both MSEs and identify the better model under MSE on these cases. Calculate mean absolute errors too. State what changes in the conclusion.</w:t>
+        <w:t>________________________________________________________________</w:t>
       </w:r>
     </w:p>
     <w:p>
-      <w:pPr>
-        <w:pStyle w:val="Heading3"/>
-      </w:pPr>
-      <w:r>
-        <w:t>My reasoning and evidence</w:t>
+      <w:r>
+        <w:t>________________________________________________________________</w:t>
       </w:r>
     </w:p>
     <w:p>
@@ -569,49 +741,67 @@
       </w:r>
     </w:p>
     <w:p>
-      <w:r>
-        <w:t>________________________________________________________________</w:t>
+      <w:pPr>
+        <w:pStyle w:val="Heading1"/>
+      </w:pPr>
+      <w:r>
+        <w:t>08. W4 Compare an unfamiliar evaluation independently</w:t>
       </w:r>
     </w:p>
     <w:p>
       <w:r>
-        <w:t>________________________________________________________________</w:t>
+        <w:t>Attempt before feedback. If this repeats the selected independent case, reuse that first attempt; otherwise keep a separate record. Compare an unfamiliar evaluation independently. Apply the supplied Loss functions facts and keep your reasoning.</w:t>
       </w:r>
     </w:p>
     <w:p>
-      <w:r>
-        <w:t>________________________________________________________________</w:t>
+      <w:pPr>
+        <w:spacing w:line="336" w:lineRule="auto" w:after="180"/>
+      </w:pPr>
+      <w:r>
+        <w:rPr>
+          <w:b/>
+        </w:rPr>
+        <w:t>Target</w:t>
+      </w:r>
+      <w:r>
+        <w:rPr>
+          <w:b w:val="0"/>
+        </w:rPr>
+        <w:t>s are [0, 2, 4]. Model A predicts [1, 2, 3]; model B predicts [0, 2, 2]. Calculate both MSEs and identify the better model under MSE on these cases. Calculate mean absolute errors too.</w:t>
       </w:r>
     </w:p>
     <w:p>
-      <w:r>
-        <w:t>________________________________________________________________</w:t>
+      <w:pPr>
+        <w:spacing w:line="336" w:lineRule="auto" w:after="180"/>
+      </w:pPr>
+      <w:r>
+        <w:rPr>
+          <w:b w:val="0"/>
+        </w:rPr>
+        <w:t>State what changes in the conclusion.</w:t>
       </w:r>
     </w:p>
     <w:p>
-      <w:r>
-        <w:t>________________________________________________________________</w:t>
+      <w:pPr>
+        <w:pStyle w:val="Heading3"/>
+      </w:pPr>
+      <w:r>
+        <w:t>My reasoning and evidence</w:t>
       </w:r>
     </w:p>
     <w:p>
-      <w:pPr>
-        <w:pStyle w:val="Heading1"/>
-      </w:pPr>
-      <w:r>
-        <w:t>09. W5 Protect final testing</w:t>
+      <w:r>
+        <w:t>________________________________________________________________</w:t>
       </w:r>
     </w:p>
     <w:p>
       <w:r>
-        <w:t>A team tries ten models and picks the one with the lowest final-test MSE. Can that same result be presented as an untouched final evaluation?</w:t>
+        <w:t>________________________________________________________________</w:t>
       </w:r>
     </w:p>
     <w:p>
-      <w:pPr>
-        <w:pStyle w:val="Heading3"/>
-      </w:pPr>
-      <w:r>
-        <w:t>My reasoning and evidence</w:t>
+      <w:r>
+        <w:t>________________________________________________________________</w:t>
       </w:r>
     </w:p>
     <w:p>
@@ -640,21 +830,28 @@
       </w:r>
     </w:p>
     <w:p>
-      <w:r>
-        <w:t>________________________________________________________________</w:t>
+      <w:pPr>
+        <w:pStyle w:val="Heading1"/>
+      </w:pPr>
+      <w:r>
+        <w:t>09. W5 Protect final testing</w:t>
       </w:r>
     </w:p>
     <w:p>
-      <w:pPr>
-        <w:pStyle w:val="Heading1"/>
-      </w:pPr>
-      <w:r>
-        <w:t>10. Project checkpoint and reflection</w:t>
+      <w:r>
+        <w:t>Protect final testing. Apply the supplied Loss functions facts and keep your reasoning.</w:t>
       </w:r>
     </w:p>
     <w:p>
-      <w:r>
-        <w:t>Add a labelled loss functions evidence sheet to Image-pattern Network Investigation. Show how you can calculate per-example squared error and mean squared error. Use the supplied fictional case and keep its inputs, intermediate steps, calculation or prediction, and limitation. Connect this record to last week’s record; a matching answer without a trace is insufficient.</w:t>
+      <w:pPr>
+        <w:spacing w:line="336" w:lineRule="auto" w:after="180"/>
+        <w:shd w:fill="F5F1FB"/>
+      </w:pPr>
+      <w:r>
+        <w:rPr>
+          <w:b w:val="0"/>
+        </w:rPr>
+        <w:t>A team tries ten models and picks the one with the lowest final-test MSE. Can that same result be presented as an untouched final evaluation?</w:t>
       </w:r>
     </w:p>
     <w:p>
@@ -662,7 +859,7 @@
         <w:pStyle w:val="Heading3"/>
       </w:pPr>
       <w:r>
-        <w:t>My project change, supporting evidence and remaining limit</w:t>
+        <w:t>My reasoning and evidence</w:t>
       </w:r>
     </w:p>
     <w:p>
@@ -700,7 +897,145 @@
         <w:pStyle w:val="Heading1"/>
       </w:pPr>
       <w:r>
+        <w:t>10. Project checkpoint and reflection</w:t>
+      </w:r>
+    </w:p>
+    <w:p>
+      <w:r>
+        <w:t>Connect Loss functions to Image-pattern Network Investigation, identify a limit and choose the next useful test.</w:t>
+      </w:r>
+    </w:p>
+    <w:p>
+      <w:pPr>
+        <w:spacing w:line="336" w:lineRule="auto" w:after="180"/>
+      </w:pPr>
+      <w:r>
+        <w:rPr>
+          <w:b w:val="0"/>
+        </w:rPr>
+        <w:t xml:space="preserve">Add a labelled loss functions </w:t>
+      </w:r>
+      <w:r>
+        <w:rPr>
+          <w:b/>
+        </w:rPr>
+        <w:t>evidence</w:t>
+      </w:r>
+      <w:r>
+        <w:rPr>
+          <w:b w:val="0"/>
+        </w:rPr>
+        <w:t xml:space="preserve"> sheet to Image-pattern Network Investigation. Show how you can calculate per-example </w:t>
+      </w:r>
+      <w:r>
+        <w:rPr>
+          <w:b/>
+        </w:rPr>
+        <w:t>squared error</w:t>
+      </w:r>
+      <w:r>
+        <w:rPr>
+          <w:b w:val="0"/>
+        </w:rPr>
+        <w:t xml:space="preserve"> and </w:t>
+      </w:r>
+      <w:r>
+        <w:rPr>
+          <w:b/>
+        </w:rPr>
+        <w:t>mean squared error</w:t>
+      </w:r>
+      <w:r>
+        <w:rPr>
+          <w:b w:val="0"/>
+        </w:rPr>
+        <w:t>.</w:t>
+      </w:r>
+    </w:p>
+    <w:p>
+      <w:pPr>
+        <w:spacing w:line="336" w:lineRule="auto" w:after="180"/>
+      </w:pPr>
+      <w:r>
+        <w:rPr>
+          <w:b w:val="0"/>
+        </w:rPr>
+        <w:t xml:space="preserve">Use the supplied fictional case and keep its </w:t>
+      </w:r>
+      <w:r>
+        <w:rPr>
+          <w:b/>
+        </w:rPr>
+        <w:t>input</w:t>
+      </w:r>
+      <w:r>
+        <w:rPr>
+          <w:b w:val="0"/>
+        </w:rPr>
+        <w:t xml:space="preserve">s, intermediate steps, calculation or </w:t>
+      </w:r>
+      <w:r>
+        <w:rPr>
+          <w:b/>
+        </w:rPr>
+        <w:t>prediction</w:t>
+      </w:r>
+      <w:r>
+        <w:rPr>
+          <w:b w:val="0"/>
+        </w:rPr>
+        <w:t>, and limitation. Connect this record to last week’s record; a matching answer without a trace is insufficient.</w:t>
+      </w:r>
+    </w:p>
+    <w:p>
+      <w:pPr>
+        <w:pStyle w:val="Heading3"/>
+      </w:pPr>
+      <w:r>
+        <w:t>My project change, supporting evidence and remaining limit</w:t>
+      </w:r>
+    </w:p>
+    <w:p>
+      <w:r>
+        <w:t>________________________________________________________________</w:t>
+      </w:r>
+    </w:p>
+    <w:p>
+      <w:r>
+        <w:t>________________________________________________________________</w:t>
+      </w:r>
+    </w:p>
+    <w:p>
+      <w:r>
+        <w:t>________________________________________________________________</w:t>
+      </w:r>
+    </w:p>
+    <w:p>
+      <w:r>
+        <w:t>________________________________________________________________</w:t>
+      </w:r>
+    </w:p>
+    <w:p>
+      <w:r>
+        <w:t>________________________________________________________________</w:t>
+      </w:r>
+    </w:p>
+    <w:p>
+      <w:r>
+        <w:t>________________________________________________________________</w:t>
+      </w:r>
+    </w:p>
+    <w:p>
+      <w:pPr>
+        <w:pStyle w:val="Heading1"/>
+      </w:pPr>
+      <w:r>
         <w:t>11. Feedback, return check and learning record</w:t>
+      </w:r>
+    </w:p>
+    <w:p>
+      <w:r>
+        <w:t>Record the first repaired step and a different case to revisit after a delay.</w:t>
       </w:r>
     </w:p>
     <w:tbl>
@@ -840,7 +1175,13 @@
       </w:tr>
     </w:tbl>
     <w:p>
-      <w:r>
+      <w:pPr>
+        <w:spacing w:line="336" w:lineRule="auto" w:after="180"/>
+      </w:pPr>
+      <w:r>
+        <w:rPr>
+          <w:b w:val="0"/>
+        </w:rPr>
         <w:t>Revisit this idea with your teacher after a delay. Familiarity is different from explaining and using it on a changed case.</w:t>
       </w:r>
     </w:p>
@@ -854,17 +1195,70 @@
     </w:p>
     <w:p>
       <w:r>
-        <w:t>Compare candidate losses with the same targets and denominator.</w:t>
+        <w:t>Compare candidate losses with the same targets and denominator. Explain the labelled step before checking the changed condition.</w:t>
       </w:r>
     </w:p>
     <w:p>
-      <w:r>
-        <w:t>Targets [1, 3]; A predicts [0, 4]; B predicts [1, 5]. Use MSE over both cases.</w:t>
+      <w:pPr>
+        <w:spacing w:line="336" w:lineRule="auto" w:after="180"/>
+      </w:pPr>
+      <w:r>
+        <w:rPr>
+          <w:b w:val="0"/>
+        </w:rPr>
+        <w:t xml:space="preserve">Compare candidate losses with the same </w:t>
+      </w:r>
+      <w:r>
+        <w:rPr>
+          <w:b/>
+        </w:rPr>
+        <w:t>target</w:t>
+      </w:r>
+      <w:r>
+        <w:rPr>
+          <w:b w:val="0"/>
+        </w:rPr>
+        <w:t>s and denominator.</w:t>
       </w:r>
     </w:p>
     <w:p>
-      <w:r>
-        <w:t>All inputs and outcomes in this worked example are invented classroom data; no real model run is claimed.</w:t>
+      <w:pPr>
+        <w:spacing w:line="336" w:lineRule="auto" w:after="180"/>
+      </w:pPr>
+      <w:r>
+        <w:rPr>
+          <w:b/>
+        </w:rPr>
+        <w:t>Target</w:t>
+      </w:r>
+      <w:r>
+        <w:rPr>
+          <w:b w:val="0"/>
+        </w:rPr>
+        <w:t>s [1, 3]; A predicts [0, 4]; B predicts [1, 5]. Use MSE over both cases.</w:t>
+      </w:r>
+    </w:p>
+    <w:p>
+      <w:pPr>
+        <w:spacing w:line="336" w:lineRule="auto" w:after="180"/>
+      </w:pPr>
+      <w:r>
+        <w:rPr>
+          <w:b w:val="0"/>
+        </w:rPr>
+        <w:t xml:space="preserve">All </w:t>
+      </w:r>
+      <w:r>
+        <w:rPr>
+          <w:b/>
+        </w:rPr>
+        <w:t>input</w:t>
+      </w:r>
+      <w:r>
+        <w:rPr>
+          <w:b w:val="0"/>
+        </w:rPr>
+        <w:t>s and outcomes in this worked example are invented classroom data; no real model run is claimed.</w:t>
       </w:r>
     </w:p>
     <w:p>
@@ -940,8 +1334,26 @@
       </w:r>
     </w:p>
     <w:p>
-      <w:r>
-        <w:t>Why must the report name the chosen loss? Point to the relevant step in the picture, then write the changed result and the rule or evidence that supports it.</w:t>
+      <w:pPr>
+        <w:spacing w:line="336" w:lineRule="auto" w:after="180"/>
+      </w:pPr>
+      <w:r>
+        <w:rPr>
+          <w:b w:val="0"/>
+        </w:rPr>
+        <w:t xml:space="preserve">Why must the report name the chosen loss? Point to the relevant step in the picture, then write the changed result and the rule or </w:t>
+      </w:r>
+      <w:r>
+        <w:rPr>
+          <w:b/>
+        </w:rPr>
+        <w:t>evidence</w:t>
+      </w:r>
+      <w:r>
+        <w:rPr>
+          <w:b w:val="0"/>
+        </w:rPr>
+        <w:t xml:space="preserve"> that supports it.</w:t>
       </w:r>
     </w:p>
     <w:p>
@@ -983,36 +1395,162 @@
       </w:r>
     </w:p>
     <w:p>
-      <w:r>
-        <w:t>Support used: alone / hint / worked example. This record is practice evidence.</w:t>
+      <w:pPr>
+        <w:pStyle w:val="Heading3"/>
+      </w:pPr>
+      <w:r>
+        <w:t>Record the help used</w:t>
       </w:r>
     </w:p>
     <w:p>
-      <w:r>
-        <w:t>Project connection: For your Image-pattern Network Investigation, save the input, procedure, observed result and limitation of this check. Label this worked example as practice; use a different, previously unreviewed case when checking independent understanding.</w:t>
+      <w:pPr>
+        <w:spacing w:line="336" w:lineRule="auto" w:after="180"/>
+        <w:shd w:fill="F1F6F8"/>
+      </w:pPr>
+      <w:r>
+        <w:rPr>
+          <w:b w:val="0"/>
+        </w:rPr>
+        <w:t xml:space="preserve">Support used: alone / hint / worked example. This record is practice </w:t>
+      </w:r>
+      <w:r>
+        <w:rPr>
+          <w:b/>
+        </w:rPr>
+        <w:t>evidence</w:t>
+      </w:r>
+      <w:r>
+        <w:rPr>
+          <w:b w:val="0"/>
+        </w:rPr>
+        <w:t>.</w:t>
       </w:r>
     </w:p>
     <w:p>
       <w:pPr>
-        <w:pStyle w:val="Heading1"/>
-      </w:pPr>
-      <w:r>
-        <w:t>13. Project portfolio milestone</w:t>
+        <w:spacing w:line="336" w:lineRule="auto" w:after="180"/>
+      </w:pPr>
+      <w:r>
+        <w:rPr>
+          <w:b w:val="0"/>
+        </w:rPr>
+        <w:t xml:space="preserve">Project connection: For your Image-pattern Network Investigation, save the </w:t>
+      </w:r>
+      <w:r>
+        <w:rPr>
+          <w:b/>
+        </w:rPr>
+        <w:t>input</w:t>
+      </w:r>
+      <w:r>
+        <w:rPr>
+          <w:b w:val="0"/>
+        </w:rPr>
+        <w:t>, procedure, observed result and limitation of this check.</w:t>
       </w:r>
     </w:p>
     <w:p>
-      <w:r>
-        <w:t>Project: Image-pattern Network Investigation</w:t>
+      <w:pPr>
+        <w:spacing w:line="336" w:lineRule="auto" w:after="180"/>
+      </w:pPr>
+      <w:r>
+        <w:rPr>
+          <w:b w:val="0"/>
+        </w:rPr>
+        <w:t>Label this worked example as practice; use a different, previously unreviewed case when checking independent understanding.</w:t>
       </w:r>
     </w:p>
     <w:p>
-      <w:r>
-        <w:t>Current milestone: Make a transparent first version. Keep a trace of how one input becomes an output; explain the rule or learned component.</w:t>
+      <w:pPr>
+        <w:pStyle w:val="Heading1"/>
+      </w:pPr>
+      <w:r>
+        <w:t>13. Project portfolio milestone</w:t>
       </w:r>
     </w:p>
     <w:p>
       <w:r>
-        <w:t>For your Image-pattern Network Investigation, save the input, procedure, observed result and limitation of this check. Label this worked example as practice; use a different, previously unreviewed case when checking independent understanding.</w:t>
+        <w:t>Keep this week’s input, deciding step, result and limit together in the Image-pattern Network Investigation record.</w:t>
+      </w:r>
+    </w:p>
+    <w:p>
+      <w:pPr>
+        <w:spacing w:line="336" w:lineRule="auto" w:after="180"/>
+      </w:pPr>
+      <w:r>
+        <w:rPr>
+          <w:b w:val="0"/>
+        </w:rPr>
+        <w:t>Project: Image-pattern Network Investigation</w:t>
+      </w:r>
+    </w:p>
+    <w:p>
+      <w:pPr>
+        <w:spacing w:line="336" w:lineRule="auto" w:after="180"/>
+      </w:pPr>
+      <w:r>
+        <w:rPr>
+          <w:b w:val="0"/>
+        </w:rPr>
+        <w:t xml:space="preserve">Current milestone: Make a transparent first version. Keep a trace of how one </w:t>
+      </w:r>
+      <w:r>
+        <w:rPr>
+          <w:b/>
+        </w:rPr>
+        <w:t>input</w:t>
+      </w:r>
+      <w:r>
+        <w:rPr>
+          <w:b w:val="0"/>
+        </w:rPr>
+        <w:t xml:space="preserve"> becomes an </w:t>
+      </w:r>
+      <w:r>
+        <w:rPr>
+          <w:b/>
+        </w:rPr>
+        <w:t>output</w:t>
+      </w:r>
+      <w:r>
+        <w:rPr>
+          <w:b w:val="0"/>
+        </w:rPr>
+        <w:t>; explain the rule or learned component.</w:t>
+      </w:r>
+    </w:p>
+    <w:p>
+      <w:pPr>
+        <w:spacing w:line="336" w:lineRule="auto" w:after="180"/>
+      </w:pPr>
+      <w:r>
+        <w:rPr>
+          <w:b w:val="0"/>
+        </w:rPr>
+        <w:t xml:space="preserve">For your Image-pattern Network Investigation, save the </w:t>
+      </w:r>
+      <w:r>
+        <w:rPr>
+          <w:b/>
+        </w:rPr>
+        <w:t>input</w:t>
+      </w:r>
+      <w:r>
+        <w:rPr>
+          <w:b w:val="0"/>
+        </w:rPr>
+        <w:t>, procedure, observed result and limitation of this check.</w:t>
+      </w:r>
+    </w:p>
+    <w:p>
+      <w:pPr>
+        <w:spacing w:line="336" w:lineRule="auto" w:after="180"/>
+      </w:pPr>
+      <w:r>
+        <w:rPr>
+          <w:b w:val="0"/>
+        </w:rPr>
+        <w:t>Label this worked example as practice; use a different, previously unreviewed case when checking independent understanding.</w:t>
       </w:r>
     </w:p>
     <w:tbl>
@@ -1174,53 +1712,128 @@
     </w:p>
     <w:p>
       <w:r>
-        <w:t>Use this supported practice once, in the browser or on paper. Keep the reserved independent assessment for a separate first attempt before teacher feedback.</w:t>
+        <w:t>Try the supported questions before comparing with hints and feedback. Record what you repaired and the evidence you retained.</w:t>
       </w:r>
     </w:p>
     <w:p>
-      <w:r>
-        <w:t>Compare candidate losses with the same targets and denominator.</w:t>
+      <w:pPr>
+        <w:spacing w:line="336" w:lineRule="auto" w:after="180"/>
+      </w:pPr>
+      <w:r>
+        <w:rPr>
+          <w:b w:val="0"/>
+        </w:rPr>
+        <w:t>Use this supported practice once, in the browser or on paper. Keep the reserved independent assessment for a separate first attempt before teacher feedback.</w:t>
       </w:r>
     </w:p>
     <w:p>
       <w:pPr>
-        <w:pStyle w:val="Heading3"/>
-      </w:pPr>
-      <w:r>
-        <w:t>Practice 1: explain the deciding evidence</w:t>
+        <w:spacing w:line="336" w:lineRule="auto" w:after="180"/>
+      </w:pPr>
+      <w:r>
+        <w:rPr>
+          <w:b w:val="0"/>
+        </w:rPr>
+        <w:t xml:space="preserve">Compare candidate losses with the same </w:t>
+      </w:r>
+      <w:r>
+        <w:rPr>
+          <w:b/>
+        </w:rPr>
+        <w:t>target</w:t>
+      </w:r>
+      <w:r>
+        <w:rPr>
+          <w:b w:val="0"/>
+        </w:rPr>
+        <w:t>s and denominator.</w:t>
       </w:r>
     </w:p>
     <w:p>
-      <w:r>
-        <w:t>Which labelled step matches this detail? A wins under MSE; both MAEs equal1.</w:t>
+      <w:pPr>
+        <w:pStyle w:val="Heading3"/>
+      </w:pPr>
+      <w:r>
+        <w:t>Practice 1: explain the deciding evidence</w:t>
       </w:r>
     </w:p>
     <w:p>
-      <w:r>
-        <w:t>1. Compare objective</w:t>
+      <w:pPr>
+        <w:spacing w:line="336" w:lineRule="auto" w:after="180"/>
+      </w:pPr>
+      <w:r>
+        <w:rPr>
+          <w:b w:val="0"/>
+        </w:rPr>
+        <w:t>Which labelled step matches this detail? A wins under MSE; both MAEs equal1.</w:t>
       </w:r>
     </w:p>
     <w:p>
-      <w:r>
-        <w:t>2. A squared errors</w:t>
+      <w:pPr>
+        <w:spacing w:line="336" w:lineRule="auto" w:after="180"/>
+        <w:shd w:fill="F4F9FC"/>
+      </w:pPr>
+      <w:r>
+        <w:rPr>
+          <w:b w:val="0"/>
+        </w:rPr>
+        <w:t>1. Compare objective</w:t>
       </w:r>
     </w:p>
     <w:p>
-      <w:r>
-        <w:t>3. B squared errors</w:t>
+      <w:pPr>
+        <w:spacing w:line="336" w:lineRule="auto" w:after="180"/>
+        <w:shd w:fill="F4F9FC"/>
+      </w:pPr>
+      <w:r>
+        <w:rPr>
+          <w:b w:val="0"/>
+        </w:rPr>
+        <w:t xml:space="preserve">2. A </w:t>
+      </w:r>
+      <w:r>
+        <w:rPr>
+          <w:b/>
+        </w:rPr>
+        <w:t>squared error</w:t>
+      </w:r>
+      <w:r>
+        <w:rPr>
+          <w:b w:val="0"/>
+        </w:rPr>
+        <w:t>s</w:t>
       </w:r>
     </w:p>
     <w:p>
       <w:pPr>
-        <w:pStyle w:val="Heading3"/>
-      </w:pPr>
-      <w:r>
-        <w:t>My selected conclusion, deciding fact and explanation</w:t>
+        <w:spacing w:line="336" w:lineRule="auto" w:after="180"/>
+        <w:shd w:fill="F4F9FC"/>
+      </w:pPr>
+      <w:r>
+        <w:rPr>
+          <w:b w:val="0"/>
+        </w:rPr>
+        <w:t xml:space="preserve">3. B </w:t>
+      </w:r>
+      <w:r>
+        <w:rPr>
+          <w:b/>
+        </w:rPr>
+        <w:t>squared error</w:t>
+      </w:r>
+      <w:r>
+        <w:rPr>
+          <w:b w:val="0"/>
+        </w:rPr>
+        <w:t>s</w:t>
       </w:r>
     </w:p>
     <w:p>
-      <w:r>
-        <w:t>________________________________________________________________</w:t>
+      <w:pPr>
+        <w:pStyle w:val="Heading3"/>
+      </w:pPr>
+      <w:r>
+        <w:t>My selected conclusion, deciding fact and explanation</w:t>
       </w:r>
     </w:p>
     <w:p>
@@ -1245,40 +1858,95 @@
     </w:p>
     <w:p>
       <w:r>
-        <w:t>Hint if needed: Read the steps in the pictorial case. Match the supplied detail to the stage that performs or records it.</w:t>
+        <w:t>________________________________________________________________</w:t>
       </w:r>
     </w:p>
     <w:p>
-      <w:r>
-        <w:t>After your attempt, compare with the supported explanation: Compare objective A wins under MSE; both MAEs equal1. For this loss calculation, the signed error is prediction minus target. MSE squares each error before averaging; MAE takes its absolute value. A spreads its error equally across both cases, while B concentrates it in one case. Squaring makes the larger individual error count more. State the objective before selecting a model, because these two objectives give different comparisons.</w:t>
+      <w:pPr>
+        <w:pStyle w:val="Heading3"/>
+      </w:pPr>
+      <w:r>
+        <w:t>Hint · try first</w:t>
       </w:r>
     </w:p>
     <w:p>
       <w:pPr>
-        <w:pStyle w:val="Heading3"/>
-      </w:pPr>
-      <w:r>
-        <w:t>Practice 2: explain the deciding evidence</w:t>
+        <w:spacing w:line="336" w:lineRule="auto" w:after="180"/>
+        <w:shd w:fill="F1F6F8"/>
+      </w:pPr>
+      <w:r>
+        <w:rPr>
+          <w:b w:val="0"/>
+        </w:rPr>
+        <w:t>Hint if needed: Read the steps in the pictorial case. Match the supplied detail to the stage that performs or records it.</w:t>
       </w:r>
     </w:p>
     <w:p>
-      <w:r>
-        <w:t>Changed-case practice: Choose MAE instead of MSE as the sole criterion. Which conclusion is supported by the supplied facts?</w:t>
+      <w:pPr>
+        <w:pStyle w:val="Heading3"/>
+      </w:pPr>
+      <w:r>
+        <w:t>Feedback · compare after trying</w:t>
       </w:r>
     </w:p>
     <w:p>
-      <w:r>
-        <w:t>1. We can decide the result without examining the changed input or the procedure.</w:t>
+      <w:pPr>
+        <w:spacing w:line="336" w:lineRule="auto" w:after="180"/>
+        <w:shd w:fill="F1F6FC"/>
+      </w:pPr>
+      <w:r>
+        <w:rPr>
+          <w:b w:val="0"/>
+        </w:rPr>
+        <w:t xml:space="preserve">After your attempt, compare with the supported explanation: Compare objective A wins under MSE; both MAEs equal1. For this loss calculation, the signed error is </w:t>
+      </w:r>
+      <w:r>
+        <w:rPr>
+          <w:b/>
+        </w:rPr>
+        <w:t>prediction</w:t>
+      </w:r>
+      <w:r>
+        <w:rPr>
+          <w:b w:val="0"/>
+        </w:rPr>
+        <w:t xml:space="preserve"> minus </w:t>
+      </w:r>
+      <w:r>
+        <w:rPr>
+          <w:b/>
+        </w:rPr>
+        <w:t>target</w:t>
+      </w:r>
+      <w:r>
+        <w:rPr>
+          <w:b w:val="0"/>
+        </w:rPr>
+        <w:t>.</w:t>
       </w:r>
     </w:p>
     <w:p>
-      <w:r>
-        <w:t>2. This one example guarantees correct results for every future input.</w:t>
+      <w:pPr>
+        <w:spacing w:line="336" w:lineRule="auto" w:after="180"/>
+        <w:shd w:fill="F1F6FC"/>
+      </w:pPr>
+      <w:r>
+        <w:rPr>
+          <w:b w:val="0"/>
+        </w:rPr>
+        <w:t>MSE squares each error before averaging; MAE takes its absolute value. A spreads its error equally across both cases, while B concentrates it in one case. Squaring makes the larger individual error count more.</w:t>
       </w:r>
     </w:p>
     <w:p>
-      <w:r>
-        <w:t>3. A and B tie at MAE1.</w:t>
+      <w:pPr>
+        <w:spacing w:line="336" w:lineRule="auto" w:after="180"/>
+        <w:shd w:fill="F1F6FC"/>
+      </w:pPr>
+      <w:r>
+        <w:rPr>
+          <w:b w:val="0"/>
+        </w:rPr>
+        <w:t>State the objective before selecting a model, because these two objectives give different comparisons.</w:t>
       </w:r>
     </w:p>
     <w:p>
@@ -1286,65 +1954,120 @@
         <w:pStyle w:val="Heading3"/>
       </w:pPr>
       <w:r>
-        <w:t>My selected conclusion, deciding fact and explanation</w:t>
+        <w:t>Practice 2: explain the deciding evidence</w:t>
       </w:r>
     </w:p>
     <w:p>
-      <w:r>
-        <w:t>________________________________________________________________</w:t>
+      <w:pPr>
+        <w:pStyle w:val="Heading3"/>
+      </w:pPr>
+      <w:r>
+        <w:t>Changed case · predict first</w:t>
       </w:r>
     </w:p>
     <w:p>
-      <w:r>
-        <w:t>________________________________________________________________</w:t>
+      <w:pPr>
+        <w:spacing w:line="336" w:lineRule="auto" w:after="180"/>
+        <w:shd w:fill="F5F1FB"/>
+      </w:pPr>
+      <w:r>
+        <w:rPr>
+          <w:b w:val="0"/>
+        </w:rPr>
+        <w:t>Changed-case practice: Choose MAE instead of MSE as the sole criterion. Which conclusion is supported by the supplied facts?</w:t>
       </w:r>
     </w:p>
     <w:p>
-      <w:r>
-        <w:t>________________________________________________________________</w:t>
+      <w:pPr>
+        <w:spacing w:line="336" w:lineRule="auto" w:after="180"/>
+        <w:shd w:fill="F4F9FC"/>
+      </w:pPr>
+      <w:r>
+        <w:rPr>
+          <w:b w:val="0"/>
+        </w:rPr>
+        <w:t xml:space="preserve">1. We can decide the result without examining the changed </w:t>
+      </w:r>
+      <w:r>
+        <w:rPr>
+          <w:b/>
+        </w:rPr>
+        <w:t>input</w:t>
+      </w:r>
+      <w:r>
+        <w:rPr>
+          <w:b w:val="0"/>
+        </w:rPr>
+        <w:t xml:space="preserve"> or the procedure.</w:t>
       </w:r>
     </w:p>
     <w:p>
-      <w:r>
-        <w:t>________________________________________________________________</w:t>
+      <w:pPr>
+        <w:spacing w:line="336" w:lineRule="auto" w:after="180"/>
+        <w:shd w:fill="F4F9FC"/>
+      </w:pPr>
+      <w:r>
+        <w:rPr>
+          <w:b w:val="0"/>
+        </w:rPr>
+        <w:t xml:space="preserve">2. This one example guarantees correct results for every future </w:t>
+      </w:r>
+      <w:r>
+        <w:rPr>
+          <w:b/>
+        </w:rPr>
+        <w:t>input</w:t>
+      </w:r>
+      <w:r>
+        <w:rPr>
+          <w:b w:val="0"/>
+        </w:rPr>
+        <w:t>.</w:t>
       </w:r>
     </w:p>
     <w:p>
-      <w:r>
-        <w:t>________________________________________________________________</w:t>
+      <w:pPr>
+        <w:spacing w:line="336" w:lineRule="auto" w:after="180"/>
+        <w:shd w:fill="F4F9FC"/>
+      </w:pPr>
+      <w:r>
+        <w:rPr>
+          <w:b w:val="0"/>
+        </w:rPr>
+        <w:t>3. A and B tie at MAE1.</w:t>
       </w:r>
     </w:p>
     <w:p>
-      <w:r>
-        <w:t>Hint if needed: Use the changed condition and the deciding step in the pictorial trace. The answer must say what follows from those facts.</w:t>
+      <w:pPr>
+        <w:pStyle w:val="Heading3"/>
+      </w:pPr>
+      <w:r>
+        <w:t>My selected conclusion, deciding fact and explanation</w:t>
       </w:r>
     </w:p>
     <w:p>
       <w:r>
-        <w:t>After your attempt, compare with the supported explanation: A and B tie at MAE1. Squared error penalises B’s concentrated error more, while absolute errors both sum 2.</w:t>
+        <w:t>________________________________________________________________</w:t>
       </w:r>
     </w:p>
     <w:p>
-      <w:pPr>
-        <w:pStyle w:val="Heading3"/>
-      </w:pPr>
-      <w:r>
-        <w:t>Repair a missing building block</w:t>
+      <w:r>
+        <w:t>________________________________________________________________</w:t>
       </w:r>
     </w:p>
     <w:p>
       <w:r>
-        <w:t>Review Parameters and architecture (ai-5/7). Goal: Distinguish architectural choices from parameter values. Short practice: How many new parameters did that one hidden unit add? Point to the relevant step in the picture, then write the changed result and the rule or evidence that supports it.. Return to this week and explain what you changed.</w:t>
+        <w:t>________________________________________________________________</w:t>
       </w:r>
     </w:p>
     <w:p>
       <w:r>
-        <w:t>Review Composing layers (ai-5/5). Goal: Trace how one layer supplies the next layer inputs. Short practice: What intermediate value explains the changed output? Point to the relevant step in the picture, then write the changed result and the rule or evidence that supports it.. Return to this week and explain what you changed.</w:t>
+        <w:t>________________________________________________________________</w:t>
       </w:r>
     </w:p>
     <w:p>
       <w:r>
-        <w:t>Review Dot products and weighted sums (ai-5/2). Goal: Calculate a dot product by matching feature positions. Short practice: Which connection explains why more right brightness lowers this score? Point to the relevant step in the picture, then write the changed result and the rule or evidence that supports it.. Return to this week and explain what you changed.</w:t>
+        <w:t>________________________________________________________________</w:t>
       </w:r>
     </w:p>
     <w:p>
@@ -1352,12 +2075,19 @@
         <w:pStyle w:val="Heading3"/>
       </w:pPr>
       <w:r>
-        <w:t>Predict, run and debug</w:t>
+        <w:t>Hint · try first</w:t>
       </w:r>
     </w:p>
     <w:p>
-      <w:r>
-        <w:t>The browser lab lets you edit the supported Python examples already included in this lesson. Predict first, run, inspect the actual output or error, change one input, then run again. Keep code, predictions, actual results and a reasoned revision together. On paper, label your result as a trace rather than an execution.</w:t>
+      <w:pPr>
+        <w:spacing w:line="336" w:lineRule="auto" w:after="180"/>
+        <w:shd w:fill="F1F6F8"/>
+      </w:pPr>
+      <w:r>
+        <w:rPr>
+          <w:b w:val="0"/>
+        </w:rPr>
+        <w:t>Hint if needed: Use the changed condition and the deciding step in the pictorial trace. The answer must say what follows from those facts.</w:t>
       </w:r>
     </w:p>
     <w:p>
@@ -1365,12 +2095,31 @@
         <w:pStyle w:val="Heading3"/>
       </w:pPr>
       <w:r>
-        <w:t>Keep your completed work</w:t>
+        <w:t>Feedback · compare after trying</w:t>
       </w:r>
     </w:p>
     <w:p>
-      <w:r>
-        <w:t>Use Download completed work in the hosted lesson to export your answers, reflections, practice feedback and code-run evidence. Open the HTML copy to read or print it. Drafts stay in this browser when storage is available; clear drafts on a shared device.</w:t>
+      <w:pPr>
+        <w:spacing w:line="336" w:lineRule="auto" w:after="180"/>
+        <w:shd w:fill="F1F6FC"/>
+      </w:pPr>
+      <w:r>
+        <w:rPr>
+          <w:b w:val="0"/>
+        </w:rPr>
+        <w:t xml:space="preserve">After your attempt, compare with the supported explanation: A and B tie at MAE1. </w:t>
+      </w:r>
+      <w:r>
+        <w:rPr>
+          <w:b/>
+        </w:rPr>
+        <w:t>Squared error</w:t>
+      </w:r>
+      <w:r>
+        <w:rPr>
+          <w:b w:val="0"/>
+        </w:rPr>
+        <w:t xml:space="preserve"> penalises B’s concentrated error more, while absolute errors both sum 2.</w:t>
       </w:r>
     </w:p>
     <w:p>
@@ -1378,12 +2127,1119 @@
         <w:pStyle w:val="Heading3"/>
       </w:pPr>
       <w:r>
-        <w:t>What I repaired, the evidence I kept and the next test</w:t>
+        <w:t>Repair a missing building block</w:t>
       </w:r>
     </w:p>
     <w:p>
+      <w:pPr>
+        <w:spacing w:line="336" w:lineRule="auto" w:after="180"/>
+      </w:pPr>
+      <w:r>
+        <w:rPr>
+          <w:b w:val="0"/>
+        </w:rPr>
+        <w:t>Review Parameters and architecture (ai-5/7). Goal: Distinguish architectural choices from parameter values. Short practice: How many new parameters did that one hidden unit add?</w:t>
+      </w:r>
+    </w:p>
+    <w:p>
+      <w:pPr>
+        <w:spacing w:line="336" w:lineRule="auto" w:after="180"/>
+      </w:pPr>
+      <w:r>
+        <w:rPr>
+          <w:b w:val="0"/>
+        </w:rPr>
+        <w:t xml:space="preserve">Point to the relevant step in the picture, then write the changed result and the rule or </w:t>
+      </w:r>
+      <w:r>
+        <w:rPr>
+          <w:b/>
+        </w:rPr>
+        <w:t>evidence</w:t>
+      </w:r>
+      <w:r>
+        <w:rPr>
+          <w:b w:val="0"/>
+        </w:rPr>
+        <w:t xml:space="preserve"> that supports it.. Return to this week and explain what you changed.</w:t>
+      </w:r>
+    </w:p>
+    <w:p>
+      <w:pPr>
+        <w:spacing w:line="336" w:lineRule="auto" w:after="180"/>
+      </w:pPr>
+      <w:r>
+        <w:rPr>
+          <w:b w:val="0"/>
+        </w:rPr>
+        <w:t xml:space="preserve">Review Composing layers (ai-5/5). Goal: Trace how one layer supplies the next layer </w:t>
+      </w:r>
+      <w:r>
+        <w:rPr>
+          <w:b/>
+        </w:rPr>
+        <w:t>input</w:t>
+      </w:r>
+      <w:r>
+        <w:rPr>
+          <w:b w:val="0"/>
+        </w:rPr>
+        <w:t xml:space="preserve">s. Short practice: What intermediate value explains the changed </w:t>
+      </w:r>
+      <w:r>
+        <w:rPr>
+          <w:b/>
+        </w:rPr>
+        <w:t>output</w:t>
+      </w:r>
+      <w:r>
+        <w:rPr>
+          <w:b w:val="0"/>
+        </w:rPr>
+        <w:t>?</w:t>
+      </w:r>
+    </w:p>
+    <w:p>
+      <w:pPr>
+        <w:spacing w:line="336" w:lineRule="auto" w:after="180"/>
+      </w:pPr>
+      <w:r>
+        <w:rPr>
+          <w:b w:val="0"/>
+        </w:rPr>
+        <w:t xml:space="preserve">Point to the relevant step in the picture, then write the changed result and the rule or </w:t>
+      </w:r>
+      <w:r>
+        <w:rPr>
+          <w:b/>
+        </w:rPr>
+        <w:t>evidence</w:t>
+      </w:r>
+      <w:r>
+        <w:rPr>
+          <w:b w:val="0"/>
+        </w:rPr>
+        <w:t xml:space="preserve"> that supports it.. Return to this week and explain what you changed.</w:t>
+      </w:r>
+    </w:p>
+    <w:p>
+      <w:pPr>
+        <w:spacing w:line="336" w:lineRule="auto" w:after="180"/>
+      </w:pPr>
+      <w:r>
+        <w:rPr>
+          <w:b w:val="0"/>
+        </w:rPr>
+        <w:t>Review Dot products and weighted sums (ai-5/2). Goal: Calculate a dot product by matching feature positions. Short practice: Which connection explains why more right brightness lowers this score?</w:t>
+      </w:r>
+    </w:p>
+    <w:p>
+      <w:pPr>
+        <w:spacing w:line="336" w:lineRule="auto" w:after="180"/>
+      </w:pPr>
+      <w:r>
+        <w:rPr>
+          <w:b w:val="0"/>
+        </w:rPr>
+        <w:t xml:space="preserve">Point to the relevant step in the picture, then write the changed result and the rule or </w:t>
+      </w:r>
+      <w:r>
+        <w:rPr>
+          <w:b/>
+        </w:rPr>
+        <w:t>evidence</w:t>
+      </w:r>
+      <w:r>
+        <w:rPr>
+          <w:b w:val="0"/>
+        </w:rPr>
+        <w:t xml:space="preserve"> that supports it.. Return to this week and explain what you changed.</w:t>
+      </w:r>
+    </w:p>
+    <w:p>
+      <w:pPr>
+        <w:pStyle w:val="Heading3"/>
+      </w:pPr>
+      <w:r>
+        <w:t>Predict, run and debug</w:t>
+      </w:r>
+    </w:p>
+    <w:p>
+      <w:pPr>
+        <w:spacing w:line="336" w:lineRule="auto" w:after="180"/>
+      </w:pPr>
+      <w:r>
+        <w:rPr>
+          <w:b w:val="0"/>
+        </w:rPr>
+        <w:t xml:space="preserve">The browser lab lets you edit the supported Python examples already included in this lesson. Predict first, run, inspect the actual </w:t>
+      </w:r>
+      <w:r>
+        <w:rPr>
+          <w:b/>
+        </w:rPr>
+        <w:t>output</w:t>
+      </w:r>
+      <w:r>
+        <w:rPr>
+          <w:b w:val="0"/>
+        </w:rPr>
+        <w:t xml:space="preserve"> or error, change one </w:t>
+      </w:r>
+      <w:r>
+        <w:rPr>
+          <w:b/>
+        </w:rPr>
+        <w:t>input</w:t>
+      </w:r>
+      <w:r>
+        <w:rPr>
+          <w:b w:val="0"/>
+        </w:rPr>
+        <w:t>, then run again.</w:t>
+      </w:r>
+    </w:p>
+    <w:p>
+      <w:pPr>
+        <w:spacing w:line="336" w:lineRule="auto" w:after="180"/>
+      </w:pPr>
+      <w:r>
+        <w:rPr>
+          <w:b w:val="0"/>
+        </w:rPr>
+        <w:t xml:space="preserve">Keep code, </w:t>
+      </w:r>
+      <w:r>
+        <w:rPr>
+          <w:b/>
+        </w:rPr>
+        <w:t>prediction</w:t>
+      </w:r>
+      <w:r>
+        <w:rPr>
+          <w:b w:val="0"/>
+        </w:rPr>
+        <w:t>s, actual results and a reasoned revision together. On paper, label your result as a trace rather than an execution.</w:t>
+      </w:r>
+    </w:p>
+    <w:p>
+      <w:pPr>
+        <w:pStyle w:val="Heading3"/>
+      </w:pPr>
+      <w:r>
+        <w:t>Keep your completed work</w:t>
+      </w:r>
+    </w:p>
+    <w:p>
+      <w:pPr>
+        <w:spacing w:line="336" w:lineRule="auto" w:after="180"/>
+      </w:pPr>
+      <w:r>
+        <w:rPr>
+          <w:b w:val="0"/>
+        </w:rPr>
+        <w:t xml:space="preserve">Use Download completed work in the hosted lesson to export your answers, reflections, practice feedback and code-run </w:t>
+      </w:r>
+      <w:r>
+        <w:rPr>
+          <w:b/>
+        </w:rPr>
+        <w:t>evidence</w:t>
+      </w:r>
+      <w:r>
+        <w:rPr>
+          <w:b w:val="0"/>
+        </w:rPr>
+        <w:t>. Open the HTML copy to read or print it.</w:t>
+      </w:r>
+    </w:p>
+    <w:p>
+      <w:pPr>
+        <w:spacing w:line="336" w:lineRule="auto" w:after="180"/>
+      </w:pPr>
+      <w:r>
+        <w:rPr>
+          <w:b w:val="0"/>
+        </w:rPr>
+        <w:t>Drafts stay in this browser when storage is available; clear drafts on a shared device.</w:t>
+      </w:r>
+    </w:p>
+    <w:p>
+      <w:pPr>
+        <w:pStyle w:val="Heading3"/>
+      </w:pPr>
+      <w:r>
+        <w:t>What I repaired, the evidence I kept and the next test</w:t>
+      </w:r>
+    </w:p>
+    <w:p>
       <w:r>
         <w:t>________________________________________________________________</w:t>
+      </w:r>
+    </w:p>
+    <w:p>
+      <w:r>
+        <w:t>________________________________________________________________</w:t>
+      </w:r>
+    </w:p>
+    <w:p>
+      <w:r>
+        <w:t>________________________________________________________________</w:t>
+      </w:r>
+    </w:p>
+    <w:p>
+      <w:r>
+        <w:t>________________________________________________________________</w:t>
+      </w:r>
+    </w:p>
+    <w:p>
+      <w:r>
+        <w:t>________________________________________________________________</w:t>
+      </w:r>
+    </w:p>
+    <w:p>
+      <w:pPr>
+        <w:pStyle w:val="Heading1"/>
+      </w:pPr>
+      <w:r>
+        <w:t>15. Visual concept journey</w:t>
+      </w:r>
+    </w:p>
+    <w:p>
+      <w:r>
+        <w:t>Explain each Loss functions picture from its labels, then record a relevant limit.</w:t>
+      </w:r>
+    </w:p>
+    <w:p>
+      <w:pPr>
+        <w:pStyle w:val="Heading3"/>
+      </w:pPr>
+      <w:r>
+        <w:t>01. Loss functions: the case</w:t>
+      </w:r>
+    </w:p>
+    <w:p>
+      <w:r>
+        <w:drawing>
+          <wp:inline xmlns:a="http://schemas.openxmlformats.org/drawingml/2006/main" xmlns:pic="http://schemas.openxmlformats.org/drawingml/2006/picture">
+            <wp:extent cx="5486400" cy="2840736"/>
+            <wp:docPr id="3" name="Picture 3" descr="Compare candidate losses with the same targets and denominator. Supplied facts: Targets [1, 3]; A predicts [0, 4]; B predicts [1, 5]. Use MSE over both cases. All inputs and outcomes in this worked example are invented classroom data; no real model run is claimed."/>
+            <wp:cNvGraphicFramePr>
+              <a:graphicFrameLocks noChangeAspect="1"/>
+            </wp:cNvGraphicFramePr>
+            <a:graphic>
+              <a:graphicData uri="http://schemas.openxmlformats.org/drawingml/2006/picture">
+                <pic:pic>
+                  <pic:nvPicPr>
+                    <pic:cNvPr id="0" name="academy-story-ai-5-8-01.png"/>
+                    <pic:cNvPicPr/>
+                  </pic:nvPicPr>
+                  <pic:blipFill>
+                    <a:blip r:embed="rId11"/>
+                    <a:stretch>
+                      <a:fillRect/>
+                    </a:stretch>
+                  </pic:blipFill>
+                  <pic:spPr>
+                    <a:xfrm>
+                      <a:off x="0" y="0"/>
+                      <a:ext cx="5486400" cy="2840736"/>
+                    </a:xfrm>
+                    <a:prstGeom prst="rect"/>
+                  </pic:spPr>
+                </pic:pic>
+              </a:graphicData>
+            </a:graphic>
+          </wp:inline>
+        </w:drawing>
+      </w:r>
+    </w:p>
+    <w:p>
+      <w:pPr>
+        <w:spacing w:line="336" w:lineRule="auto" w:after="180"/>
+      </w:pPr>
+      <w:r>
+        <w:rPr>
+          <w:b w:val="0"/>
+        </w:rPr>
+        <w:t xml:space="preserve">Compare candidate losses with the same </w:t>
+      </w:r>
+      <w:r>
+        <w:rPr>
+          <w:b/>
+        </w:rPr>
+        <w:t>target</w:t>
+      </w:r>
+      <w:r>
+        <w:rPr>
+          <w:b w:val="0"/>
+        </w:rPr>
+        <w:t xml:space="preserve">s and denominator. Supplied facts: </w:t>
+      </w:r>
+      <w:r>
+        <w:rPr>
+          <w:b/>
+        </w:rPr>
+        <w:t>Target</w:t>
+      </w:r>
+      <w:r>
+        <w:rPr>
+          <w:b w:val="0"/>
+        </w:rPr>
+        <w:t>s [1, 3]; A predicts [0, 4]; B predicts [1, 5]. Use MSE over both cases.</w:t>
+      </w:r>
+    </w:p>
+    <w:p>
+      <w:pPr>
+        <w:spacing w:line="336" w:lineRule="auto" w:after="180"/>
+      </w:pPr>
+      <w:r>
+        <w:rPr>
+          <w:b w:val="0"/>
+        </w:rPr>
+        <w:t xml:space="preserve">All </w:t>
+      </w:r>
+      <w:r>
+        <w:rPr>
+          <w:b/>
+        </w:rPr>
+        <w:t>input</w:t>
+      </w:r>
+      <w:r>
+        <w:rPr>
+          <w:b w:val="0"/>
+        </w:rPr>
+        <w:t>s and outcomes in this worked example are invented classroom data; no real model run is claimed.</w:t>
+      </w:r>
+    </w:p>
+    <w:p>
+      <w:pPr>
+        <w:spacing w:line="336" w:lineRule="auto" w:after="180"/>
+        <w:shd w:fill="F5F1FB"/>
+      </w:pPr>
+      <w:r>
+        <w:rPr>
+          <w:b w:val="0"/>
+        </w:rPr>
+        <w:t>Point to the given fact that matters most. Explain why it matters.</w:t>
+      </w:r>
+    </w:p>
+    <w:p>
+      <w:pPr>
+        <w:pStyle w:val="Heading3"/>
+      </w:pPr>
+      <w:r>
+        <w:t>My picture explanation, deciding evidence and one limit</w:t>
+      </w:r>
+    </w:p>
+    <w:p>
+      <w:r>
+        <w:t>________________________________________________________________</w:t>
+      </w:r>
+    </w:p>
+    <w:p>
+      <w:r>
+        <w:t>________________________________________________________________</w:t>
+      </w:r>
+    </w:p>
+    <w:p>
+      <w:r>
+        <w:t>________________________________________________________________</w:t>
+      </w:r>
+    </w:p>
+    <w:p>
+      <w:r>
+        <w:t>________________________________________________________________</w:t>
+      </w:r>
+    </w:p>
+    <w:p>
+      <w:pPr>
+        <w:pStyle w:val="Heading3"/>
+      </w:pPr>
+      <w:r>
+        <w:t>02. Follow the deciding steps</w:t>
+      </w:r>
+    </w:p>
+    <w:p>
+      <w:r>
+        <w:drawing>
+          <wp:inline xmlns:a="http://schemas.openxmlformats.org/drawingml/2006/main" xmlns:pic="http://schemas.openxmlformats.org/drawingml/2006/picture">
+            <wp:extent cx="5486400" cy="3182112"/>
+            <wp:docPr id="4" name="Picture 4" descr="A squared errors: A residuals [-1, 1] give squares [1, 1], MSE1. → B squared errors: B residuals [0, 2] give squares [0, 4], MSE2. → Compare objective: A wins under MSE; both MAEs equal1."/>
+            <wp:cNvGraphicFramePr>
+              <a:graphicFrameLocks noChangeAspect="1"/>
+            </wp:cNvGraphicFramePr>
+            <a:graphic>
+              <a:graphicData uri="http://schemas.openxmlformats.org/drawingml/2006/picture">
+                <pic:pic>
+                  <pic:nvPicPr>
+                    <pic:cNvPr id="0" name="academy-story-ai-5-8-02.png"/>
+                    <pic:cNvPicPr/>
+                  </pic:nvPicPr>
+                  <pic:blipFill>
+                    <a:blip r:embed="rId12"/>
+                    <a:stretch>
+                      <a:fillRect/>
+                    </a:stretch>
+                  </pic:blipFill>
+                  <pic:spPr>
+                    <a:xfrm>
+                      <a:off x="0" y="0"/>
+                      <a:ext cx="5486400" cy="3182112"/>
+                    </a:xfrm>
+                    <a:prstGeom prst="rect"/>
+                  </pic:spPr>
+                </pic:pic>
+              </a:graphicData>
+            </a:graphic>
+          </wp:inline>
+        </w:drawing>
+      </w:r>
+    </w:p>
+    <w:p>
+      <w:pPr>
+        <w:spacing w:line="336" w:lineRule="auto" w:after="180"/>
+      </w:pPr>
+      <w:r>
+        <w:rPr>
+          <w:b w:val="0"/>
+        </w:rPr>
+        <w:t xml:space="preserve">A </w:t>
+      </w:r>
+      <w:r>
+        <w:rPr>
+          <w:b/>
+        </w:rPr>
+        <w:t>squared error</w:t>
+      </w:r>
+      <w:r>
+        <w:rPr>
+          <w:b w:val="0"/>
+        </w:rPr>
+        <w:t xml:space="preserve">s: A </w:t>
+      </w:r>
+      <w:r>
+        <w:rPr>
+          <w:b/>
+        </w:rPr>
+        <w:t>residual</w:t>
+      </w:r>
+      <w:r>
+        <w:rPr>
+          <w:b w:val="0"/>
+        </w:rPr>
+        <w:t xml:space="preserve">s [-1, 1] give squares [1, 1], MSE1. → B </w:t>
+      </w:r>
+      <w:r>
+        <w:rPr>
+          <w:b/>
+        </w:rPr>
+        <w:t>squared error</w:t>
+      </w:r>
+      <w:r>
+        <w:rPr>
+          <w:b w:val="0"/>
+        </w:rPr>
+        <w:t xml:space="preserve">s: B </w:t>
+      </w:r>
+      <w:r>
+        <w:rPr>
+          <w:b/>
+        </w:rPr>
+        <w:t>residual</w:t>
+      </w:r>
+      <w:r>
+        <w:rPr>
+          <w:b w:val="0"/>
+        </w:rPr>
+        <w:t>s [0, 2] give squares [0, 4], MSE2. → Compare objective: A wins under MSE; both MAEs equal1.</w:t>
+      </w:r>
+    </w:p>
+    <w:p>
+      <w:pPr>
+        <w:spacing w:line="336" w:lineRule="auto" w:after="180"/>
+        <w:shd w:fill="F5F1FB"/>
+      </w:pPr>
+      <w:r>
+        <w:rPr>
+          <w:b w:val="0"/>
+        </w:rPr>
+        <w:t xml:space="preserve">Point to each numbered stage and explain which recorded </w:t>
+      </w:r>
+      <w:r>
+        <w:rPr>
+          <w:b/>
+        </w:rPr>
+        <w:t>input</w:t>
+      </w:r>
+      <w:r>
+        <w:rPr>
+          <w:b w:val="0"/>
+        </w:rPr>
+        <w:t xml:space="preserve"> it uses.</w:t>
+      </w:r>
+    </w:p>
+    <w:p>
+      <w:pPr>
+        <w:pStyle w:val="Heading3"/>
+      </w:pPr>
+      <w:r>
+        <w:t>My picture explanation, deciding evidence and one limit</w:t>
+      </w:r>
+    </w:p>
+    <w:p>
+      <w:r>
+        <w:t>________________________________________________________________</w:t>
+      </w:r>
+    </w:p>
+    <w:p>
+      <w:r>
+        <w:t>________________________________________________________________</w:t>
+      </w:r>
+    </w:p>
+    <w:p>
+      <w:r>
+        <w:t>________________________________________________________________</w:t>
+      </w:r>
+    </w:p>
+    <w:p>
+      <w:r>
+        <w:t>________________________________________________________________</w:t>
+      </w:r>
+    </w:p>
+    <w:p>
+      <w:pPr>
+        <w:pStyle w:val="Heading3"/>
+      </w:pPr>
+      <w:r>
+        <w:t>03. MSE comparison on shared targets</w:t>
+      </w:r>
+    </w:p>
+    <w:p>
+      <w:r>
+        <w:drawing>
+          <wp:inline xmlns:a="http://schemas.openxmlformats.org/drawingml/2006/main" xmlns:pic="http://schemas.openxmlformats.org/drawingml/2006/picture">
+            <wp:extent cx="5486400" cy="2834640"/>
+            <wp:docPr id="5" name="Picture 5" descr="MSE comparison on shared targets. Units: squared target units. model A: 1. model B: 2."/>
+            <wp:cNvGraphicFramePr>
+              <a:graphicFrameLocks noChangeAspect="1"/>
+            </wp:cNvGraphicFramePr>
+            <a:graphic>
+              <a:graphicData uri="http://schemas.openxmlformats.org/drawingml/2006/picture">
+                <pic:pic>
+                  <pic:nvPicPr>
+                    <pic:cNvPr id="0" name="academy-story-ai-5-8-03.png"/>
+                    <pic:cNvPicPr/>
+                  </pic:nvPicPr>
+                  <pic:blipFill>
+                    <a:blip r:embed="rId13"/>
+                    <a:stretch>
+                      <a:fillRect/>
+                    </a:stretch>
+                  </pic:blipFill>
+                  <pic:spPr>
+                    <a:xfrm>
+                      <a:off x="0" y="0"/>
+                      <a:ext cx="5486400" cy="2834640"/>
+                    </a:xfrm>
+                    <a:prstGeom prst="rect"/>
+                  </pic:spPr>
+                </pic:pic>
+              </a:graphicData>
+            </a:graphic>
+          </wp:inline>
+        </w:drawing>
+      </w:r>
+    </w:p>
+    <w:p>
+      <w:pPr>
+        <w:spacing w:line="336" w:lineRule="auto" w:after="180"/>
+      </w:pPr>
+      <w:r>
+        <w:rPr>
+          <w:b w:val="0"/>
+        </w:rPr>
+        <w:t xml:space="preserve">MSE comparison on shared </w:t>
+      </w:r>
+      <w:r>
+        <w:rPr>
+          <w:b/>
+        </w:rPr>
+        <w:t>target</w:t>
+      </w:r>
+      <w:r>
+        <w:rPr>
+          <w:b w:val="0"/>
+        </w:rPr>
+        <w:t xml:space="preserve">s. Units: squared </w:t>
+      </w:r>
+      <w:r>
+        <w:rPr>
+          <w:b/>
+        </w:rPr>
+        <w:t>target</w:t>
+      </w:r>
+      <w:r>
+        <w:rPr>
+          <w:b w:val="0"/>
+        </w:rPr>
+        <w:t xml:space="preserve"> units. model A: 1. model B: 2.</w:t>
+      </w:r>
+    </w:p>
+    <w:p>
+      <w:pPr>
+        <w:spacing w:line="336" w:lineRule="auto" w:after="180"/>
+        <w:shd w:fill="F5F1FB"/>
+      </w:pPr>
+      <w:r>
+        <w:rPr>
+          <w:b w:val="0"/>
+        </w:rPr>
+        <w:t>Read the labels and values. Explain the relationship the model shows.</w:t>
+      </w:r>
+    </w:p>
+    <w:p>
+      <w:pPr>
+        <w:pStyle w:val="Heading3"/>
+      </w:pPr>
+      <w:r>
+        <w:t>My picture explanation, deciding evidence and one limit</w:t>
+      </w:r>
+    </w:p>
+    <w:p>
+      <w:r>
+        <w:t>________________________________________________________________</w:t>
+      </w:r>
+    </w:p>
+    <w:p>
+      <w:r>
+        <w:t>________________________________________________________________</w:t>
+      </w:r>
+    </w:p>
+    <w:p>
+      <w:r>
+        <w:t>________________________________________________________________</w:t>
+      </w:r>
+    </w:p>
+    <w:p>
+      <w:r>
+        <w:t>________________________________________________________________</w:t>
+      </w:r>
+    </w:p>
+    <w:p>
+      <w:pPr>
+        <w:pStyle w:val="Heading3"/>
+      </w:pPr>
+      <w:r>
+        <w:t>04. Change one thing. Trace what follows.</w:t>
+      </w:r>
+    </w:p>
+    <w:p>
+      <w:r>
+        <w:drawing>
+          <wp:inline xmlns:a="http://schemas.openxmlformats.org/drawingml/2006/main" xmlns:pic="http://schemas.openxmlformats.org/drawingml/2006/picture">
+            <wp:extent cx="5486400" cy="3026664"/>
+            <wp:docPr id="6" name="Picture 6" descr="Original case: A wins under MSE; both MAEs equal1. Changed condition: Choose MAE instead of MSE as the sole criterion. Expected result: A and B tie at MAE1. Reason: Squared error penalises B’s concentrated error more, while absolute errors both sum 2."/>
+            <wp:cNvGraphicFramePr>
+              <a:graphicFrameLocks noChangeAspect="1"/>
+            </wp:cNvGraphicFramePr>
+            <a:graphic>
+              <a:graphicData uri="http://schemas.openxmlformats.org/drawingml/2006/picture">
+                <pic:pic>
+                  <pic:nvPicPr>
+                    <pic:cNvPr id="0" name="academy-story-ai-5-8-04.png"/>
+                    <pic:cNvPicPr/>
+                  </pic:nvPicPr>
+                  <pic:blipFill>
+                    <a:blip r:embed="rId14"/>
+                    <a:stretch>
+                      <a:fillRect/>
+                    </a:stretch>
+                  </pic:blipFill>
+                  <pic:spPr>
+                    <a:xfrm>
+                      <a:off x="0" y="0"/>
+                      <a:ext cx="5486400" cy="3026664"/>
+                    </a:xfrm>
+                    <a:prstGeom prst="rect"/>
+                  </pic:spPr>
+                </pic:pic>
+              </a:graphicData>
+            </a:graphic>
+          </wp:inline>
+        </w:drawing>
+      </w:r>
+    </w:p>
+    <w:p>
+      <w:pPr>
+        <w:spacing w:line="336" w:lineRule="auto" w:after="180"/>
+      </w:pPr>
+      <w:r>
+        <w:rPr>
+          <w:b w:val="0"/>
+        </w:rPr>
+        <w:t>Original case: A wins under MSE; both MAEs equal1. Changed condition: Choose MAE instead of MSE as the sole criterion. Expected result: A and B tie at MAE1.</w:t>
+      </w:r>
+    </w:p>
+    <w:p>
+      <w:pPr>
+        <w:spacing w:line="336" w:lineRule="auto" w:after="180"/>
+      </w:pPr>
+      <w:r>
+        <w:rPr>
+          <w:b w:val="0"/>
+        </w:rPr>
+        <w:t xml:space="preserve">Reason: </w:t>
+      </w:r>
+      <w:r>
+        <w:rPr>
+          <w:b/>
+        </w:rPr>
+        <w:t>Squared error</w:t>
+      </w:r>
+      <w:r>
+        <w:rPr>
+          <w:b w:val="0"/>
+        </w:rPr>
+        <w:t xml:space="preserve"> penalises B’s concentrated error more, while absolute errors both sum 2.</w:t>
+      </w:r>
+    </w:p>
+    <w:p>
+      <w:pPr>
+        <w:spacing w:line="336" w:lineRule="auto" w:after="180"/>
+        <w:shd w:fill="F5F1FB"/>
+      </w:pPr>
+      <w:r>
+        <w:rPr>
+          <w:b w:val="0"/>
+        </w:rPr>
+        <w:t>Predict before checking the worked changed-case result. Name what changed and what the supplied facts allow you to conclude.</w:t>
+      </w:r>
+    </w:p>
+    <w:p>
+      <w:pPr>
+        <w:pStyle w:val="Heading3"/>
+      </w:pPr>
+      <w:r>
+        <w:t>My picture explanation, deciding evidence and one limit</w:t>
+      </w:r>
+    </w:p>
+    <w:p>
+      <w:r>
+        <w:t>________________________________________________________________</w:t>
+      </w:r>
+    </w:p>
+    <w:p>
+      <w:r>
+        <w:t>________________________________________________________________</w:t>
+      </w:r>
+    </w:p>
+    <w:p>
+      <w:r>
+        <w:t>________________________________________________________________</w:t>
+      </w:r>
+    </w:p>
+    <w:p>
+      <w:r>
+        <w:t>________________________________________________________________</w:t>
+      </w:r>
+    </w:p>
+    <w:p>
+      <w:pPr>
+        <w:pStyle w:val="Heading3"/>
+      </w:pPr>
+      <w:r>
+        <w:t>05. Connect the explanation to its limit</w:t>
+      </w:r>
+    </w:p>
+    <w:p>
+      <w:r>
+        <w:drawing>
+          <wp:inline xmlns:a="http://schemas.openxmlformats.org/drawingml/2006/main" xmlns:pic="http://schemas.openxmlformats.org/drawingml/2006/picture">
+            <wp:extent cx="5486400" cy="2941320"/>
+            <wp:docPr id="7" name="Picture 7" descr="For this loss calculation, the signed error is prediction minus target. MSE squares each error before averaging; MAE takes its absolute value. A spreads its error equally across both cases, while B concentrates it in one case. Squaring makes the larger individual error count more. State the objective before selecting a model, because these two objectives give different comparisons. Limit: Training loss is not automatically a held-out performance estimate or a complete measure of use consequences."/>
+            <wp:cNvGraphicFramePr>
+              <a:graphicFrameLocks noChangeAspect="1"/>
+            </wp:cNvGraphicFramePr>
+            <a:graphic>
+              <a:graphicData uri="http://schemas.openxmlformats.org/drawingml/2006/picture">
+                <pic:pic>
+                  <pic:nvPicPr>
+                    <pic:cNvPr id="0" name="academy-story-ai-5-8-05.png"/>
+                    <pic:cNvPicPr/>
+                  </pic:nvPicPr>
+                  <pic:blipFill>
+                    <a:blip r:embed="rId15"/>
+                    <a:stretch>
+                      <a:fillRect/>
+                    </a:stretch>
+                  </pic:blipFill>
+                  <pic:spPr>
+                    <a:xfrm>
+                      <a:off x="0" y="0"/>
+                      <a:ext cx="5486400" cy="2941320"/>
+                    </a:xfrm>
+                    <a:prstGeom prst="rect"/>
+                  </pic:spPr>
+                </pic:pic>
+              </a:graphicData>
+            </a:graphic>
+          </wp:inline>
+        </w:drawing>
+      </w:r>
+    </w:p>
+    <w:p>
+      <w:pPr>
+        <w:spacing w:line="336" w:lineRule="auto" w:after="180"/>
+      </w:pPr>
+      <w:r>
+        <w:rPr>
+          <w:b w:val="0"/>
+        </w:rPr>
+        <w:t xml:space="preserve">For this loss calculation, the signed error is </w:t>
+      </w:r>
+      <w:r>
+        <w:rPr>
+          <w:b/>
+        </w:rPr>
+        <w:t>prediction</w:t>
+      </w:r>
+      <w:r>
+        <w:rPr>
+          <w:b w:val="0"/>
+        </w:rPr>
+        <w:t xml:space="preserve"> minus </w:t>
+      </w:r>
+      <w:r>
+        <w:rPr>
+          <w:b/>
+        </w:rPr>
+        <w:t>target</w:t>
+      </w:r>
+      <w:r>
+        <w:rPr>
+          <w:b w:val="0"/>
+        </w:rPr>
+        <w:t>. MSE squares each error before averaging; MAE takes its absolute value. A spreads its error equally across both cases, while B concentrates it in one case.</w:t>
+      </w:r>
+    </w:p>
+    <w:p>
+      <w:pPr>
+        <w:spacing w:line="336" w:lineRule="auto" w:after="180"/>
+      </w:pPr>
+      <w:r>
+        <w:rPr>
+          <w:b w:val="0"/>
+        </w:rPr>
+        <w:t>Squaring makes the larger individual error count more. State the objective before selecting a model, because these two objectives give different comparisons.</w:t>
+      </w:r>
+    </w:p>
+    <w:p>
+      <w:pPr>
+        <w:spacing w:line="336" w:lineRule="auto" w:after="180"/>
+      </w:pPr>
+      <w:r>
+        <w:rPr>
+          <w:b w:val="0"/>
+        </w:rPr>
+        <w:t xml:space="preserve">Limit: </w:t>
+      </w:r>
+      <w:r>
+        <w:rPr>
+          <w:b/>
+        </w:rPr>
+        <w:t>Training</w:t>
+      </w:r>
+      <w:r>
+        <w:rPr>
+          <w:b w:val="0"/>
+        </w:rPr>
+        <w:t xml:space="preserve"> loss is not automatically a held-out performance estimate or a complete measure of use consequences.</w:t>
+      </w:r>
+    </w:p>
+    <w:p>
+      <w:pPr>
+        <w:spacing w:line="336" w:lineRule="auto" w:after="180"/>
+        <w:shd w:fill="F5F1FB"/>
+      </w:pPr>
+      <w:r>
+        <w:rPr>
+          <w:b w:val="0"/>
+        </w:rPr>
+        <w:t>Explain the case, then point to a limit on the claim.</w:t>
+      </w:r>
+    </w:p>
+    <w:p>
+      <w:pPr>
+        <w:pStyle w:val="Heading3"/>
+      </w:pPr>
+      <w:r>
+        <w:t>My picture explanation, deciding evidence and one limit</w:t>
+      </w:r>
+    </w:p>
+    <w:p>
+      <w:r>
+        <w:t>________________________________________________________________</w:t>
+      </w:r>
+    </w:p>
+    <w:p>
+      <w:r>
+        <w:t>________________________________________________________________</w:t>
+      </w:r>
+    </w:p>
+    <w:p>
+      <w:r>
+        <w:t>________________________________________________________________</w:t>
+      </w:r>
+    </w:p>
+    <w:p>
+      <w:r>
+        <w:t>________________________________________________________________</w:t>
+      </w:r>
+    </w:p>
+    <w:p>
+      <w:pPr>
+        <w:pStyle w:val="Heading3"/>
+      </w:pPr>
+      <w:r>
+        <w:t>06. Make the idea visible in your project</w:t>
+      </w:r>
+    </w:p>
+    <w:p>
+      <w:r>
+        <w:drawing>
+          <wp:inline xmlns:a="http://schemas.openxmlformats.org/drawingml/2006/main" xmlns:pic="http://schemas.openxmlformats.org/drawingml/2006/picture">
+            <wp:extent cx="5486400" cy="3681984"/>
+            <wp:docPr id="8" name="Picture 8" descr="For your Image-pattern Network Investigation, save the input, procedure, observed result and limitation of this check. Label this worked example as practice; use a different, previously unreviewed case when checking independent understanding. Draw your input, deciding step, result and limit. Supported question: Why must the report name the chosen loss? Point to the relevant step in the picture, then write the changed result and the rule or evidence that supports it."/>
+            <wp:cNvGraphicFramePr>
+              <a:graphicFrameLocks noChangeAspect="1"/>
+            </wp:cNvGraphicFramePr>
+            <a:graphic>
+              <a:graphicData uri="http://schemas.openxmlformats.org/drawingml/2006/picture">
+                <pic:pic>
+                  <pic:nvPicPr>
+                    <pic:cNvPr id="0" name="academy-story-ai-5-8-06.png"/>
+                    <pic:cNvPicPr/>
+                  </pic:nvPicPr>
+                  <pic:blipFill>
+                    <a:blip r:embed="rId16"/>
+                    <a:stretch>
+                      <a:fillRect/>
+                    </a:stretch>
+                  </pic:blipFill>
+                  <pic:spPr>
+                    <a:xfrm>
+                      <a:off x="0" y="0"/>
+                      <a:ext cx="5486400" cy="3681984"/>
+                    </a:xfrm>
+                    <a:prstGeom prst="rect"/>
+                  </pic:spPr>
+                </pic:pic>
+              </a:graphicData>
+            </a:graphic>
+          </wp:inline>
+        </w:drawing>
+      </w:r>
+    </w:p>
+    <w:p>
+      <w:pPr>
+        <w:spacing w:line="336" w:lineRule="auto" w:after="180"/>
+      </w:pPr>
+      <w:r>
+        <w:rPr>
+          <w:b w:val="0"/>
+        </w:rPr>
+        <w:t xml:space="preserve">For your Image-pattern Network Investigation, save the </w:t>
+      </w:r>
+      <w:r>
+        <w:rPr>
+          <w:b/>
+        </w:rPr>
+        <w:t>input</w:t>
+      </w:r>
+      <w:r>
+        <w:rPr>
+          <w:b w:val="0"/>
+        </w:rPr>
+        <w:t>, procedure, observed result and limitation of this check.</w:t>
+      </w:r>
+    </w:p>
+    <w:p>
+      <w:pPr>
+        <w:spacing w:line="336" w:lineRule="auto" w:after="180"/>
+      </w:pPr>
+      <w:r>
+        <w:rPr>
+          <w:b w:val="0"/>
+        </w:rPr>
+        <w:t xml:space="preserve">Label this worked example as practice; use a different, previously unreviewed case when checking independent understanding. Draw your </w:t>
+      </w:r>
+      <w:r>
+        <w:rPr>
+          <w:b/>
+        </w:rPr>
+        <w:t>input</w:t>
+      </w:r>
+      <w:r>
+        <w:rPr>
+          <w:b w:val="0"/>
+        </w:rPr>
+        <w:t>, deciding step, result and limit.</w:t>
+      </w:r>
+    </w:p>
+    <w:p>
+      <w:pPr>
+        <w:spacing w:line="336" w:lineRule="auto" w:after="180"/>
+      </w:pPr>
+      <w:r>
+        <w:rPr>
+          <w:b w:val="0"/>
+        </w:rPr>
+        <w:t xml:space="preserve">Supported question: Why must the report name the chosen loss? Point to the relevant step in the picture, then write the changed result and the rule or </w:t>
+      </w:r>
+      <w:r>
+        <w:rPr>
+          <w:b/>
+        </w:rPr>
+        <w:t>evidence</w:t>
+      </w:r>
+      <w:r>
+        <w:rPr>
+          <w:b w:val="0"/>
+        </w:rPr>
+        <w:t xml:space="preserve"> that supports it.</w:t>
+      </w:r>
+    </w:p>
+    <w:p>
+      <w:pPr>
+        <w:spacing w:line="336" w:lineRule="auto" w:after="180"/>
+        <w:shd w:fill="F5F1FB"/>
+      </w:pPr>
+      <w:r>
+        <w:rPr>
+          <w:b w:val="0"/>
+        </w:rPr>
+        <w:t xml:space="preserve">Draw your project trace and justify the deciding step using </w:t>
+      </w:r>
+      <w:r>
+        <w:rPr>
+          <w:b/>
+        </w:rPr>
+        <w:t>evidence</w:t>
+      </w:r>
+      <w:r>
+        <w:rPr>
+          <w:b w:val="0"/>
+        </w:rPr>
+        <w:t>.</w:t>
+      </w:r>
+    </w:p>
+    <w:p>
+      <w:pPr>
+        <w:pStyle w:val="Heading3"/>
+      </w:pPr>
+      <w:r>
+        <w:t>My picture explanation, deciding evidence and one limit</w:t>
       </w:r>
     </w:p>
     <w:p>

--- a/downloads/workbook/ai-5-week-08.docx
+++ b/downloads/workbook/ai-5-week-08.docx
@@ -168,6 +168,428 @@
     <w:p>
       <w:r>
         <w:t>________________________________________________________________</w:t>
+      </w:r>
+    </w:p>
+    <w:p>
+      <w:pPr>
+        <w:pStyle w:val="Heading3"/>
+      </w:pPr>
+      <w:r>
+        <w:t>Lesson reference for workbook practice</w:t>
+      </w:r>
+    </w:p>
+    <w:p>
+      <w:pPr>
+        <w:spacing w:line="336" w:lineRule="auto" w:after="180"/>
+        <w:shd w:fill="F1F6F8"/>
+      </w:pPr>
+      <w:r>
+        <w:rPr>
+          <w:b w:val="0"/>
+        </w:rPr>
+        <w:t>Use this reference for the original W1–W3 and W5 exercises. The separately named independent case supplies its own changed facts; use those facts for that attempt before feedback.</w:t>
+      </w:r>
+    </w:p>
+    <w:p>
+      <w:pPr>
+        <w:spacing w:line="336" w:lineRule="auto" w:after="180"/>
+      </w:pPr>
+      <w:r>
+        <w:rPr>
+          <w:b w:val="0"/>
+        </w:rPr>
+        <w:t xml:space="preserve">A loss assigns a numerical penalty to a </w:t>
+      </w:r>
+      <w:r>
+        <w:rPr>
+          <w:b/>
+        </w:rPr>
+        <w:t>prediction</w:t>
+      </w:r>
+      <w:r>
+        <w:rPr>
+          <w:b w:val="0"/>
+        </w:rPr>
+        <w:t xml:space="preserve"> compared with a </w:t>
+      </w:r>
+      <w:r>
+        <w:rPr>
+          <w:b/>
+        </w:rPr>
+        <w:t>target</w:t>
+      </w:r>
+      <w:r>
+        <w:rPr>
+          <w:b w:val="0"/>
+        </w:rPr>
+        <w:t xml:space="preserve">. For this regression lesson, </w:t>
+      </w:r>
+      <w:r>
+        <w:rPr>
+          <w:b/>
+        </w:rPr>
+        <w:t>residual</w:t>
+      </w:r>
+      <w:r>
+        <w:rPr>
+          <w:b w:val="0"/>
+        </w:rPr>
+        <w:t xml:space="preserve"> e = </w:t>
+      </w:r>
+      <w:r>
+        <w:rPr>
+          <w:b/>
+        </w:rPr>
+        <w:t>prediction</w:t>
+      </w:r>
+      <w:r>
+        <w:rPr>
+          <w:b w:val="0"/>
+        </w:rPr>
+        <w:t xml:space="preserve"> - </w:t>
+      </w:r>
+      <w:r>
+        <w:rPr>
+          <w:b/>
+        </w:rPr>
+        <w:t>target</w:t>
+      </w:r>
+      <w:r>
+        <w:rPr>
+          <w:b w:val="0"/>
+        </w:rPr>
+        <w:t xml:space="preserve">, and </w:t>
+      </w:r>
+      <w:r>
+        <w:rPr>
+          <w:b/>
+        </w:rPr>
+        <w:t>squared error</w:t>
+      </w:r>
+      <w:r>
+        <w:rPr>
+          <w:b w:val="0"/>
+        </w:rPr>
+        <w:t xml:space="preserve"> is e squared.</w:t>
+      </w:r>
+    </w:p>
+    <w:p>
+      <w:pPr>
+        <w:spacing w:line="336" w:lineRule="auto" w:after="180"/>
+      </w:pPr>
+      <w:r>
+        <w:rPr>
+          <w:b w:val="0"/>
+        </w:rPr>
+        <w:t xml:space="preserve">Squaring makes both positive and negative </w:t>
+      </w:r>
+      <w:r>
+        <w:rPr>
+          <w:b/>
+        </w:rPr>
+        <w:t>residual</w:t>
+      </w:r>
+      <w:r>
+        <w:rPr>
+          <w:b w:val="0"/>
+        </w:rPr>
+        <w:t xml:space="preserve">s contribute nonnegative penalties. We use ordinary </w:t>
+      </w:r>
+      <w:r>
+        <w:rPr>
+          <w:b/>
+        </w:rPr>
+        <w:t>mean squared error</w:t>
+      </w:r>
+      <w:r>
+        <w:rPr>
+          <w:b w:val="0"/>
+        </w:rPr>
+        <w:t xml:space="preserve"> without a one-half factor.</w:t>
+      </w:r>
+    </w:p>
+    <w:tbl>
+      <w:tblPr>
+        <w:tblStyle w:val="LightShading-Accent1"/>
+        <w:tblW w:type="auto" w:w="0"/>
+        <w:tblLook w:firstColumn="1" w:firstRow="1" w:lastColumn="0" w:lastRow="0" w:noHBand="0" w:noVBand="1" w:val="04A0"/>
+      </w:tblPr>
+      <w:tblGrid>
+        <w:gridCol w:w="2045"/>
+        <w:gridCol w:w="2045"/>
+        <w:gridCol w:w="2045"/>
+        <w:gridCol w:w="2045"/>
+        <w:gridCol w:w="2045"/>
+      </w:tblGrid>
+      <w:tr>
+        <w:trPr>
+          <w:tblHeader/>
+        </w:trPr>
+        <w:tc>
+          <w:tcPr>
+            <w:tcW w:type="dxa" w:w="2045"/>
+          </w:tcPr>
+          <w:p>
+            <w:r>
+              <w:t>Example</w:t>
+            </w:r>
+          </w:p>
+        </w:tc>
+        <w:tc>
+          <w:tcPr>
+            <w:tcW w:type="dxa" w:w="2045"/>
+          </w:tcPr>
+          <w:p>
+            <w:r>
+              <w:t>Target</w:t>
+            </w:r>
+          </w:p>
+        </w:tc>
+        <w:tc>
+          <w:tcPr>
+            <w:tcW w:type="dxa" w:w="2045"/>
+          </w:tcPr>
+          <w:p>
+            <w:r>
+              <w:t>Prediction</w:t>
+            </w:r>
+          </w:p>
+        </w:tc>
+        <w:tc>
+          <w:tcPr>
+            <w:tcW w:type="dxa" w:w="2045"/>
+          </w:tcPr>
+          <w:p>
+            <w:r>
+              <w:t>Residual</w:t>
+            </w:r>
+          </w:p>
+        </w:tc>
+        <w:tc>
+          <w:tcPr>
+            <w:tcW w:type="dxa" w:w="2045"/>
+          </w:tcPr>
+          <w:p>
+            <w:r>
+              <w:t>Squared error</w:t>
+            </w:r>
+          </w:p>
+        </w:tc>
+      </w:tr>
+      <w:tr>
+        <w:tc>
+          <w:tcPr>
+            <w:tcW w:type="dxa" w:w="2045"/>
+          </w:tcPr>
+          <w:p>
+            <w:r>
+              <w:t>A</w:t>
+            </w:r>
+          </w:p>
+        </w:tc>
+        <w:tc>
+          <w:tcPr>
+            <w:tcW w:type="dxa" w:w="2045"/>
+          </w:tcPr>
+          <w:p>
+            <w:r>
+              <w:t>1</w:t>
+            </w:r>
+          </w:p>
+        </w:tc>
+        <w:tc>
+          <w:tcPr>
+            <w:tcW w:type="dxa" w:w="2045"/>
+          </w:tcPr>
+          <w:p>
+            <w:r>
+              <w:t>2</w:t>
+            </w:r>
+          </w:p>
+        </w:tc>
+        <w:tc>
+          <w:tcPr>
+            <w:tcW w:type="dxa" w:w="2045"/>
+          </w:tcPr>
+          <w:p>
+            <w:r>
+              <w:t>1</w:t>
+            </w:r>
+          </w:p>
+        </w:tc>
+        <w:tc>
+          <w:tcPr>
+            <w:tcW w:type="dxa" w:w="2045"/>
+          </w:tcPr>
+          <w:p>
+            <w:r>
+              <w:t>1</w:t>
+            </w:r>
+          </w:p>
+        </w:tc>
+      </w:tr>
+      <w:tr>
+        <w:tc>
+          <w:tcPr>
+            <w:tcW w:type="dxa" w:w="2045"/>
+          </w:tcPr>
+          <w:p>
+            <w:r>
+              <w:t>B</w:t>
+            </w:r>
+          </w:p>
+        </w:tc>
+        <w:tc>
+          <w:tcPr>
+            <w:tcW w:type="dxa" w:w="2045"/>
+          </w:tcPr>
+          <w:p>
+            <w:r>
+              <w:t>3</w:t>
+            </w:r>
+          </w:p>
+        </w:tc>
+        <w:tc>
+          <w:tcPr>
+            <w:tcW w:type="dxa" w:w="2045"/>
+          </w:tcPr>
+          <w:p>
+            <w:r>
+              <w:t>2</w:t>
+            </w:r>
+          </w:p>
+        </w:tc>
+        <w:tc>
+          <w:tcPr>
+            <w:tcW w:type="dxa" w:w="2045"/>
+          </w:tcPr>
+          <w:p>
+            <w:r>
+              <w:t>-1</w:t>
+            </w:r>
+          </w:p>
+        </w:tc>
+        <w:tc>
+          <w:tcPr>
+            <w:tcW w:type="dxa" w:w="2045"/>
+          </w:tcPr>
+          <w:p>
+            <w:r>
+              <w:t>1</w:t>
+            </w:r>
+          </w:p>
+        </w:tc>
+      </w:tr>
+      <w:tr>
+        <w:tc>
+          <w:tcPr>
+            <w:tcW w:type="dxa" w:w="2045"/>
+          </w:tcPr>
+          <w:p>
+            <w:r>
+              <w:t>C</w:t>
+            </w:r>
+          </w:p>
+        </w:tc>
+        <w:tc>
+          <w:tcPr>
+            <w:tcW w:type="dxa" w:w="2045"/>
+          </w:tcPr>
+          <w:p>
+            <w:r>
+              <w:t>2</w:t>
+            </w:r>
+          </w:p>
+        </w:tc>
+        <w:tc>
+          <w:tcPr>
+            <w:tcW w:type="dxa" w:w="2045"/>
+          </w:tcPr>
+          <w:p>
+            <w:r>
+              <w:t>4</w:t>
+            </w:r>
+          </w:p>
+        </w:tc>
+        <w:tc>
+          <w:tcPr>
+            <w:tcW w:type="dxa" w:w="2045"/>
+          </w:tcPr>
+          <w:p>
+            <w:r>
+              <w:t>2</w:t>
+            </w:r>
+          </w:p>
+        </w:tc>
+        <w:tc>
+          <w:tcPr>
+            <w:tcW w:type="dxa" w:w="2045"/>
+          </w:tcPr>
+          <w:p>
+            <w:r>
+              <w:t>4</w:t>
+            </w:r>
+          </w:p>
+        </w:tc>
+      </w:tr>
+    </w:tbl>
+    <w:p>
+      <w:pPr>
+        <w:spacing w:line="336" w:lineRule="auto" w:after="180"/>
+      </w:pPr>
+      <w:r>
+        <w:rPr>
+          <w:b w:val="0"/>
+        </w:rPr>
+        <w:t xml:space="preserve">The </w:t>
+      </w:r>
+      <w:r>
+        <w:rPr>
+          <w:b/>
+        </w:rPr>
+        <w:t>mean squared error</w:t>
+      </w:r>
+      <w:r>
+        <w:rPr>
+          <w:b w:val="0"/>
+        </w:rPr>
+        <w:t xml:space="preserve">, or MSE, is (1 + 1 + 4) / 3 = 2. It summarises these three examples, not every possible future </w:t>
+      </w:r>
+      <w:r>
+        <w:rPr>
+          <w:b/>
+        </w:rPr>
+        <w:t>input</w:t>
+      </w:r>
+      <w:r>
+        <w:rPr>
+          <w:b w:val="0"/>
+        </w:rPr>
+        <w:t xml:space="preserve">. If </w:t>
+      </w:r>
+      <w:r>
+        <w:rPr>
+          <w:b/>
+        </w:rPr>
+        <w:t>target</w:t>
+      </w:r>
+      <w:r>
+        <w:rPr>
+          <w:b w:val="0"/>
+        </w:rPr>
+        <w:t xml:space="preserve">s use cm, </w:t>
+      </w:r>
+      <w:r>
+        <w:rPr>
+          <w:b/>
+        </w:rPr>
+        <w:t>residual</w:t>
+      </w:r>
+      <w:r>
+        <w:rPr>
+          <w:b w:val="0"/>
+        </w:rPr>
+        <w:t>s use cm and MSE uses square cm.</w:t>
       </w:r>
     </w:p>
     <w:p>
@@ -1302,7 +1724,7 @@
         <w:drawing>
           <wp:inline xmlns:a="http://schemas.openxmlformats.org/drawingml/2006/main" xmlns:pic="http://schemas.openxmlformats.org/drawingml/2006/picture">
             <wp:extent cx="5486400" cy="5145314"/>
-            <wp:docPr id="2" name="Picture 2" descr="Loss functions. A squared errors: A residuals [-1, 1] give squares [1, 1], MSE1.. B squared errors: B residuals [0, 2] give squares [0, 4], MSE2.. Compare objective: A wins under MSE; both MAEs equal1."/>
+            <wp:docPr id="2" name="Picture 2" descr="Loss functions. A squared errors: A residuals [-1, 1] give squares [1, 1], MSE 1.. B squared errors: B residuals [0, 2] give squares [0, 4], MSE 2.. Compare objective: A wins under MSE; both MAEs equal 1."/>
             <wp:cNvGraphicFramePr>
               <a:graphicFrameLocks noChangeAspect="1"/>
             </wp:cNvGraphicFramePr>
@@ -1765,7 +2187,7 @@
         <w:rPr>
           <w:b w:val="0"/>
         </w:rPr>
-        <w:t>Which labelled step matches this detail? A wins under MSE; both MAEs equal1.</w:t>
+        <w:t>Which labelled step matches this detail? A wins under MSE; both MAEs equal 1.</w:t>
       </w:r>
     </w:p>
     <w:p>
@@ -1898,7 +2320,7 @@
         <w:rPr>
           <w:b w:val="0"/>
         </w:rPr>
-        <w:t xml:space="preserve">After your attempt, compare with the supported explanation: Compare objective A wins under MSE; both MAEs equal1. For this loss calculation, the signed error is </w:t>
+        <w:t xml:space="preserve">After your attempt, compare with the supported explanation: Compare objective A wins under MSE; both MAEs equal 1. For this loss calculation, the signed error is </w:t>
       </w:r>
       <w:r>
         <w:rPr>
@@ -2034,7 +2456,7 @@
         <w:rPr>
           <w:b w:val="0"/>
         </w:rPr>
-        <w:t>3. A and B tie at MAE1.</w:t>
+        <w:t>3. A and B tie at MAE 1.</w:t>
       </w:r>
     </w:p>
     <w:p>
@@ -2107,7 +2529,7 @@
         <w:rPr>
           <w:b w:val="0"/>
         </w:rPr>
-        <w:t xml:space="preserve">After your attempt, compare with the supported explanation: A and B tie at MAE1. </w:t>
+        <w:t xml:space="preserve">After your attempt, compare with the supported explanation: A and B tie at MAE 1. </w:t>
       </w:r>
       <w:r>
         <w:rPr>
@@ -2565,7 +2987,7 @@
         <w:drawing>
           <wp:inline xmlns:a="http://schemas.openxmlformats.org/drawingml/2006/main" xmlns:pic="http://schemas.openxmlformats.org/drawingml/2006/picture">
             <wp:extent cx="5486400" cy="3182112"/>
-            <wp:docPr id="4" name="Picture 4" descr="A squared errors: A residuals [-1, 1] give squares [1, 1], MSE1. → B squared errors: B residuals [0, 2] give squares [0, 4], MSE2. → Compare objective: A wins under MSE; both MAEs equal1."/>
+            <wp:docPr id="4" name="Picture 4" descr="A squared errors: A residuals [-1, 1] give squares [1, 1], MSE 1. → B squared errors: B residuals [0, 2] give squares [0, 4], MSE 2. → Compare objective: A wins under MSE; both MAEs equal 1."/>
             <wp:cNvGraphicFramePr>
               <a:graphicFrameLocks noChangeAspect="1"/>
             </wp:cNvGraphicFramePr>
@@ -2628,7 +3050,7 @@
         <w:rPr>
           <w:b w:val="0"/>
         </w:rPr>
-        <w:t xml:space="preserve">s [-1, 1] give squares [1, 1], MSE1. → B </w:t>
+        <w:t xml:space="preserve">s [-1, 1] give squares [1, 1], MSE 1. → B </w:t>
       </w:r>
       <w:r>
         <w:rPr>
@@ -2652,7 +3074,7 @@
         <w:rPr>
           <w:b w:val="0"/>
         </w:rPr>
-        <w:t>s [0, 2] give squares [0, 4], MSE2. → Compare objective: A wins under MSE; both MAEs equal1.</w:t>
+        <w:t>s [0, 2] give squares [0, 4], MSE 2. → Compare objective: A wins under MSE; both MAEs equal 1.</w:t>
       </w:r>
     </w:p>
     <w:p>
@@ -2839,7 +3261,7 @@
         <w:drawing>
           <wp:inline xmlns:a="http://schemas.openxmlformats.org/drawingml/2006/main" xmlns:pic="http://schemas.openxmlformats.org/drawingml/2006/picture">
             <wp:extent cx="5486400" cy="3026664"/>
-            <wp:docPr id="6" name="Picture 6" descr="Original case: A wins under MSE; both MAEs equal1. Changed condition: Choose MAE instead of MSE as the sole criterion. Expected result: A and B tie at MAE1. Reason: Squared error penalises B’s concentrated error more, while absolute errors both sum 2."/>
+            <wp:docPr id="6" name="Picture 6" descr="Original case: A wins under MSE; both MAEs equal 1. Changed condition: Choose MAE instead of MSE as the sole criterion. Expected result: A and B tie at MAE 1. Reason: Squared error penalises B’s concentrated error more, while absolute errors both sum 2."/>
             <wp:cNvGraphicFramePr>
               <a:graphicFrameLocks noChangeAspect="1"/>
             </wp:cNvGraphicFramePr>
@@ -2878,7 +3300,7 @@
         <w:rPr>
           <w:b w:val="0"/>
         </w:rPr>
-        <w:t>Original case: A wins under MSE; both MAEs equal1. Changed condition: Choose MAE instead of MSE as the sole criterion. Expected result: A and B tie at MAE1.</w:t>
+        <w:t>Original case: A wins under MSE; both MAEs equal 1. Changed condition: Choose MAE instead of MSE as the sole criterion. Expected result: A and B tie at MAE 1.</w:t>
       </w:r>
     </w:p>
     <w:p>

--- a/downloads/workbook/ai-5-week-08.docx
+++ b/downloads/workbook/ai-5-week-08.docx
@@ -25,22 +25,45 @@
         <w:pStyle w:val="Heading1"/>
       </w:pPr>
       <w:r>
-        <w:t>01. Recall and choose your starting point</w:t>
-      </w:r>
-    </w:p>
-    <w:p>
-      <w:r>
-        <w:t>Record your starting explanation for Loss functions before opening notes. Show any later correction separately.</w:t>
-      </w:r>
-    </w:p>
-    <w:p>
-      <w:pPr>
-        <w:spacing w:line="336" w:lineRule="auto" w:after="180"/>
-      </w:pPr>
-      <w:r>
-        <w:rPr>
-          <w:b w:val="0"/>
-        </w:rPr>
+        <w:t>One readable paired-loss and comparison record.</w:t>
+      </w:r>
+    </w:p>
+    <w:p>
+      <w:r>
+        <w:t>Calculate MSE,repair denominator/alignment errors and state the objective-dependent conclusion.</w:t>
+      </w:r>
+    </w:p>
+    <w:p>
+      <w:r>
+        <w:t>W1–W3/W5 → selected new comparison → project paired loss ledger → changed-case return.</w:t>
+      </w:r>
+    </w:p>
+    <w:p>
+      <w:pPr>
+        <w:pStyle w:val="Heading1"/>
+      </w:pPr>
+      <w:r>
+        <w:t>01. Recall · Retrieve before notes</w:t>
+      </w:r>
+    </w:p>
+    <w:p>
+      <w:r>
+        <w:t>Keep this task’s inputs,rule and response together.</w:t>
+      </w:r>
+    </w:p>
+    <w:p>
+      <w:pPr>
+        <w:pStyle w:val="Heading2"/>
+      </w:pPr>
+      <w:r>
+        <w:t>Complete task and evidence</w:t>
+      </w:r>
+    </w:p>
+    <w:p>
+      <w:pPr>
+        <w:pStyle w:val="ListBullet"/>
+      </w:pPr>
+      <w:r>
         <w:t>Try the recall before opening notes. Then use a different colour or a labelled second line to correct your explanation.</w:t>
       </w:r>
     </w:p>
@@ -54,12 +77,9 @@
     </w:p>
     <w:p>
       <w:pPr>
-        <w:spacing w:line="336" w:lineRule="auto" w:after="180"/>
-      </w:pPr>
-      <w:r>
-        <w:rPr>
-          <w:b w:val="0"/>
-        </w:rPr>
+        <w:pStyle w:val="ListBullet"/>
+      </w:pPr>
+      <w:r>
         <w:t>Without opening the old lesson, explain one key idea from Parameters and architecture. Give an example and a mistake that the idea helps you avoid.</w:t>
       </w:r>
     </w:p>
@@ -96,12 +116,9 @@
     </w:p>
     <w:p>
       <w:pPr>
-        <w:spacing w:line="336" w:lineRule="auto" w:after="180"/>
-      </w:pPr>
-      <w:r>
-        <w:rPr>
-          <w:b w:val="0"/>
-        </w:rPr>
+        <w:pStyle w:val="ListBullet"/>
+      </w:pPr>
+      <w:r>
         <w:t>Without opening the old lesson, explain one key idea from Composing layers. Give an example and a mistake that the idea helps you avoid.</w:t>
       </w:r>
     </w:p>
@@ -138,12 +155,9 @@
     </w:p>
     <w:p>
       <w:pPr>
-        <w:spacing w:line="336" w:lineRule="auto" w:after="180"/>
-      </w:pPr>
-      <w:r>
-        <w:rPr>
-          <w:b w:val="0"/>
-        </w:rPr>
+        <w:pStyle w:val="ListBullet"/>
+      </w:pPr>
+      <w:r>
         <w:t>Without opening the old lesson, explain one key idea from Dot products and weighted sums. Give an example and a mistake that the idea helps you avoid.</w:t>
       </w:r>
     </w:p>
@@ -180,132 +194,18 @@
     </w:p>
     <w:p>
       <w:pPr>
-        <w:spacing w:line="336" w:lineRule="auto" w:after="180"/>
-        <w:shd w:fill="F1F6F8"/>
-      </w:pPr>
-      <w:r>
-        <w:rPr>
-          <w:b w:val="0"/>
-        </w:rPr>
+        <w:pStyle w:val="ListBullet"/>
+      </w:pPr>
+      <w:r>
         <w:t>Use this reference for the original W1–W3 and W5 exercises. The separately named independent case supplies its own changed facts; use those facts for that attempt before feedback.</w:t>
       </w:r>
     </w:p>
     <w:p>
       <w:pPr>
-        <w:spacing w:line="336" w:lineRule="auto" w:after="180"/>
-      </w:pPr>
-      <w:r>
-        <w:rPr>
-          <w:b w:val="0"/>
-        </w:rPr>
-        <w:t xml:space="preserve">A loss assigns a numerical penalty to a </w:t>
-      </w:r>
-      <w:r>
-        <w:rPr>
-          <w:b/>
-        </w:rPr>
-        <w:t>prediction</w:t>
-      </w:r>
-      <w:r>
-        <w:rPr>
-          <w:b w:val="0"/>
-        </w:rPr>
-        <w:t xml:space="preserve"> compared with a </w:t>
-      </w:r>
-      <w:r>
-        <w:rPr>
-          <w:b/>
-        </w:rPr>
-        <w:t>target</w:t>
-      </w:r>
-      <w:r>
-        <w:rPr>
-          <w:b w:val="0"/>
-        </w:rPr>
-        <w:t xml:space="preserve">. For this regression lesson, </w:t>
-      </w:r>
-      <w:r>
-        <w:rPr>
-          <w:b/>
-        </w:rPr>
-        <w:t>residual</w:t>
-      </w:r>
-      <w:r>
-        <w:rPr>
-          <w:b w:val="0"/>
-        </w:rPr>
-        <w:t xml:space="preserve"> e = </w:t>
-      </w:r>
-      <w:r>
-        <w:rPr>
-          <w:b/>
-        </w:rPr>
-        <w:t>prediction</w:t>
-      </w:r>
-      <w:r>
-        <w:rPr>
-          <w:b w:val="0"/>
-        </w:rPr>
-        <w:t xml:space="preserve"> - </w:t>
-      </w:r>
-      <w:r>
-        <w:rPr>
-          <w:b/>
-        </w:rPr>
-        <w:t>target</w:t>
-      </w:r>
-      <w:r>
-        <w:rPr>
-          <w:b w:val="0"/>
-        </w:rPr>
-        <w:t xml:space="preserve">, and </w:t>
-      </w:r>
-      <w:r>
-        <w:rPr>
-          <w:b/>
-        </w:rPr>
-        <w:t>squared error</w:t>
-      </w:r>
-      <w:r>
-        <w:rPr>
-          <w:b w:val="0"/>
-        </w:rPr>
-        <w:t xml:space="preserve"> is e squared.</w:t>
-      </w:r>
-    </w:p>
-    <w:p>
-      <w:pPr>
-        <w:spacing w:line="336" w:lineRule="auto" w:after="180"/>
-      </w:pPr>
-      <w:r>
-        <w:rPr>
-          <w:b w:val="0"/>
-        </w:rPr>
-        <w:t xml:space="preserve">Squaring makes both positive and negative </w:t>
-      </w:r>
-      <w:r>
-        <w:rPr>
-          <w:b/>
-        </w:rPr>
-        <w:t>residual</w:t>
-      </w:r>
-      <w:r>
-        <w:rPr>
-          <w:b w:val="0"/>
-        </w:rPr>
-        <w:t xml:space="preserve">s contribute nonnegative penalties. We use ordinary </w:t>
-      </w:r>
-      <w:r>
-        <w:rPr>
-          <w:b/>
-        </w:rPr>
-        <w:t>mean squared error</w:t>
-      </w:r>
-      <w:r>
-        <w:rPr>
-          <w:b w:val="0"/>
-        </w:rPr>
-        <w:t xml:space="preserve"> without a one-half factor.</w:t>
+        <w:pStyle w:val="ListBullet"/>
+      </w:pPr>
+      <w:r>
+        <w:t>A loss assigns a numerical penalty to a prediction compared with a target. For this regression lesson, residual e = prediction - target, and squared error is e squared. Squaring makes both positive and negative residuals contribute nonnegative penalties. We use ordinary mean squared error without a one-half factor.</w:t>
       </w:r>
     </w:p>
     <w:tbl>
@@ -535,61 +435,10 @@
     </w:tbl>
     <w:p>
       <w:pPr>
-        <w:spacing w:line="336" w:lineRule="auto" w:after="180"/>
-      </w:pPr>
-      <w:r>
-        <w:rPr>
-          <w:b w:val="0"/>
-        </w:rPr>
-        <w:t xml:space="preserve">The </w:t>
-      </w:r>
-      <w:r>
-        <w:rPr>
-          <w:b/>
-        </w:rPr>
-        <w:t>mean squared error</w:t>
-      </w:r>
-      <w:r>
-        <w:rPr>
-          <w:b w:val="0"/>
-        </w:rPr>
-        <w:t xml:space="preserve">, or MSE, is (1 + 1 + 4) / 3 = 2. It summarises these three examples, not every possible future </w:t>
-      </w:r>
-      <w:r>
-        <w:rPr>
-          <w:b/>
-        </w:rPr>
-        <w:t>input</w:t>
-      </w:r>
-      <w:r>
-        <w:rPr>
-          <w:b w:val="0"/>
-        </w:rPr>
-        <w:t xml:space="preserve">. If </w:t>
-      </w:r>
-      <w:r>
-        <w:rPr>
-          <w:b/>
-        </w:rPr>
-        <w:t>target</w:t>
-      </w:r>
-      <w:r>
-        <w:rPr>
-          <w:b w:val="0"/>
-        </w:rPr>
-        <w:t xml:space="preserve">s use cm, </w:t>
-      </w:r>
-      <w:r>
-        <w:rPr>
-          <w:b/>
-        </w:rPr>
-        <w:t>residual</w:t>
-      </w:r>
-      <w:r>
-        <w:rPr>
-          <w:b w:val="0"/>
-        </w:rPr>
-        <w:t>s use cm and MSE uses square cm.</w:t>
+        <w:pStyle w:val="ListBullet"/>
+      </w:pPr>
+      <w:r>
+        <w:t>The mean squared error, or MSE, is (1 + 1 + 4) / 3 = 2. It summarises these three examples, not every possible future input. If targets use cm, residuals use cm and MSE uses square cm.</w:t>
       </w:r>
     </w:p>
     <w:p>
@@ -597,123 +446,44 @@
         <w:pStyle w:val="Heading1"/>
       </w:pPr>
       <w:r>
-        <w:t>02. Practise with fading help</w:t>
-      </w:r>
-    </w:p>
-    <w:p>
-      <w:r>
-        <w:t>Complete the supported Loss functions trace and record the first step you can explain without help.</w:t>
-      </w:r>
-    </w:p>
-    <w:p>
-      <w:pPr>
-        <w:spacing w:line="336" w:lineRule="auto" w:after="180"/>
-      </w:pPr>
-      <w:r>
-        <w:rPr>
-          <w:b w:val="0"/>
-        </w:rPr>
-        <w:t>Use W2: Expose cancellation for Loss functions. Record the answer once; the lesson and workbook refer to the same attempt.</w:t>
-      </w:r>
-    </w:p>
-    <w:tbl>
-      <w:tblPr>
-        <w:tblStyle w:val="LightShading-Accent1"/>
-        <w:tblW w:type="auto" w:w="0"/>
-        <w:tblLook w:firstColumn="1" w:firstRow="1" w:lastColumn="0" w:lastRow="0" w:noHBand="0" w:noVBand="1" w:val="04A0"/>
-      </w:tblPr>
-      <w:tblGrid>
-        <w:gridCol w:w="2556"/>
-        <w:gridCol w:w="2556"/>
-        <w:gridCol w:w="2556"/>
-        <w:gridCol w:w="2556"/>
-      </w:tblGrid>
-      <w:tr>
-        <w:trPr>
-          <w:tblHeader/>
-        </w:trPr>
-        <w:tc>
-          <w:tcPr>
-            <w:tcW w:type="dxa" w:w="2556"/>
-          </w:tcPr>
-          <w:p>
-            <w:r>
-              <w:t>Given inputs</w:t>
-            </w:r>
-          </w:p>
-        </w:tc>
-        <w:tc>
-          <w:tcPr>
-            <w:tcW w:type="dxa" w:w="2556"/>
-          </w:tcPr>
-          <w:p>
-            <w:r>
-              <w:t>Procedure I chose</w:t>
-            </w:r>
-          </w:p>
-        </w:tc>
-        <w:tc>
-          <w:tcPr>
-            <w:tcW w:type="dxa" w:w="2556"/>
-          </w:tcPr>
-          <w:p>
-            <w:r>
-              <w:t>Middle steps</w:t>
-            </w:r>
-          </w:p>
-        </w:tc>
-        <w:tc>
-          <w:tcPr>
-            <w:tcW w:type="dxa" w:w="2556"/>
-          </w:tcPr>
-          <w:p>
-            <w:r>
-              <w:t>Result and check</w:t>
-            </w:r>
-          </w:p>
-        </w:tc>
-      </w:tr>
-      <w:tr>
-        <w:tc>
-          <w:tcPr>
-            <w:tcW w:type="dxa" w:w="2556"/>
-          </w:tcPr>
-          <w:p>
-            <w:r/>
-          </w:p>
-        </w:tc>
-        <w:tc>
-          <w:tcPr>
-            <w:tcW w:type="dxa" w:w="2556"/>
-          </w:tcPr>
-          <w:p>
-            <w:r/>
-          </w:p>
-        </w:tc>
-        <w:tc>
-          <w:tcPr>
-            <w:tcW w:type="dxa" w:w="2556"/>
-          </w:tcPr>
-          <w:p>
-            <w:r/>
-          </w:p>
-        </w:tc>
-        <w:tc>
-          <w:tcPr>
-            <w:tcW w:type="dxa" w:w="2556"/>
-          </w:tcPr>
-          <w:p>
-            <w:r/>
-          </w:p>
-        </w:tc>
-      </w:tr>
-    </w:tbl>
+        <w:t>05. W1 · Explain the current example</w:t>
+      </w:r>
+    </w:p>
+    <w:p>
+      <w:r>
+        <w:t>Keep this task’s inputs,rule and response together.</w:t>
+      </w:r>
+    </w:p>
+    <w:p>
+      <w:pPr>
+        <w:pStyle w:val="Heading2"/>
+      </w:pPr>
+      <w:r>
+        <w:t>Complete task and evidence</w:t>
+      </w:r>
+    </w:p>
+    <w:p>
+      <w:pPr>
+        <w:pStyle w:val="ListBullet"/>
+      </w:pPr>
+      <w:r>
+        <w:t>Use residual prediction−target, ordinary MSEmean of squared residuals, no half factor. Main targets[1, 3, 2]:P[2, 2, 4]res[1, −1, 2], squares[1, 1, 4], MSE 2; Q[1, 2, 2]MSE 1/3; fixed supplied baseline[2, 2, 2]MSE 2/3(no fitting provenance supplied); R[0, 3, 3]MSE 2/3. W2 targets[0, 4]/pred[2, 2]mean residual 0 butMSE4. Denominator includes all cases, even zero errors; 1/0/9 squares over 3 give10/3. Equal lengths cannot verify case alignment. Separate picturetargets[1, 3], A[0, 4]MSE 1, B[1, 5]MSE 2, bothMAE1. Training/selection losses are not untouched final evidence. Independent inputs are different.</w:t>
+      </w:r>
+    </w:p>
+    <w:p>
+      <w:pPr>
+        <w:pStyle w:val="ListBullet"/>
+      </w:pPr>
+      <w:r>
+        <w:t>For targets [2, 4] and predictions [1, 6], record residuals, squares and MSE.</w:t>
+      </w:r>
+    </w:p>
     <w:p>
       <w:pPr>
         <w:pStyle w:val="Heading3"/>
       </w:pPr>
       <w:r>
-        <w:t>The step I completed without help, and the hint I needed</w:t>
+        <w:t>My reasoning and evidence</w:t>
       </w:r>
     </w:p>
     <w:p>
@@ -732,39 +502,55 @@
       </w:r>
     </w:p>
     <w:p>
+      <w:r>
+        <w:t>________________________________________________________________</w:t>
+      </w:r>
+    </w:p>
+    <w:p>
+      <w:r>
+        <w:t>________________________________________________________________</w:t>
+      </w:r>
+    </w:p>
+    <w:p>
+      <w:r>
+        <w:t>________________________________________________________________</w:t>
+      </w:r>
+    </w:p>
+    <w:p>
       <w:pPr>
         <w:pStyle w:val="Heading1"/>
       </w:pPr>
       <w:r>
-        <w:t>03. Individual reasoning check</w:t>
-      </w:r>
-    </w:p>
-    <w:p>
-      <w:r>
-        <w:t>Check the proposed Loss functions explanation against the supplied facts before discussing it.</w:t>
-      </w:r>
-    </w:p>
-    <w:p>
-      <w:pPr>
-        <w:spacing w:line="336" w:lineRule="auto" w:after="180"/>
-      </w:pPr>
-      <w:r>
-        <w:rPr>
-          <w:b w:val="0"/>
-        </w:rPr>
-        <w:t xml:space="preserve">Use the worked case for Loss functions. Proposed explanation: “Average </w:t>
-      </w:r>
-      <w:r>
-        <w:rPr>
-          <w:b/>
-        </w:rPr>
-        <w:t>residual</w:t>
-      </w:r>
-      <w:r>
-        <w:rPr>
-          <w:b w:val="0"/>
-        </w:rPr>
-        <w:t xml:space="preserve"> is the loss”. Decide whether this explanation is supported. Point to the step or supplied fact that decides; explain your repair if needed.</w:t>
+        <w:t>06. W2 · Trace the calculation</w:t>
+      </w:r>
+    </w:p>
+    <w:p>
+      <w:r>
+        <w:t>Keep this task’s inputs,rule and response together.</w:t>
+      </w:r>
+    </w:p>
+    <w:p>
+      <w:pPr>
+        <w:pStyle w:val="Heading2"/>
+      </w:pPr>
+      <w:r>
+        <w:t>Complete task and evidence</w:t>
+      </w:r>
+    </w:p>
+    <w:p>
+      <w:pPr>
+        <w:pStyle w:val="ListBullet"/>
+      </w:pPr>
+      <w:r>
+        <w:t>Use residual prediction−target, ordinary MSEmean of squared residuals, no half factor. Main targets[1, 3, 2]:P[2, 2, 4]res[1, −1, 2], squares[1, 1, 4], MSE 2; Q[1, 2, 2]MSE 1/3; fixed supplied baseline[2, 2, 2]MSE 2/3(no fitting provenance supplied); R[0, 3, 3]MSE 2/3. W2 targets[0, 4]/pred[2, 2]mean residual 0 butMSE4. Denominator includes all cases, even zero errors; 1/0/9 squares over 3 give10/3. Equal lengths cannot verify case alignment. Separate picturetargets[1, 3], A[0, 4]MSE 1, B[1, 5]MSE 2, bothMAE1. Training/selection losses are not untouched final evidence. Independent inputs are different.</w:t>
+      </w:r>
+    </w:p>
+    <w:p>
+      <w:pPr>
+        <w:pStyle w:val="ListBullet"/>
+      </w:pPr>
+      <w:r>
+        <w:t>Targets [0, 4] have predictions [2, 2]. Compare mean residual and MSE.</w:t>
       </w:r>
     </w:p>
     <w:p>
@@ -772,7 +558,7 @@
         <w:pStyle w:val="Heading3"/>
       </w:pPr>
       <w:r>
-        <w:t>My explanation before partner discussion</w:t>
+        <w:t>My reasoning and evidence</w:t>
       </w:r>
     </w:p>
     <w:p>
@@ -796,16 +582,50 @@
       </w:r>
     </w:p>
     <w:p>
+      <w:r>
+        <w:t>________________________________________________________________</w:t>
+      </w:r>
+    </w:p>
+    <w:p>
+      <w:r>
+        <w:t>________________________________________________________________</w:t>
+      </w:r>
+    </w:p>
+    <w:p>
       <w:pPr>
         <w:pStyle w:val="Heading1"/>
       </w:pPr>
       <w:r>
-        <w:t>04. Independent transfer case</w:t>
-      </w:r>
-    </w:p>
-    <w:p>
-      <w:r>
-        <w:t>Write one first attempt at the reserved independent case before feedback. Repeated copies of that case refer to the same recorded attempt.</w:t>
+        <w:t>07. W3 · Repair a misconception</w:t>
+      </w:r>
+    </w:p>
+    <w:p>
+      <w:r>
+        <w:t>Keep this task’s inputs,rule and response together.</w:t>
+      </w:r>
+    </w:p>
+    <w:p>
+      <w:pPr>
+        <w:pStyle w:val="Heading2"/>
+      </w:pPr>
+      <w:r>
+        <w:t>Complete task and evidence</w:t>
+      </w:r>
+    </w:p>
+    <w:p>
+      <w:pPr>
+        <w:pStyle w:val="ListBullet"/>
+      </w:pPr>
+      <w:r>
+        <w:t>Use residual prediction−target, ordinary MSEmean of squared residuals, no half factor. Main targets[1, 3, 2]:P[2, 2, 4]res[1, −1, 2], squares[1, 1, 4], MSE 2; Q[1, 2, 2]MSE 1/3; fixed supplied baseline[2, 2, 2]MSE 2/3(no fitting provenance supplied); R[0, 3, 3]MSE 2/3. W2 targets[0, 4]/pred[2, 2]mean residual 0 butMSE4. Denominator includes all cases, even zero errors; 1/0/9 squares over 3 give10/3. Equal lengths cannot verify case alignment. Separate picturetargets[1, 3], A[0, 4]MSE 1, B[1, 5]MSE 2, bothMAE1. Training/selection losses are not untouched final evidence. Independent inputs are different.</w:t>
+      </w:r>
+    </w:p>
+    <w:p>
+      <w:pPr>
+        <w:pStyle w:val="ListBullet"/>
+      </w:pPr>
+      <w:r>
+        <w:t>A learner totals squared errors 1, 0, 9 and divides by 2 because there are two nonzero errors. Correct the MSE.</w:t>
       </w:r>
     </w:p>
     <w:p>
@@ -813,35 +633,149 @@
         <w:pStyle w:val="Heading3"/>
       </w:pPr>
       <w:r>
+        <w:t>My reasoning and evidence</w:t>
+      </w:r>
+    </w:p>
+    <w:p>
+      <w:r>
+        <w:t>________________________________________________________________</w:t>
+      </w:r>
+    </w:p>
+    <w:p>
+      <w:r>
+        <w:t>________________________________________________________________</w:t>
+      </w:r>
+    </w:p>
+    <w:p>
+      <w:r>
+        <w:t>________________________________________________________________</w:t>
+      </w:r>
+    </w:p>
+    <w:p>
+      <w:r>
+        <w:t>________________________________________________________________</w:t>
+      </w:r>
+    </w:p>
+    <w:p>
+      <w:r>
+        <w:t>________________________________________________________________</w:t>
+      </w:r>
+    </w:p>
+    <w:p>
+      <w:r>
+        <w:t>________________________________________________________________</w:t>
+      </w:r>
+    </w:p>
+    <w:p>
+      <w:pPr>
+        <w:pStyle w:val="Heading1"/>
+      </w:pPr>
+      <w:r>
+        <w:t>09. W5 · Explain the limitation</w:t>
+      </w:r>
+    </w:p>
+    <w:p>
+      <w:r>
+        <w:t>Keep this task’s inputs,rule and response together.</w:t>
+      </w:r>
+    </w:p>
+    <w:p>
+      <w:pPr>
+        <w:pStyle w:val="Heading2"/>
+      </w:pPr>
+      <w:r>
+        <w:t>Complete task and evidence</w:t>
+      </w:r>
+    </w:p>
+    <w:p>
+      <w:pPr>
+        <w:pStyle w:val="ListBullet"/>
+      </w:pPr>
+      <w:r>
+        <w:t>Use residual prediction−target, ordinary MSEmean of squared residuals, no half factor. Main targets[1, 3, 2]:P[2, 2, 4]res[1, −1, 2], squares[1, 1, 4], MSE 2; Q[1, 2, 2]MSE 1/3; fixed supplied baseline[2, 2, 2]MSE 2/3(no fitting provenance supplied); R[0, 3, 3]MSE 2/3. W2 targets[0, 4]/pred[2, 2]mean residual 0 butMSE4. Denominator includes all cases, even zero errors; 1/0/9 squares over 3 give10/3. Equal lengths cannot verify case alignment. Separate picturetargets[1, 3], A[0, 4]MSE 1, B[1, 5]MSE 2, bothMAE1. Training/selection losses are not untouched final evidence. Independent inputs are different.</w:t>
+      </w:r>
+    </w:p>
+    <w:p>
+      <w:pPr>
+        <w:pStyle w:val="ListBullet"/>
+      </w:pPr>
+      <w:r>
+        <w:t>A team tries ten models and picks the one with the lowest final-test MSE. Can that same result be presented as an untouched final evaluation?</w:t>
+      </w:r>
+    </w:p>
+    <w:p>
+      <w:pPr>
+        <w:pStyle w:val="Heading3"/>
+      </w:pPr>
+      <w:r>
+        <w:t>My reasoning and evidence</w:t>
+      </w:r>
+    </w:p>
+    <w:p>
+      <w:r>
+        <w:t>________________________________________________________________</w:t>
+      </w:r>
+    </w:p>
+    <w:p>
+      <w:r>
+        <w:t>________________________________________________________________</w:t>
+      </w:r>
+    </w:p>
+    <w:p>
+      <w:r>
+        <w:t>________________________________________________________________</w:t>
+      </w:r>
+    </w:p>
+    <w:p>
+      <w:r>
+        <w:t>________________________________________________________________</w:t>
+      </w:r>
+    </w:p>
+    <w:p>
+      <w:r>
+        <w:t>________________________________________________________________</w:t>
+      </w:r>
+    </w:p>
+    <w:p>
+      <w:r>
+        <w:t>________________________________________________________________</w:t>
+      </w:r>
+    </w:p>
+    <w:p>
+      <w:pPr>
+        <w:pStyle w:val="Heading1"/>
+      </w:pPr>
+      <w:r>
+        <w:t>04. Try alone · Selected transfer</w:t>
+      </w:r>
+    </w:p>
+    <w:p>
+      <w:r>
+        <w:t>Keep this task’s inputs,rule and response together.</w:t>
+      </w:r>
+    </w:p>
+    <w:p>
+      <w:pPr>
+        <w:pStyle w:val="Heading2"/>
+      </w:pPr>
+      <w:r>
+        <w:t>Complete task and evidence</w:t>
+      </w:r>
+    </w:p>
+    <w:p>
+      <w:pPr>
+        <w:pStyle w:val="Heading3"/>
+      </w:pPr>
+      <w:r>
         <w:t>Independent case: Compare an unfamiliar evaluation independently</w:t>
       </w:r>
     </w:p>
     <w:p>
       <w:pPr>
-        <w:spacing w:line="336" w:lineRule="auto" w:after="180"/>
-      </w:pPr>
-      <w:r>
-        <w:rPr>
-          <w:b/>
-        </w:rPr>
-        <w:t>Target</w:t>
-      </w:r>
-      <w:r>
-        <w:rPr>
-          <w:b w:val="0"/>
-        </w:rPr>
-        <w:t>s are [0, 2, 4]. Model A predicts [1, 2, 3]; model B predicts [0, 2, 2]. Calculate both MSEs and identify the better model under MSE on these cases. Calculate mean absolute errors too.</w:t>
-      </w:r>
-    </w:p>
-    <w:p>
-      <w:pPr>
-        <w:spacing w:line="336" w:lineRule="auto" w:after="180"/>
-      </w:pPr>
-      <w:r>
-        <w:rPr>
-          <w:b w:val="0"/>
-        </w:rPr>
-        <w:t>State what changes in the conclusion.</w:t>
+        <w:pStyle w:val="ListBullet"/>
+      </w:pPr>
+      <w:r>
+        <w:t>Targets are [0, 2, 4]. Model A predicts [1, 2, 3]; model B predicts [0, 2, 2]. Calculate both MSEs and identify the better model under MSE on these cases. Calculate mean absolute errors too. State what changes in the conclusion.</w:t>
       </w:r>
     </w:p>
     <w:p>
@@ -889,12 +823,9 @@
     </w:p>
     <w:p>
       <w:pPr>
-        <w:spacing w:line="336" w:lineRule="auto" w:after="180"/>
-      </w:pPr>
-      <w:r>
-        <w:rPr>
-          <w:b w:val="0"/>
-        </w:rPr>
+        <w:pStyle w:val="ListBullet"/>
+      </w:pPr>
+      <w:r>
         <w:t>Attempt this case before feedback. Record any help. Earlier examples below are further practice; a case already practised with feedback cannot establish fresh transfer.</w:t>
       </w:r>
     </w:p>
@@ -903,59 +834,28 @@
         <w:pStyle w:val="Heading1"/>
       </w:pPr>
       <w:r>
-        <w:t>05. W1 Calculate a loss</w:t>
-      </w:r>
-    </w:p>
-    <w:p>
-      <w:r>
-        <w:t>Calculate a loss. Apply the supplied Loss functions facts and keep your reasoning.</w:t>
-      </w:r>
-    </w:p>
-    <w:p>
-      <w:pPr>
-        <w:spacing w:line="336" w:lineRule="auto" w:after="180"/>
-      </w:pPr>
-      <w:r>
-        <w:rPr>
-          <w:b w:val="0"/>
-        </w:rPr>
-        <w:t xml:space="preserve">For </w:t>
-      </w:r>
-      <w:r>
-        <w:rPr>
-          <w:b/>
-        </w:rPr>
-        <w:t>target</w:t>
-      </w:r>
-      <w:r>
-        <w:rPr>
-          <w:b w:val="0"/>
-        </w:rPr>
-        <w:t xml:space="preserve">s [2, 4] and </w:t>
-      </w:r>
-      <w:r>
-        <w:rPr>
-          <w:b/>
-        </w:rPr>
-        <w:t>prediction</w:t>
-      </w:r>
-      <w:r>
-        <w:rPr>
-          <w:b w:val="0"/>
-        </w:rPr>
-        <w:t xml:space="preserve">s [1, 6], record </w:t>
-      </w:r>
-      <w:r>
-        <w:rPr>
-          <w:b/>
-        </w:rPr>
-        <w:t>residual</w:t>
-      </w:r>
-      <w:r>
-        <w:rPr>
-          <w:b w:val="0"/>
-        </w:rPr>
-        <w:t>s, squares and MSE.</w:t>
+        <w:t>10. Project · Keep the mathematical evidence</w:t>
+      </w:r>
+    </w:p>
+    <w:p>
+      <w:r>
+        <w:t>Keep this task’s inputs,rule and response together.</w:t>
+      </w:r>
+    </w:p>
+    <w:p>
+      <w:pPr>
+        <w:pStyle w:val="Heading2"/>
+      </w:pPr>
+      <w:r>
+        <w:t>Complete task and evidence</w:t>
+      </w:r>
+    </w:p>
+    <w:p>
+      <w:pPr>
+        <w:pStyle w:val="ListBullet"/>
+      </w:pPr>
+      <w:r>
+        <w:t>Add a labelled loss functions evidence sheet to Image-pattern Network Investigation. Show how you can calculate per-example squared error and mean squared error. Use the supplied fictional case and keep its inputs, intermediate steps, calculation or prediction, and limitation. Connect this record to last week’s record; a matching answer without a trace is insufficient.</w:t>
       </w:r>
     </w:p>
     <w:p>
@@ -963,7 +863,7 @@
         <w:pStyle w:val="Heading3"/>
       </w:pPr>
       <w:r>
-        <w:t>My reasoning and evidence</w:t>
+        <w:t>My project change, supporting evidence and remaining limit</w:t>
       </w:r>
     </w:p>
     <w:p>
@@ -1001,463 +901,20 @@
         <w:pStyle w:val="Heading1"/>
       </w:pPr>
       <w:r>
-        <w:t>06. W2 Expose cancellation</w:t>
-      </w:r>
-    </w:p>
-    <w:p>
-      <w:r>
-        <w:t>Expose cancellation. Apply the supplied Loss functions facts and keep your reasoning.</w:t>
-      </w:r>
-    </w:p>
-    <w:p>
-      <w:pPr>
-        <w:spacing w:line="336" w:lineRule="auto" w:after="180"/>
-      </w:pPr>
-      <w:r>
-        <w:rPr>
-          <w:b/>
-        </w:rPr>
-        <w:t>Target</w:t>
-      </w:r>
-      <w:r>
-        <w:rPr>
-          <w:b w:val="0"/>
-        </w:rPr>
-        <w:t xml:space="preserve">s [0, 4] have </w:t>
-      </w:r>
-      <w:r>
-        <w:rPr>
-          <w:b/>
-        </w:rPr>
-        <w:t>prediction</w:t>
-      </w:r>
-      <w:r>
-        <w:rPr>
-          <w:b w:val="0"/>
-        </w:rPr>
-        <w:t xml:space="preserve">s [2, 2]. Compare mean </w:t>
-      </w:r>
-      <w:r>
-        <w:rPr>
-          <w:b/>
-        </w:rPr>
-        <w:t>residual</w:t>
-      </w:r>
-      <w:r>
-        <w:rPr>
-          <w:b w:val="0"/>
-        </w:rPr>
-        <w:t xml:space="preserve"> and MSE.</w:t>
-      </w:r>
-    </w:p>
-    <w:p>
-      <w:pPr>
-        <w:pStyle w:val="Heading3"/>
-      </w:pPr>
-      <w:r>
-        <w:t>My reasoning and evidence</w:t>
-      </w:r>
-    </w:p>
-    <w:p>
-      <w:r>
-        <w:t>________________________________________________________________</w:t>
-      </w:r>
-    </w:p>
-    <w:p>
-      <w:r>
-        <w:t>________________________________________________________________</w:t>
-      </w:r>
-    </w:p>
-    <w:p>
-      <w:r>
-        <w:t>________________________________________________________________</w:t>
-      </w:r>
-    </w:p>
-    <w:p>
-      <w:r>
-        <w:t>________________________________________________________________</w:t>
-      </w:r>
-    </w:p>
-    <w:p>
-      <w:r>
-        <w:t>________________________________________________________________</w:t>
-      </w:r>
-    </w:p>
-    <w:p>
-      <w:r>
-        <w:t>________________________________________________________________</w:t>
-      </w:r>
-    </w:p>
-    <w:p>
-      <w:pPr>
-        <w:pStyle w:val="Heading1"/>
-      </w:pPr>
-      <w:r>
-        <w:t>07. W3 Check the denominator</w:t>
-      </w:r>
-    </w:p>
-    <w:p>
-      <w:r>
-        <w:t>Check the denominator. Apply the supplied Loss functions facts and keep your reasoning.</w:t>
-      </w:r>
-    </w:p>
-    <w:p>
-      <w:pPr>
-        <w:spacing w:line="336" w:lineRule="auto" w:after="180"/>
-      </w:pPr>
-      <w:r>
-        <w:rPr>
-          <w:b w:val="0"/>
-        </w:rPr>
-        <w:t xml:space="preserve">A learner totals </w:t>
-      </w:r>
-      <w:r>
-        <w:rPr>
-          <w:b/>
-        </w:rPr>
-        <w:t>squared error</w:t>
-      </w:r>
-      <w:r>
-        <w:rPr>
-          <w:b w:val="0"/>
-        </w:rPr>
-        <w:t>s 1, 0, 9 and divides by 2 because there are two nonzero errors. Correct the MSE.</w:t>
-      </w:r>
-    </w:p>
-    <w:p>
-      <w:pPr>
-        <w:pStyle w:val="Heading3"/>
-      </w:pPr>
-      <w:r>
-        <w:t>My reasoning and evidence</w:t>
-      </w:r>
-    </w:p>
-    <w:p>
-      <w:r>
-        <w:t>________________________________________________________________</w:t>
-      </w:r>
-    </w:p>
-    <w:p>
-      <w:r>
-        <w:t>________________________________________________________________</w:t>
-      </w:r>
-    </w:p>
-    <w:p>
-      <w:r>
-        <w:t>________________________________________________________________</w:t>
-      </w:r>
-    </w:p>
-    <w:p>
-      <w:r>
-        <w:t>________________________________________________________________</w:t>
-      </w:r>
-    </w:p>
-    <w:p>
-      <w:r>
-        <w:t>________________________________________________________________</w:t>
-      </w:r>
-    </w:p>
-    <w:p>
-      <w:r>
-        <w:t>________________________________________________________________</w:t>
-      </w:r>
-    </w:p>
-    <w:p>
-      <w:pPr>
-        <w:pStyle w:val="Heading1"/>
-      </w:pPr>
-      <w:r>
-        <w:t>08. W4 Compare an unfamiliar evaluation independently</w:t>
-      </w:r>
-    </w:p>
-    <w:p>
-      <w:r>
-        <w:t>Attempt before feedback. If this repeats the selected independent case, reuse that first attempt; otherwise keep a separate record. Compare an unfamiliar evaluation independently. Apply the supplied Loss functions facts and keep your reasoning.</w:t>
-      </w:r>
-    </w:p>
-    <w:p>
-      <w:pPr>
-        <w:spacing w:line="336" w:lineRule="auto" w:after="180"/>
-      </w:pPr>
-      <w:r>
-        <w:rPr>
-          <w:b/>
-        </w:rPr>
-        <w:t>Target</w:t>
-      </w:r>
-      <w:r>
-        <w:rPr>
-          <w:b w:val="0"/>
-        </w:rPr>
-        <w:t>s are [0, 2, 4]. Model A predicts [1, 2, 3]; model B predicts [0, 2, 2]. Calculate both MSEs and identify the better model under MSE on these cases. Calculate mean absolute errors too.</w:t>
-      </w:r>
-    </w:p>
-    <w:p>
-      <w:pPr>
-        <w:spacing w:line="336" w:lineRule="auto" w:after="180"/>
-      </w:pPr>
-      <w:r>
-        <w:rPr>
-          <w:b w:val="0"/>
-        </w:rPr>
-        <w:t>State what changes in the conclusion.</w:t>
-      </w:r>
-    </w:p>
-    <w:p>
-      <w:pPr>
-        <w:pStyle w:val="Heading3"/>
-      </w:pPr>
-      <w:r>
-        <w:t>My reasoning and evidence</w:t>
-      </w:r>
-    </w:p>
-    <w:p>
-      <w:r>
-        <w:t>________________________________________________________________</w:t>
-      </w:r>
-    </w:p>
-    <w:p>
-      <w:r>
-        <w:t>________________________________________________________________</w:t>
-      </w:r>
-    </w:p>
-    <w:p>
-      <w:r>
-        <w:t>________________________________________________________________</w:t>
-      </w:r>
-    </w:p>
-    <w:p>
-      <w:r>
-        <w:t>________________________________________________________________</w:t>
-      </w:r>
-    </w:p>
-    <w:p>
-      <w:r>
-        <w:t>________________________________________________________________</w:t>
-      </w:r>
-    </w:p>
-    <w:p>
-      <w:r>
-        <w:t>________________________________________________________________</w:t>
-      </w:r>
-    </w:p>
-    <w:p>
-      <w:r>
-        <w:t>________________________________________________________________</w:t>
-      </w:r>
-    </w:p>
-    <w:p>
-      <w:r>
-        <w:t>________________________________________________________________</w:t>
-      </w:r>
-    </w:p>
-    <w:p>
-      <w:pPr>
-        <w:pStyle w:val="Heading1"/>
-      </w:pPr>
-      <w:r>
-        <w:t>09. W5 Protect final testing</w:t>
-      </w:r>
-    </w:p>
-    <w:p>
-      <w:r>
-        <w:t>Protect final testing. Apply the supplied Loss functions facts and keep your reasoning.</w:t>
-      </w:r>
-    </w:p>
-    <w:p>
-      <w:pPr>
-        <w:spacing w:line="336" w:lineRule="auto" w:after="180"/>
-        <w:shd w:fill="F5F1FB"/>
-      </w:pPr>
-      <w:r>
-        <w:rPr>
-          <w:b w:val="0"/>
-        </w:rPr>
-        <w:t>A team tries ten models and picks the one with the lowest final-test MSE. Can that same result be presented as an untouched final evaluation?</w:t>
-      </w:r>
-    </w:p>
-    <w:p>
-      <w:pPr>
-        <w:pStyle w:val="Heading3"/>
-      </w:pPr>
-      <w:r>
-        <w:t>My reasoning and evidence</w:t>
-      </w:r>
-    </w:p>
-    <w:p>
-      <w:r>
-        <w:t>________________________________________________________________</w:t>
-      </w:r>
-    </w:p>
-    <w:p>
-      <w:r>
-        <w:t>________________________________________________________________</w:t>
-      </w:r>
-    </w:p>
-    <w:p>
-      <w:r>
-        <w:t>________________________________________________________________</w:t>
-      </w:r>
-    </w:p>
-    <w:p>
-      <w:r>
-        <w:t>________________________________________________________________</w:t>
-      </w:r>
-    </w:p>
-    <w:p>
-      <w:r>
-        <w:t>________________________________________________________________</w:t>
-      </w:r>
-    </w:p>
-    <w:p>
-      <w:r>
-        <w:t>________________________________________________________________</w:t>
-      </w:r>
-    </w:p>
-    <w:p>
-      <w:pPr>
-        <w:pStyle w:val="Heading1"/>
-      </w:pPr>
-      <w:r>
-        <w:t>10. Project checkpoint and reflection</w:t>
-      </w:r>
-    </w:p>
-    <w:p>
-      <w:r>
-        <w:t>Connect Loss functions to Image-pattern Network Investigation, identify a limit and choose the next useful test.</w:t>
-      </w:r>
-    </w:p>
-    <w:p>
-      <w:pPr>
-        <w:spacing w:line="336" w:lineRule="auto" w:after="180"/>
-      </w:pPr>
-      <w:r>
-        <w:rPr>
-          <w:b w:val="0"/>
-        </w:rPr>
-        <w:t xml:space="preserve">Add a labelled loss functions </w:t>
-      </w:r>
-      <w:r>
-        <w:rPr>
-          <w:b/>
-        </w:rPr>
-        <w:t>evidence</w:t>
-      </w:r>
-      <w:r>
-        <w:rPr>
-          <w:b w:val="0"/>
-        </w:rPr>
-        <w:t xml:space="preserve"> sheet to Image-pattern Network Investigation. Show how you can calculate per-example </w:t>
-      </w:r>
-      <w:r>
-        <w:rPr>
-          <w:b/>
-        </w:rPr>
-        <w:t>squared error</w:t>
-      </w:r>
-      <w:r>
-        <w:rPr>
-          <w:b w:val="0"/>
-        </w:rPr>
-        <w:t xml:space="preserve"> and </w:t>
-      </w:r>
-      <w:r>
-        <w:rPr>
-          <w:b/>
-        </w:rPr>
-        <w:t>mean squared error</w:t>
-      </w:r>
-      <w:r>
-        <w:rPr>
-          <w:b w:val="0"/>
-        </w:rPr>
-        <w:t>.</w:t>
-      </w:r>
-    </w:p>
-    <w:p>
-      <w:pPr>
-        <w:spacing w:line="336" w:lineRule="auto" w:after="180"/>
-      </w:pPr>
-      <w:r>
-        <w:rPr>
-          <w:b w:val="0"/>
-        </w:rPr>
-        <w:t xml:space="preserve">Use the supplied fictional case and keep its </w:t>
-      </w:r>
-      <w:r>
-        <w:rPr>
-          <w:b/>
-        </w:rPr>
-        <w:t>input</w:t>
-      </w:r>
-      <w:r>
-        <w:rPr>
-          <w:b w:val="0"/>
-        </w:rPr>
-        <w:t xml:space="preserve">s, intermediate steps, calculation or </w:t>
-      </w:r>
-      <w:r>
-        <w:rPr>
-          <w:b/>
-        </w:rPr>
-        <w:t>prediction</w:t>
-      </w:r>
-      <w:r>
-        <w:rPr>
-          <w:b w:val="0"/>
-        </w:rPr>
-        <w:t>, and limitation. Connect this record to last week’s record; a matching answer without a trace is insufficient.</w:t>
-      </w:r>
-    </w:p>
-    <w:p>
-      <w:pPr>
-        <w:pStyle w:val="Heading3"/>
-      </w:pPr>
-      <w:r>
-        <w:t>My project change, supporting evidence and remaining limit</w:t>
-      </w:r>
-    </w:p>
-    <w:p>
-      <w:r>
-        <w:t>________________________________________________________________</w:t>
-      </w:r>
-    </w:p>
-    <w:p>
-      <w:r>
-        <w:t>________________________________________________________________</w:t>
-      </w:r>
-    </w:p>
-    <w:p>
-      <w:r>
-        <w:t>________________________________________________________________</w:t>
-      </w:r>
-    </w:p>
-    <w:p>
-      <w:r>
-        <w:t>________________________________________________________________</w:t>
-      </w:r>
-    </w:p>
-    <w:p>
-      <w:r>
-        <w:t>________________________________________________________________</w:t>
-      </w:r>
-    </w:p>
-    <w:p>
-      <w:r>
-        <w:t>________________________________________________________________</w:t>
-      </w:r>
-    </w:p>
-    <w:p>
-      <w:pPr>
-        <w:pStyle w:val="Heading1"/>
-      </w:pPr>
-      <w:r>
-        <w:t>11. Feedback, return check and learning record</w:t>
-      </w:r>
-    </w:p>
-    <w:p>
-      <w:r>
-        <w:t>Record the first repaired step and a different case to revisit after a delay.</w:t>
+        <w:t>11. Feedback · Repair and return</w:t>
+      </w:r>
+    </w:p>
+    <w:p>
+      <w:r>
+        <w:t>Keep this task’s inputs,rule and response together.</w:t>
+      </w:r>
+    </w:p>
+    <w:p>
+      <w:pPr>
+        <w:pStyle w:val="Heading2"/>
+      </w:pPr>
+      <w:r>
+        <w:t>Complete task and evidence</w:t>
       </w:r>
     </w:p>
     <w:tbl>
@@ -1598,12 +1055,9 @@
     </w:tbl>
     <w:p>
       <w:pPr>
-        <w:spacing w:line="336" w:lineRule="auto" w:after="180"/>
-      </w:pPr>
-      <w:r>
-        <w:rPr>
-          <w:b w:val="0"/>
-        </w:rPr>
+        <w:pStyle w:val="ListBullet"/>
+      </w:pPr>
+      <w:r>
         <w:t>Revisit this idea with your teacher after a delay. Familiarity is different from explaining and using it on a changed case.</w:t>
       </w:r>
     </w:p>
@@ -1612,75 +1066,330 @@
         <w:pStyle w:val="Heading1"/>
       </w:pPr>
       <w:r>
-        <w:t>12. Pictorial case practice: Loss functions</w:t>
-      </w:r>
-    </w:p>
-    <w:p>
-      <w:r>
-        <w:t>Compare candidate losses with the same targets and denominator. Explain the labelled step before checking the changed condition.</w:t>
-      </w:r>
-    </w:p>
-    <w:p>
-      <w:pPr>
-        <w:spacing w:line="336" w:lineRule="auto" w:after="180"/>
-      </w:pPr>
-      <w:r>
-        <w:rPr>
-          <w:b w:val="0"/>
-        </w:rPr>
-        <w:t xml:space="preserve">Compare candidate losses with the same </w:t>
-      </w:r>
-      <w:r>
-        <w:rPr>
-          <w:b/>
-        </w:rPr>
-        <w:t>target</w:t>
-      </w:r>
-      <w:r>
-        <w:rPr>
-          <w:b w:val="0"/>
-        </w:rPr>
-        <w:t>s and denominator.</w:t>
-      </w:r>
-    </w:p>
-    <w:p>
-      <w:pPr>
-        <w:spacing w:line="336" w:lineRule="auto" w:after="180"/>
-      </w:pPr>
-      <w:r>
-        <w:rPr>
-          <w:b/>
-        </w:rPr>
-        <w:t>Target</w:t>
-      </w:r>
-      <w:r>
-        <w:rPr>
-          <w:b w:val="0"/>
-        </w:rPr>
-        <w:t>s [1, 3]; A predicts [0, 4]; B predicts [1, 5]. Use MSE over both cases.</w:t>
-      </w:r>
-    </w:p>
-    <w:p>
-      <w:pPr>
-        <w:spacing w:line="336" w:lineRule="auto" w:after="180"/>
-      </w:pPr>
-      <w:r>
-        <w:rPr>
-          <w:b w:val="0"/>
-        </w:rPr>
-        <w:t xml:space="preserve">All </w:t>
-      </w:r>
-      <w:r>
-        <w:rPr>
-          <w:b/>
-        </w:rPr>
-        <w:t>input</w:t>
-      </w:r>
-      <w:r>
-        <w:rPr>
-          <w:b w:val="0"/>
-        </w:rPr>
-        <w:t>s and outcomes in this worked example are invented classroom data; no real model run is claimed.</w:t>
+        <w:t>Reference bank and extra practice</w:t>
+      </w:r>
+    </w:p>
+    <w:p>
+      <w:pPr>
+        <w:pStyle w:val="Heading1"/>
+      </w:pPr>
+      <w:r>
+        <w:t>02. Reference · Supported W2 record</w:t>
+      </w:r>
+    </w:p>
+    <w:p>
+      <w:r>
+        <w:t>Keep this task’s inputs,rule and response together.</w:t>
+      </w:r>
+    </w:p>
+    <w:p>
+      <w:pPr>
+        <w:pStyle w:val="Heading2"/>
+      </w:pPr>
+      <w:r>
+        <w:t>Complete task and evidence</w:t>
+      </w:r>
+    </w:p>
+    <w:p>
+      <w:pPr>
+        <w:pStyle w:val="ListBullet"/>
+      </w:pPr>
+      <w:r>
+        <w:t>Use W2: Expose cancellation for Loss functions. Record the answer once; the lesson and workbook refer to the same attempt.</w:t>
+      </w:r>
+    </w:p>
+    <w:tbl>
+      <w:tblPr>
+        <w:tblStyle w:val="LightShading-Accent1"/>
+        <w:tblW w:type="auto" w:w="0"/>
+        <w:tblLook w:firstColumn="1" w:firstRow="1" w:lastColumn="0" w:lastRow="0" w:noHBand="0" w:noVBand="1" w:val="04A0"/>
+      </w:tblPr>
+      <w:tblGrid>
+        <w:gridCol w:w="2556"/>
+        <w:gridCol w:w="2556"/>
+        <w:gridCol w:w="2556"/>
+        <w:gridCol w:w="2556"/>
+      </w:tblGrid>
+      <w:tr>
+        <w:trPr>
+          <w:tblHeader/>
+        </w:trPr>
+        <w:tc>
+          <w:tcPr>
+            <w:tcW w:type="dxa" w:w="2556"/>
+          </w:tcPr>
+          <w:p>
+            <w:r>
+              <w:t>Given inputs</w:t>
+            </w:r>
+          </w:p>
+        </w:tc>
+        <w:tc>
+          <w:tcPr>
+            <w:tcW w:type="dxa" w:w="2556"/>
+          </w:tcPr>
+          <w:p>
+            <w:r>
+              <w:t>Procedure I chose</w:t>
+            </w:r>
+          </w:p>
+        </w:tc>
+        <w:tc>
+          <w:tcPr>
+            <w:tcW w:type="dxa" w:w="2556"/>
+          </w:tcPr>
+          <w:p>
+            <w:r>
+              <w:t>Middle steps</w:t>
+            </w:r>
+          </w:p>
+        </w:tc>
+        <w:tc>
+          <w:tcPr>
+            <w:tcW w:type="dxa" w:w="2556"/>
+          </w:tcPr>
+          <w:p>
+            <w:r>
+              <w:t>Result and check</w:t>
+            </w:r>
+          </w:p>
+        </w:tc>
+      </w:tr>
+      <w:tr>
+        <w:tc>
+          <w:tcPr>
+            <w:tcW w:type="dxa" w:w="2556"/>
+          </w:tcPr>
+          <w:p>
+            <w:r/>
+          </w:p>
+        </w:tc>
+        <w:tc>
+          <w:tcPr>
+            <w:tcW w:type="dxa" w:w="2556"/>
+          </w:tcPr>
+          <w:p>
+            <w:r/>
+          </w:p>
+        </w:tc>
+        <w:tc>
+          <w:tcPr>
+            <w:tcW w:type="dxa" w:w="2556"/>
+          </w:tcPr>
+          <w:p>
+            <w:r/>
+          </w:p>
+        </w:tc>
+        <w:tc>
+          <w:tcPr>
+            <w:tcW w:type="dxa" w:w="2556"/>
+          </w:tcPr>
+          <w:p>
+            <w:r/>
+          </w:p>
+        </w:tc>
+      </w:tr>
+    </w:tbl>
+    <w:p>
+      <w:pPr>
+        <w:pStyle w:val="Heading3"/>
+      </w:pPr>
+      <w:r>
+        <w:t>The step I completed without help, and the hint I needed</w:t>
+      </w:r>
+    </w:p>
+    <w:p>
+      <w:r>
+        <w:t>________________________________________________________________</w:t>
+      </w:r>
+    </w:p>
+    <w:p>
+      <w:r>
+        <w:t>________________________________________________________________</w:t>
+      </w:r>
+    </w:p>
+    <w:p>
+      <w:r>
+        <w:t>________________________________________________________________</w:t>
+      </w:r>
+    </w:p>
+    <w:p>
+      <w:pPr>
+        <w:pStyle w:val="Heading1"/>
+      </w:pPr>
+      <w:r>
+        <w:t>03. Extra practice · Individual reasoning check</w:t>
+      </w:r>
+    </w:p>
+    <w:p>
+      <w:r>
+        <w:t>Keep this task’s inputs,rule and response together.</w:t>
+      </w:r>
+    </w:p>
+    <w:p>
+      <w:pPr>
+        <w:pStyle w:val="Heading2"/>
+      </w:pPr>
+      <w:r>
+        <w:t>Complete task and evidence</w:t>
+      </w:r>
+    </w:p>
+    <w:p>
+      <w:pPr>
+        <w:pStyle w:val="ListBullet"/>
+      </w:pPr>
+      <w:r>
+        <w:t>Use the worked case for Loss functions. Proposed explanation: “Average residual is the loss”. Decide whether this explanation is supported. Point to the step or supplied fact that decides; explain your repair if needed.</w:t>
+      </w:r>
+    </w:p>
+    <w:p>
+      <w:pPr>
+        <w:pStyle w:val="Heading3"/>
+      </w:pPr>
+      <w:r>
+        <w:t>My explanation before partner discussion</w:t>
+      </w:r>
+    </w:p>
+    <w:p>
+      <w:r>
+        <w:t>________________________________________________________________</w:t>
+      </w:r>
+    </w:p>
+    <w:p>
+      <w:r>
+        <w:t>________________________________________________________________</w:t>
+      </w:r>
+    </w:p>
+    <w:p>
+      <w:r>
+        <w:t>________________________________________________________________</w:t>
+      </w:r>
+    </w:p>
+    <w:p>
+      <w:r>
+        <w:t>________________________________________________________________</w:t>
+      </w:r>
+    </w:p>
+    <w:p>
+      <w:pPr>
+        <w:pStyle w:val="Heading1"/>
+      </w:pPr>
+      <w:r>
+        <w:t>08. Reference · Earlier W4 response copy</w:t>
+      </w:r>
+    </w:p>
+    <w:p>
+      <w:r>
+        <w:t>Keep this task’s inputs,rule and response together.</w:t>
+      </w:r>
+    </w:p>
+    <w:p>
+      <w:pPr>
+        <w:pStyle w:val="Heading2"/>
+      </w:pPr>
+      <w:r>
+        <w:t>Complete task and evidence</w:t>
+      </w:r>
+    </w:p>
+    <w:p>
+      <w:pPr>
+        <w:pStyle w:val="ListBullet"/>
+      </w:pPr>
+      <w:r>
+        <w:t>Targets are [0, 2, 4]. Model A predicts [1, 2, 3]; model B predicts [0, 2, 2]. Calculate both MSEs and identify the better model under MSE on these cases. Calculate mean absolute errors too. State what changes in the conclusion.</w:t>
+      </w:r>
+    </w:p>
+    <w:p>
+      <w:pPr>
+        <w:pStyle w:val="Heading3"/>
+      </w:pPr>
+      <w:r>
+        <w:t>My reasoning and evidence</w:t>
+      </w:r>
+    </w:p>
+    <w:p>
+      <w:r>
+        <w:t>________________________________________________________________</w:t>
+      </w:r>
+    </w:p>
+    <w:p>
+      <w:r>
+        <w:t>________________________________________________________________</w:t>
+      </w:r>
+    </w:p>
+    <w:p>
+      <w:r>
+        <w:t>________________________________________________________________</w:t>
+      </w:r>
+    </w:p>
+    <w:p>
+      <w:r>
+        <w:t>________________________________________________________________</w:t>
+      </w:r>
+    </w:p>
+    <w:p>
+      <w:r>
+        <w:t>________________________________________________________________</w:t>
+      </w:r>
+    </w:p>
+    <w:p>
+      <w:r>
+        <w:t>________________________________________________________________</w:t>
+      </w:r>
+    </w:p>
+    <w:p>
+      <w:r>
+        <w:t>________________________________________________________________</w:t>
+      </w:r>
+    </w:p>
+    <w:p>
+      <w:r>
+        <w:t>________________________________________________________________</w:t>
+      </w:r>
+    </w:p>
+    <w:p>
+      <w:pPr>
+        <w:pStyle w:val="Heading1"/>
+      </w:pPr>
+      <w:r>
+        <w:t>12. Extra practice · Pictured case</w:t>
+      </w:r>
+    </w:p>
+    <w:p>
+      <w:r>
+        <w:t>Keep this task’s inputs,rule and response together.</w:t>
+      </w:r>
+    </w:p>
+    <w:p>
+      <w:pPr>
+        <w:pStyle w:val="Heading2"/>
+      </w:pPr>
+      <w:r>
+        <w:t>Complete task and evidence</w:t>
+      </w:r>
+    </w:p>
+    <w:p>
+      <w:pPr>
+        <w:pStyle w:val="ListBullet"/>
+      </w:pPr>
+      <w:r>
+        <w:t>Compare candidate losses with the same targets and denominator.</w:t>
+      </w:r>
+    </w:p>
+    <w:p>
+      <w:pPr>
+        <w:pStyle w:val="ListBullet"/>
+      </w:pPr>
+      <w:r>
+        <w:t>Targets [1, 3]; A predicts [0, 4]; B predicts [1, 5]. Use MSE over both cases.</w:t>
+      </w:r>
+    </w:p>
+    <w:p>
+      <w:pPr>
+        <w:pStyle w:val="ListBullet"/>
+      </w:pPr>
+      <w:r>
+        <w:t>All inputs and outcomes in this worked example are invented classroom data; no real model run is claimed.</w:t>
       </w:r>
     </w:p>
     <w:p>
@@ -1757,25 +1466,10 @@
     </w:p>
     <w:p>
       <w:pPr>
-        <w:spacing w:line="336" w:lineRule="auto" w:after="180"/>
-      </w:pPr>
-      <w:r>
-        <w:rPr>
-          <w:b w:val="0"/>
-        </w:rPr>
-        <w:t xml:space="preserve">Why must the report name the chosen loss? Point to the relevant step in the picture, then write the changed result and the rule or </w:t>
-      </w:r>
-      <w:r>
-        <w:rPr>
-          <w:b/>
-        </w:rPr>
-        <w:t>evidence</w:t>
-      </w:r>
-      <w:r>
-        <w:rPr>
-          <w:b w:val="0"/>
-        </w:rPr>
-        <w:t xml:space="preserve"> that supports it.</w:t>
+        <w:pStyle w:val="ListBullet"/>
+      </w:pPr>
+      <w:r>
+        <w:t>Why must the report name the chosen loss? Point to the relevant step in the picture, then write the changed result and the rule or evidence that supports it.</w:t>
       </w:r>
     </w:p>
     <w:p>
@@ -1818,68 +1512,18 @@
     </w:p>
     <w:p>
       <w:pPr>
-        <w:pStyle w:val="Heading3"/>
-      </w:pPr>
-      <w:r>
-        <w:t>Record the help used</w:t>
-      </w:r>
-    </w:p>
-    <w:p>
-      <w:pPr>
-        <w:spacing w:line="336" w:lineRule="auto" w:after="180"/>
-        <w:shd w:fill="F1F6F8"/>
-      </w:pPr>
-      <w:r>
-        <w:rPr>
-          <w:b w:val="0"/>
-        </w:rPr>
-        <w:t xml:space="preserve">Support used: alone / hint / worked example. This record is practice </w:t>
-      </w:r>
-      <w:r>
-        <w:rPr>
-          <w:b/>
-        </w:rPr>
-        <w:t>evidence</w:t>
-      </w:r>
-      <w:r>
-        <w:rPr>
-          <w:b w:val="0"/>
-        </w:rPr>
-        <w:t>.</w:t>
-      </w:r>
-    </w:p>
-    <w:p>
-      <w:pPr>
-        <w:spacing w:line="336" w:lineRule="auto" w:after="180"/>
-      </w:pPr>
-      <w:r>
-        <w:rPr>
-          <w:b w:val="0"/>
-        </w:rPr>
-        <w:t xml:space="preserve">Project connection: For your Image-pattern Network Investigation, save the </w:t>
-      </w:r>
-      <w:r>
-        <w:rPr>
-          <w:b/>
-        </w:rPr>
-        <w:t>input</w:t>
-      </w:r>
-      <w:r>
-        <w:rPr>
-          <w:b w:val="0"/>
-        </w:rPr>
-        <w:t>, procedure, observed result and limitation of this check.</w:t>
-      </w:r>
-    </w:p>
-    <w:p>
-      <w:pPr>
-        <w:spacing w:line="336" w:lineRule="auto" w:after="180"/>
-      </w:pPr>
-      <w:r>
-        <w:rPr>
-          <w:b w:val="0"/>
-        </w:rPr>
-        <w:t>Label this worked example as practice; use a different, previously unreviewed case when checking independent understanding.</w:t>
+        <w:pStyle w:val="ListBullet"/>
+      </w:pPr>
+      <w:r>
+        <w:t>Support used: alone / hint / worked example. This record is practice evidence.</w:t>
+      </w:r>
+    </w:p>
+    <w:p>
+      <w:pPr>
+        <w:pStyle w:val="ListBullet"/>
+      </w:pPr>
+      <w:r>
+        <w:t>Project connection: For your Image-pattern Network Investigation, save the input, procedure, observed result and limitation of this check. Label this worked example as practice; use a different, previously unreviewed case when checking independent understanding.</w:t>
       </w:r>
     </w:p>
     <w:p>
@@ -1887,92 +1531,44 @@
         <w:pStyle w:val="Heading1"/>
       </w:pPr>
       <w:r>
-        <w:t>13. Project portfolio milestone</w:t>
-      </w:r>
-    </w:p>
-    <w:p>
-      <w:r>
-        <w:t>Keep this week’s input, deciding step, result and limit together in the Image-pattern Network Investigation record.</w:t>
-      </w:r>
-    </w:p>
-    <w:p>
-      <w:pPr>
-        <w:spacing w:line="336" w:lineRule="auto" w:after="180"/>
-      </w:pPr>
-      <w:r>
-        <w:rPr>
-          <w:b w:val="0"/>
-        </w:rPr>
+        <w:t>13. Reference · Project milestone</w:t>
+      </w:r>
+    </w:p>
+    <w:p>
+      <w:r>
+        <w:t>Keep this task’s inputs,rule and response together.</w:t>
+      </w:r>
+    </w:p>
+    <w:p>
+      <w:pPr>
+        <w:pStyle w:val="Heading2"/>
+      </w:pPr>
+      <w:r>
+        <w:t>Complete task and evidence</w:t>
+      </w:r>
+    </w:p>
+    <w:p>
+      <w:pPr>
+        <w:pStyle w:val="ListBullet"/>
+      </w:pPr>
+      <w:r>
         <w:t>Project: Image-pattern Network Investigation</w:t>
       </w:r>
     </w:p>
     <w:p>
       <w:pPr>
-        <w:spacing w:line="336" w:lineRule="auto" w:after="180"/>
-      </w:pPr>
-      <w:r>
-        <w:rPr>
-          <w:b w:val="0"/>
-        </w:rPr>
-        <w:t xml:space="preserve">Current milestone: Make a transparent first version. Keep a trace of how one </w:t>
-      </w:r>
-      <w:r>
-        <w:rPr>
-          <w:b/>
-        </w:rPr>
-        <w:t>input</w:t>
-      </w:r>
-      <w:r>
-        <w:rPr>
-          <w:b w:val="0"/>
-        </w:rPr>
-        <w:t xml:space="preserve"> becomes an </w:t>
-      </w:r>
-      <w:r>
-        <w:rPr>
-          <w:b/>
-        </w:rPr>
-        <w:t>output</w:t>
-      </w:r>
-      <w:r>
-        <w:rPr>
-          <w:b w:val="0"/>
-        </w:rPr>
-        <w:t>; explain the rule or learned component.</w:t>
-      </w:r>
-    </w:p>
-    <w:p>
-      <w:pPr>
-        <w:spacing w:line="336" w:lineRule="auto" w:after="180"/>
-      </w:pPr>
-      <w:r>
-        <w:rPr>
-          <w:b w:val="0"/>
-        </w:rPr>
-        <w:t xml:space="preserve">For your Image-pattern Network Investigation, save the </w:t>
-      </w:r>
-      <w:r>
-        <w:rPr>
-          <w:b/>
-        </w:rPr>
-        <w:t>input</w:t>
-      </w:r>
-      <w:r>
-        <w:rPr>
-          <w:b w:val="0"/>
-        </w:rPr>
-        <w:t>, procedure, observed result and limitation of this check.</w:t>
-      </w:r>
-    </w:p>
-    <w:p>
-      <w:pPr>
-        <w:spacing w:line="336" w:lineRule="auto" w:after="180"/>
-      </w:pPr>
-      <w:r>
-        <w:rPr>
-          <w:b w:val="0"/>
-        </w:rPr>
-        <w:t>Label this worked example as practice; use a different, previously unreviewed case when checking independent understanding.</w:t>
+        <w:pStyle w:val="ListBullet"/>
+      </w:pPr>
+      <w:r>
+        <w:t>Current milestone: Make a transparent first version. Keep a trace of how one input becomes an output; explain the rule or learned component.</w:t>
+      </w:r>
+    </w:p>
+    <w:p>
+      <w:pPr>
+        <w:pStyle w:val="ListBullet"/>
+      </w:pPr>
+      <w:r>
+        <w:t>For your Image-pattern Network Investigation, save the input, procedure, observed result and limitation of this check. Label this worked example as practice; use a different, previously unreviewed case when checking independent understanding.</w:t>
       </w:r>
     </w:p>
     <w:tbl>
@@ -2129,12 +1725,561 @@
         <w:pStyle w:val="Heading1"/>
       </w:pPr>
       <w:r>
-        <w:t>14. Supported practice and learning evidence</w:t>
-      </w:r>
-    </w:p>
-    <w:p>
-      <w:r>
-        <w:t>Try the supported questions before comparing with hints and feedback. Record what you repaired and the evidence you retained.</w:t>
+        <w:t>14. Extra practice · Predict,check and repair</w:t>
+      </w:r>
+    </w:p>
+    <w:p>
+      <w:r>
+        <w:t>Keep supported feedback separate from the independent case.</w:t>
+      </w:r>
+    </w:p>
+    <w:p>
+      <w:pPr>
+        <w:pStyle w:val="Heading2"/>
+      </w:pPr>
+      <w:r>
+        <w:t>First supported question and optional hint</w:t>
+      </w:r>
+    </w:p>
+    <w:p>
+      <w:pPr>
+        <w:pStyle w:val="ListBullet"/>
+      </w:pPr>
+      <w:r>
+        <w:t>Compare candidate losses with the same targets and denominator.</w:t>
+      </w:r>
+    </w:p>
+    <w:p>
+      <w:pPr>
+        <w:pStyle w:val="Heading3"/>
+      </w:pPr>
+      <w:r>
+        <w:t>Practice 1: explain the deciding evidence</w:t>
+      </w:r>
+    </w:p>
+    <w:p>
+      <w:pPr>
+        <w:pStyle w:val="ListBullet"/>
+      </w:pPr>
+      <w:r>
+        <w:t>Which labelled step matches this detail? A wins under MSE; both MAEs equal 1.</w:t>
+      </w:r>
+    </w:p>
+    <w:p>
+      <w:pPr>
+        <w:pStyle w:val="ListBullet"/>
+      </w:pPr>
+      <w:r>
+        <w:t>1. Compare objective</w:t>
+      </w:r>
+    </w:p>
+    <w:p>
+      <w:pPr>
+        <w:pStyle w:val="ListBullet"/>
+      </w:pPr>
+      <w:r>
+        <w:t>2. A squared errors</w:t>
+      </w:r>
+    </w:p>
+    <w:p>
+      <w:pPr>
+        <w:pStyle w:val="ListBullet"/>
+      </w:pPr>
+      <w:r>
+        <w:t>3. B squared errors</w:t>
+      </w:r>
+    </w:p>
+    <w:p>
+      <w:pPr>
+        <w:pStyle w:val="Heading3"/>
+      </w:pPr>
+      <w:r>
+        <w:t>My selected conclusion, deciding fact and explanation</w:t>
+      </w:r>
+    </w:p>
+    <w:p>
+      <w:r>
+        <w:t>________________________________________________________________</w:t>
+      </w:r>
+    </w:p>
+    <w:p>
+      <w:r>
+        <w:t>________________________________________________________________</w:t>
+      </w:r>
+    </w:p>
+    <w:p>
+      <w:r>
+        <w:t>________________________________________________________________</w:t>
+      </w:r>
+    </w:p>
+    <w:p>
+      <w:r>
+        <w:t>________________________________________________________________</w:t>
+      </w:r>
+    </w:p>
+    <w:p>
+      <w:r>
+        <w:t>________________________________________________________________</w:t>
+      </w:r>
+    </w:p>
+    <w:p>
+      <w:pPr>
+        <w:pStyle w:val="ListBullet"/>
+      </w:pPr>
+      <w:r>
+        <w:t>Hint if needed: Read the steps in the pictorial case. Match the supplied detail to the stage that performs or records it.</w:t>
+      </w:r>
+    </w:p>
+    <w:p>
+      <w:pPr>
+        <w:pStyle w:val="Heading2"/>
+      </w:pPr>
+      <w:r>
+        <w:t>Check after the first attempt · reference / check after trying</w:t>
+      </w:r>
+    </w:p>
+    <w:p>
+      <w:pPr>
+        <w:spacing w:line="336" w:lineRule="auto" w:after="180"/>
+      </w:pPr>
+      <w:r>
+        <w:rPr>
+          <w:b w:val="0"/>
+        </w:rPr>
+        <w:t xml:space="preserve">After your attempt, compare with the supported explanation: Compare objective A wins under MSE; both MAEs equal 1. For this loss calculation, the signed error is </w:t>
+      </w:r>
+      <w:r>
+        <w:rPr>
+          <w:b/>
+        </w:rPr>
+        <w:t>prediction</w:t>
+      </w:r>
+      <w:r>
+        <w:rPr>
+          <w:b w:val="0"/>
+        </w:rPr>
+        <w:t xml:space="preserve"> minus </w:t>
+      </w:r>
+      <w:r>
+        <w:rPr>
+          <w:b/>
+        </w:rPr>
+        <w:t>target</w:t>
+      </w:r>
+      <w:r>
+        <w:rPr>
+          <w:b w:val="0"/>
+        </w:rPr>
+        <w:t>.</w:t>
+      </w:r>
+    </w:p>
+    <w:p>
+      <w:pPr>
+        <w:spacing w:line="336" w:lineRule="auto" w:after="180"/>
+      </w:pPr>
+      <w:r>
+        <w:rPr>
+          <w:b w:val="0"/>
+        </w:rPr>
+        <w:t>MSE squares each error before averaging; MAE takes its absolute value. A spreads its error equally across both cases, while B concentrates it in one case. Squaring makes the larger individual error count more.</w:t>
+      </w:r>
+    </w:p>
+    <w:p>
+      <w:pPr>
+        <w:spacing w:line="336" w:lineRule="auto" w:after="180"/>
+      </w:pPr>
+      <w:r>
+        <w:rPr>
+          <w:b w:val="0"/>
+        </w:rPr>
+        <w:t>State the objective before selecting a model, because these two objectives give different comparisons.</w:t>
+      </w:r>
+    </w:p>
+    <w:p>
+      <w:pPr>
+        <w:pStyle w:val="Heading2"/>
+      </w:pPr>
+      <w:r>
+        <w:t>Changed-case question and optional hint</w:t>
+      </w:r>
+    </w:p>
+    <w:p>
+      <w:pPr>
+        <w:pStyle w:val="Heading3"/>
+      </w:pPr>
+      <w:r>
+        <w:t>Practice 2: explain the deciding evidence</w:t>
+      </w:r>
+    </w:p>
+    <w:p>
+      <w:pPr>
+        <w:pStyle w:val="ListBullet"/>
+      </w:pPr>
+      <w:r>
+        <w:t>Changed-case practice: Choose MAE instead of MSE as the sole criterion. Which conclusion is supported by the supplied facts?</w:t>
+      </w:r>
+    </w:p>
+    <w:p>
+      <w:pPr>
+        <w:pStyle w:val="ListBullet"/>
+      </w:pPr>
+      <w:r>
+        <w:t>1. We can decide the result without examining the changed input or the procedure.</w:t>
+      </w:r>
+    </w:p>
+    <w:p>
+      <w:pPr>
+        <w:pStyle w:val="ListBullet"/>
+      </w:pPr>
+      <w:r>
+        <w:t>2. This one example guarantees correct results for every future input.</w:t>
+      </w:r>
+    </w:p>
+    <w:p>
+      <w:pPr>
+        <w:pStyle w:val="ListBullet"/>
+      </w:pPr>
+      <w:r>
+        <w:t>3. A and B tie at MAE 1.</w:t>
+      </w:r>
+    </w:p>
+    <w:p>
+      <w:pPr>
+        <w:pStyle w:val="Heading3"/>
+      </w:pPr>
+      <w:r>
+        <w:t>My selected conclusion, deciding fact and explanation</w:t>
+      </w:r>
+    </w:p>
+    <w:p>
+      <w:r>
+        <w:t>________________________________________________________________</w:t>
+      </w:r>
+    </w:p>
+    <w:p>
+      <w:r>
+        <w:t>________________________________________________________________</w:t>
+      </w:r>
+    </w:p>
+    <w:p>
+      <w:r>
+        <w:t>________________________________________________________________</w:t>
+      </w:r>
+    </w:p>
+    <w:p>
+      <w:r>
+        <w:t>________________________________________________________________</w:t>
+      </w:r>
+    </w:p>
+    <w:p>
+      <w:r>
+        <w:t>________________________________________________________________</w:t>
+      </w:r>
+    </w:p>
+    <w:p>
+      <w:pPr>
+        <w:pStyle w:val="ListBullet"/>
+      </w:pPr>
+      <w:r>
+        <w:t>Hint if needed: Use the changed condition and the deciding step in the pictorial trace. The answer must say what follows from those facts.</w:t>
+      </w:r>
+    </w:p>
+    <w:p>
+      <w:pPr>
+        <w:pStyle w:val="Heading2"/>
+      </w:pPr>
+      <w:r>
+        <w:t>Check after the changed attempt · reference / check after trying</w:t>
+      </w:r>
+    </w:p>
+    <w:p>
+      <w:pPr>
+        <w:spacing w:line="336" w:lineRule="auto" w:after="180"/>
+      </w:pPr>
+      <w:r>
+        <w:rPr>
+          <w:b w:val="0"/>
+        </w:rPr>
+        <w:t xml:space="preserve">After your attempt, compare with the supported explanation: A and B tie at MAE 1. </w:t>
+      </w:r>
+      <w:r>
+        <w:rPr>
+          <w:b/>
+        </w:rPr>
+        <w:t>Squared error</w:t>
+      </w:r>
+      <w:r>
+        <w:rPr>
+          <w:b w:val="0"/>
+        </w:rPr>
+        <w:t xml:space="preserve"> penalises B’s concentrated error more, while absolute errors both sum 2.</w:t>
+      </w:r>
+    </w:p>
+    <w:p>
+      <w:pPr>
+        <w:pStyle w:val="Heading2"/>
+      </w:pPr>
+      <w:r>
+        <w:t>Repair and retain the record</w:t>
+      </w:r>
+    </w:p>
+    <w:p>
+      <w:pPr>
+        <w:spacing w:line="336" w:lineRule="auto" w:after="180"/>
+      </w:pPr>
+      <w:r>
+        <w:rPr>
+          <w:b w:val="0"/>
+        </w:rPr>
+        <w:t>Review Parameters and architecture (ai-5/7). Goal: Distinguish architectural choices from parameter values. Short practice: How many new parameters did that one hidden unit add?</w:t>
+      </w:r>
+    </w:p>
+    <w:p>
+      <w:pPr>
+        <w:spacing w:line="336" w:lineRule="auto" w:after="180"/>
+      </w:pPr>
+      <w:r>
+        <w:rPr>
+          <w:b w:val="0"/>
+        </w:rPr>
+        <w:t xml:space="preserve">Point to the relevant step in the picture, then write the changed result and the rule or </w:t>
+      </w:r>
+      <w:r>
+        <w:rPr>
+          <w:b/>
+        </w:rPr>
+        <w:t>evidence</w:t>
+      </w:r>
+      <w:r>
+        <w:rPr>
+          <w:b w:val="0"/>
+        </w:rPr>
+        <w:t xml:space="preserve"> that supports it.. Return to this week and explain what you changed.</w:t>
+      </w:r>
+    </w:p>
+    <w:p>
+      <w:pPr>
+        <w:spacing w:line="336" w:lineRule="auto" w:after="180"/>
+      </w:pPr>
+      <w:r>
+        <w:rPr>
+          <w:b w:val="0"/>
+        </w:rPr>
+        <w:t xml:space="preserve">Review Composing layers (ai-5/5). Goal: Trace how one layer supplies the next layer </w:t>
+      </w:r>
+      <w:r>
+        <w:rPr>
+          <w:b/>
+        </w:rPr>
+        <w:t>input</w:t>
+      </w:r>
+      <w:r>
+        <w:rPr>
+          <w:b w:val="0"/>
+        </w:rPr>
+        <w:t xml:space="preserve">s. Short practice: What intermediate value explains the changed </w:t>
+      </w:r>
+      <w:r>
+        <w:rPr>
+          <w:b/>
+        </w:rPr>
+        <w:t>output</w:t>
+      </w:r>
+      <w:r>
+        <w:rPr>
+          <w:b w:val="0"/>
+        </w:rPr>
+        <w:t>?</w:t>
+      </w:r>
+    </w:p>
+    <w:p>
+      <w:pPr>
+        <w:spacing w:line="336" w:lineRule="auto" w:after="180"/>
+      </w:pPr>
+      <w:r>
+        <w:rPr>
+          <w:b w:val="0"/>
+        </w:rPr>
+        <w:t xml:space="preserve">Point to the relevant step in the picture, then write the changed result and the rule or </w:t>
+      </w:r>
+      <w:r>
+        <w:rPr>
+          <w:b/>
+        </w:rPr>
+        <w:t>evidence</w:t>
+      </w:r>
+      <w:r>
+        <w:rPr>
+          <w:b w:val="0"/>
+        </w:rPr>
+        <w:t xml:space="preserve"> that supports it.. Return to this week and explain what you changed.</w:t>
+      </w:r>
+    </w:p>
+    <w:p>
+      <w:pPr>
+        <w:spacing w:line="336" w:lineRule="auto" w:after="180"/>
+      </w:pPr>
+      <w:r>
+        <w:rPr>
+          <w:b w:val="0"/>
+        </w:rPr>
+        <w:t>Review Dot products and weighted sums (ai-5/2). Goal: Calculate a dot product by matching feature positions. Short practice: Which connection explains why more right brightness lowers this score?</w:t>
+      </w:r>
+    </w:p>
+    <w:p>
+      <w:pPr>
+        <w:spacing w:line="336" w:lineRule="auto" w:after="180"/>
+      </w:pPr>
+      <w:r>
+        <w:rPr>
+          <w:b w:val="0"/>
+        </w:rPr>
+        <w:t xml:space="preserve">Point to the relevant step in the picture, then write the changed result and the rule or </w:t>
+      </w:r>
+      <w:r>
+        <w:rPr>
+          <w:b/>
+        </w:rPr>
+        <w:t>evidence</w:t>
+      </w:r>
+      <w:r>
+        <w:rPr>
+          <w:b w:val="0"/>
+        </w:rPr>
+        <w:t xml:space="preserve"> that supports it.. Return to this week and explain what you changed.</w:t>
+      </w:r>
+    </w:p>
+    <w:p>
+      <w:pPr>
+        <w:spacing w:line="336" w:lineRule="auto" w:after="180"/>
+      </w:pPr>
+      <w:r>
+        <w:rPr>
+          <w:b w:val="0"/>
+        </w:rPr>
+        <w:t xml:space="preserve">The browser lab lets you edit the supported Python examples already included in this lesson. Predict first, run, inspect the actual </w:t>
+      </w:r>
+      <w:r>
+        <w:rPr>
+          <w:b/>
+        </w:rPr>
+        <w:t>output</w:t>
+      </w:r>
+      <w:r>
+        <w:rPr>
+          <w:b w:val="0"/>
+        </w:rPr>
+        <w:t xml:space="preserve"> or error, change one </w:t>
+      </w:r>
+      <w:r>
+        <w:rPr>
+          <w:b/>
+        </w:rPr>
+        <w:t>input</w:t>
+      </w:r>
+      <w:r>
+        <w:rPr>
+          <w:b w:val="0"/>
+        </w:rPr>
+        <w:t>, then run again.</w:t>
+      </w:r>
+    </w:p>
+    <w:p>
+      <w:pPr>
+        <w:spacing w:line="336" w:lineRule="auto" w:after="180"/>
+      </w:pPr>
+      <w:r>
+        <w:rPr>
+          <w:b w:val="0"/>
+        </w:rPr>
+        <w:t xml:space="preserve">Keep code, </w:t>
+      </w:r>
+      <w:r>
+        <w:rPr>
+          <w:b/>
+        </w:rPr>
+        <w:t>prediction</w:t>
+      </w:r>
+      <w:r>
+        <w:rPr>
+          <w:b w:val="0"/>
+        </w:rPr>
+        <w:t>s, actual results and a reasoned revision together. On paper, label your result as a trace rather than an execution.</w:t>
+      </w:r>
+    </w:p>
+    <w:p>
+      <w:pPr>
+        <w:spacing w:line="336" w:lineRule="auto" w:after="180"/>
+      </w:pPr>
+      <w:r>
+        <w:rPr>
+          <w:b w:val="0"/>
+        </w:rPr>
+        <w:t xml:space="preserve">Use Download completed work in the hosted lesson to export your answers, reflections, practice feedback and code-run </w:t>
+      </w:r>
+      <w:r>
+        <w:rPr>
+          <w:b/>
+        </w:rPr>
+        <w:t>evidence</w:t>
+      </w:r>
+      <w:r>
+        <w:rPr>
+          <w:b w:val="0"/>
+        </w:rPr>
+        <w:t>. Open the HTML copy to read or print it.</w:t>
+      </w:r>
+    </w:p>
+    <w:p>
+      <w:pPr>
+        <w:spacing w:line="336" w:lineRule="auto" w:after="180"/>
+      </w:pPr>
+      <w:r>
+        <w:rPr>
+          <w:b w:val="0"/>
+        </w:rPr>
+        <w:t>Drafts stay in this browser when storage is available; clear drafts on a shared device.</w:t>
+      </w:r>
+    </w:p>
+    <w:p>
+      <w:pPr>
+        <w:pStyle w:val="Heading3"/>
+      </w:pPr>
+      <w:r>
+        <w:t>What I repaired, the evidence I kept and the next test</w:t>
+      </w:r>
+    </w:p>
+    <w:p>
+      <w:r>
+        <w:t>________________________________________________________________</w:t>
+      </w:r>
+    </w:p>
+    <w:p>
+      <w:r>
+        <w:t>________________________________________________________________</w:t>
+      </w:r>
+    </w:p>
+    <w:p>
+      <w:r>
+        <w:t>________________________________________________________________</w:t>
+      </w:r>
+    </w:p>
+    <w:p>
+      <w:r>
+        <w:t>________________________________________________________________</w:t>
+      </w:r>
+    </w:p>
+    <w:p>
+      <w:r>
+        <w:t>________________________________________________________________</w:t>
+      </w:r>
+    </w:p>
+    <w:p>
+      <w:pPr>
+        <w:pStyle w:val="Heading2"/>
+      </w:pPr>
+      <w:r>
+        <w:t>Earlier wording, alternatives and picture transcripts · reference / check after trying</w:t>
       </w:r>
     </w:p>
     <w:p>
@@ -2150,104 +2295,10 @@
     </w:p>
     <w:p>
       <w:pPr>
-        <w:spacing w:line="336" w:lineRule="auto" w:after="180"/>
-      </w:pPr>
-      <w:r>
-        <w:rPr>
-          <w:b w:val="0"/>
-        </w:rPr>
-        <w:t xml:space="preserve">Compare candidate losses with the same </w:t>
-      </w:r>
-      <w:r>
-        <w:rPr>
-          <w:b/>
-        </w:rPr>
-        <w:t>target</w:t>
-      </w:r>
-      <w:r>
-        <w:rPr>
-          <w:b w:val="0"/>
-        </w:rPr>
-        <w:t>s and denominator.</w:t>
-      </w:r>
-    </w:p>
-    <w:p>
-      <w:pPr>
         <w:pStyle w:val="Heading3"/>
       </w:pPr>
       <w:r>
-        <w:t>Practice 1: explain the deciding evidence</w:t>
-      </w:r>
-    </w:p>
-    <w:p>
-      <w:pPr>
-        <w:spacing w:line="336" w:lineRule="auto" w:after="180"/>
-      </w:pPr>
-      <w:r>
-        <w:rPr>
-          <w:b w:val="0"/>
-        </w:rPr>
-        <w:t>Which labelled step matches this detail? A wins under MSE; both MAEs equal 1.</w:t>
-      </w:r>
-    </w:p>
-    <w:p>
-      <w:pPr>
-        <w:spacing w:line="336" w:lineRule="auto" w:after="180"/>
-        <w:shd w:fill="F4F9FC"/>
-      </w:pPr>
-      <w:r>
-        <w:rPr>
-          <w:b w:val="0"/>
-        </w:rPr>
-        <w:t>1. Compare objective</w:t>
-      </w:r>
-    </w:p>
-    <w:p>
-      <w:pPr>
-        <w:spacing w:line="336" w:lineRule="auto" w:after="180"/>
-        <w:shd w:fill="F4F9FC"/>
-      </w:pPr>
-      <w:r>
-        <w:rPr>
-          <w:b w:val="0"/>
-        </w:rPr>
-        <w:t xml:space="preserve">2. A </w:t>
-      </w:r>
-      <w:r>
-        <w:rPr>
-          <w:b/>
-        </w:rPr>
-        <w:t>squared error</w:t>
-      </w:r>
-      <w:r>
-        <w:rPr>
-          <w:b w:val="0"/>
-        </w:rPr>
-        <w:t>s</w:t>
-      </w:r>
-    </w:p>
-    <w:p>
-      <w:pPr>
-        <w:spacing w:line="336" w:lineRule="auto" w:after="180"/>
-        <w:shd w:fill="F4F9FC"/>
-      </w:pPr>
-      <w:r>
-        <w:rPr>
-          <w:b w:val="0"/>
-        </w:rPr>
-        <w:t xml:space="preserve">3. B </w:t>
-      </w:r>
-      <w:r>
-        <w:rPr>
-          <w:b/>
-        </w:rPr>
-        <w:t>squared error</w:t>
-      </w:r>
-      <w:r>
-        <w:rPr>
-          <w:b w:val="0"/>
-        </w:rPr>
-        <w:t>s</w:t>
+        <w:t>Repair a missing building block</w:t>
       </w:r>
     </w:p>
     <w:p>
@@ -2255,32 +2306,7 @@
         <w:pStyle w:val="Heading3"/>
       </w:pPr>
       <w:r>
-        <w:t>My selected conclusion, deciding fact and explanation</w:t>
-      </w:r>
-    </w:p>
-    <w:p>
-      <w:r>
-        <w:t>________________________________________________________________</w:t>
-      </w:r>
-    </w:p>
-    <w:p>
-      <w:r>
-        <w:t>________________________________________________________________</w:t>
-      </w:r>
-    </w:p>
-    <w:p>
-      <w:r>
-        <w:t>________________________________________________________________</w:t>
-      </w:r>
-    </w:p>
-    <w:p>
-      <w:r>
-        <w:t>________________________________________________________________</w:t>
-      </w:r>
-    </w:p>
-    <w:p>
-      <w:r>
-        <w:t>________________________________________________________________</w:t>
+        <w:t>Predict, run and debug</w:t>
       </w:r>
     </w:p>
     <w:p>
@@ -2288,553 +2314,25 @@
         <w:pStyle w:val="Heading3"/>
       </w:pPr>
       <w:r>
-        <w:t>Hint · try first</w:t>
-      </w:r>
-    </w:p>
-    <w:p>
-      <w:pPr>
-        <w:spacing w:line="336" w:lineRule="auto" w:after="180"/>
-        <w:shd w:fill="F1F6F8"/>
-      </w:pPr>
-      <w:r>
-        <w:rPr>
-          <w:b w:val="0"/>
-        </w:rPr>
-        <w:t>Hint if needed: Read the steps in the pictorial case. Match the supplied detail to the stage that performs or records it.</w:t>
-      </w:r>
-    </w:p>
-    <w:p>
-      <w:pPr>
-        <w:pStyle w:val="Heading3"/>
-      </w:pPr>
-      <w:r>
-        <w:t>Feedback · compare after trying</w:t>
-      </w:r>
-    </w:p>
-    <w:p>
-      <w:pPr>
-        <w:spacing w:line="336" w:lineRule="auto" w:after="180"/>
-        <w:shd w:fill="F1F6FC"/>
-      </w:pPr>
-      <w:r>
-        <w:rPr>
-          <w:b w:val="0"/>
-        </w:rPr>
-        <w:t xml:space="preserve">After your attempt, compare with the supported explanation: Compare objective A wins under MSE; both MAEs equal 1. For this loss calculation, the signed error is </w:t>
-      </w:r>
-      <w:r>
-        <w:rPr>
-          <w:b/>
-        </w:rPr>
-        <w:t>prediction</w:t>
-      </w:r>
-      <w:r>
-        <w:rPr>
-          <w:b w:val="0"/>
-        </w:rPr>
-        <w:t xml:space="preserve"> minus </w:t>
-      </w:r>
-      <w:r>
-        <w:rPr>
-          <w:b/>
-        </w:rPr>
-        <w:t>target</w:t>
-      </w:r>
-      <w:r>
-        <w:rPr>
-          <w:b w:val="0"/>
-        </w:rPr>
-        <w:t>.</w:t>
-      </w:r>
-    </w:p>
-    <w:p>
-      <w:pPr>
-        <w:spacing w:line="336" w:lineRule="auto" w:after="180"/>
-        <w:shd w:fill="F1F6FC"/>
-      </w:pPr>
-      <w:r>
-        <w:rPr>
-          <w:b w:val="0"/>
-        </w:rPr>
-        <w:t>MSE squares each error before averaging; MAE takes its absolute value. A spreads its error equally across both cases, while B concentrates it in one case. Squaring makes the larger individual error count more.</w:t>
-      </w:r>
-    </w:p>
-    <w:p>
-      <w:pPr>
-        <w:spacing w:line="336" w:lineRule="auto" w:after="180"/>
-        <w:shd w:fill="F1F6FC"/>
-      </w:pPr>
-      <w:r>
-        <w:rPr>
-          <w:b w:val="0"/>
-        </w:rPr>
-        <w:t>State the objective before selecting a model, because these two objectives give different comparisons.</w:t>
-      </w:r>
-    </w:p>
-    <w:p>
-      <w:pPr>
-        <w:pStyle w:val="Heading3"/>
-      </w:pPr>
-      <w:r>
-        <w:t>Practice 2: explain the deciding evidence</w:t>
-      </w:r>
-    </w:p>
-    <w:p>
-      <w:pPr>
-        <w:pStyle w:val="Heading3"/>
-      </w:pPr>
-      <w:r>
-        <w:t>Changed case · predict first</w:t>
-      </w:r>
-    </w:p>
-    <w:p>
-      <w:pPr>
-        <w:spacing w:line="336" w:lineRule="auto" w:after="180"/>
-        <w:shd w:fill="F5F1FB"/>
-      </w:pPr>
-      <w:r>
-        <w:rPr>
-          <w:b w:val="0"/>
-        </w:rPr>
-        <w:t>Changed-case practice: Choose MAE instead of MSE as the sole criterion. Which conclusion is supported by the supplied facts?</w:t>
-      </w:r>
-    </w:p>
-    <w:p>
-      <w:pPr>
-        <w:spacing w:line="336" w:lineRule="auto" w:after="180"/>
-        <w:shd w:fill="F4F9FC"/>
-      </w:pPr>
-      <w:r>
-        <w:rPr>
-          <w:b w:val="0"/>
-        </w:rPr>
-        <w:t xml:space="preserve">1. We can decide the result without examining the changed </w:t>
-      </w:r>
-      <w:r>
-        <w:rPr>
-          <w:b/>
-        </w:rPr>
-        <w:t>input</w:t>
-      </w:r>
-      <w:r>
-        <w:rPr>
-          <w:b w:val="0"/>
-        </w:rPr>
-        <w:t xml:space="preserve"> or the procedure.</w:t>
-      </w:r>
-    </w:p>
-    <w:p>
-      <w:pPr>
-        <w:spacing w:line="336" w:lineRule="auto" w:after="180"/>
-        <w:shd w:fill="F4F9FC"/>
-      </w:pPr>
-      <w:r>
-        <w:rPr>
-          <w:b w:val="0"/>
-        </w:rPr>
-        <w:t xml:space="preserve">2. This one example guarantees correct results for every future </w:t>
-      </w:r>
-      <w:r>
-        <w:rPr>
-          <w:b/>
-        </w:rPr>
-        <w:t>input</w:t>
-      </w:r>
-      <w:r>
-        <w:rPr>
-          <w:b w:val="0"/>
-        </w:rPr>
-        <w:t>.</w:t>
-      </w:r>
-    </w:p>
-    <w:p>
-      <w:pPr>
-        <w:spacing w:line="336" w:lineRule="auto" w:after="180"/>
-        <w:shd w:fill="F4F9FC"/>
-      </w:pPr>
-      <w:r>
-        <w:rPr>
-          <w:b w:val="0"/>
-        </w:rPr>
-        <w:t>3. A and B tie at MAE 1.</w:t>
-      </w:r>
-    </w:p>
-    <w:p>
-      <w:pPr>
-        <w:pStyle w:val="Heading3"/>
-      </w:pPr>
-      <w:r>
-        <w:t>My selected conclusion, deciding fact and explanation</w:t>
-      </w:r>
-    </w:p>
-    <w:p>
-      <w:r>
-        <w:t>________________________________________________________________</w:t>
-      </w:r>
-    </w:p>
-    <w:p>
-      <w:r>
-        <w:t>________________________________________________________________</w:t>
-      </w:r>
-    </w:p>
-    <w:p>
-      <w:r>
-        <w:t>________________________________________________________________</w:t>
-      </w:r>
-    </w:p>
-    <w:p>
-      <w:r>
-        <w:t>________________________________________________________________</w:t>
-      </w:r>
-    </w:p>
-    <w:p>
-      <w:r>
-        <w:t>________________________________________________________________</w:t>
-      </w:r>
-    </w:p>
-    <w:p>
-      <w:pPr>
-        <w:pStyle w:val="Heading3"/>
-      </w:pPr>
-      <w:r>
-        <w:t>Hint · try first</w:t>
-      </w:r>
-    </w:p>
-    <w:p>
-      <w:pPr>
-        <w:spacing w:line="336" w:lineRule="auto" w:after="180"/>
-        <w:shd w:fill="F1F6F8"/>
-      </w:pPr>
-      <w:r>
-        <w:rPr>
-          <w:b w:val="0"/>
-        </w:rPr>
-        <w:t>Hint if needed: Use the changed condition and the deciding step in the pictorial trace. The answer must say what follows from those facts.</w:t>
-      </w:r>
-    </w:p>
-    <w:p>
-      <w:pPr>
-        <w:pStyle w:val="Heading3"/>
-      </w:pPr>
-      <w:r>
-        <w:t>Feedback · compare after trying</w:t>
-      </w:r>
-    </w:p>
-    <w:p>
-      <w:pPr>
-        <w:spacing w:line="336" w:lineRule="auto" w:after="180"/>
-        <w:shd w:fill="F1F6FC"/>
-      </w:pPr>
-      <w:r>
-        <w:rPr>
-          <w:b w:val="0"/>
-        </w:rPr>
-        <w:t xml:space="preserve">After your attempt, compare with the supported explanation: A and B tie at MAE 1. </w:t>
-      </w:r>
-      <w:r>
-        <w:rPr>
-          <w:b/>
-        </w:rPr>
-        <w:t>Squared error</w:t>
-      </w:r>
-      <w:r>
-        <w:rPr>
-          <w:b w:val="0"/>
-        </w:rPr>
-        <w:t xml:space="preserve"> penalises B’s concentrated error more, while absolute errors both sum 2.</w:t>
-      </w:r>
-    </w:p>
-    <w:p>
-      <w:pPr>
-        <w:pStyle w:val="Heading3"/>
-      </w:pPr>
-      <w:r>
-        <w:t>Repair a missing building block</w:t>
-      </w:r>
-    </w:p>
-    <w:p>
-      <w:pPr>
-        <w:spacing w:line="336" w:lineRule="auto" w:after="180"/>
-      </w:pPr>
-      <w:r>
-        <w:rPr>
-          <w:b w:val="0"/>
-        </w:rPr>
-        <w:t>Review Parameters and architecture (ai-5/7). Goal: Distinguish architectural choices from parameter values. Short practice: How many new parameters did that one hidden unit add?</w:t>
-      </w:r>
-    </w:p>
-    <w:p>
-      <w:pPr>
-        <w:spacing w:line="336" w:lineRule="auto" w:after="180"/>
-      </w:pPr>
-      <w:r>
-        <w:rPr>
-          <w:b w:val="0"/>
-        </w:rPr>
-        <w:t xml:space="preserve">Point to the relevant step in the picture, then write the changed result and the rule or </w:t>
-      </w:r>
-      <w:r>
-        <w:rPr>
-          <w:b/>
-        </w:rPr>
-        <w:t>evidence</w:t>
-      </w:r>
-      <w:r>
-        <w:rPr>
-          <w:b w:val="0"/>
-        </w:rPr>
-        <w:t xml:space="preserve"> that supports it.. Return to this week and explain what you changed.</w:t>
-      </w:r>
-    </w:p>
-    <w:p>
-      <w:pPr>
-        <w:spacing w:line="336" w:lineRule="auto" w:after="180"/>
-      </w:pPr>
-      <w:r>
-        <w:rPr>
-          <w:b w:val="0"/>
-        </w:rPr>
-        <w:t xml:space="preserve">Review Composing layers (ai-5/5). Goal: Trace how one layer supplies the next layer </w:t>
-      </w:r>
-      <w:r>
-        <w:rPr>
-          <w:b/>
-        </w:rPr>
-        <w:t>input</w:t>
-      </w:r>
-      <w:r>
-        <w:rPr>
-          <w:b w:val="0"/>
-        </w:rPr>
-        <w:t xml:space="preserve">s. Short practice: What intermediate value explains the changed </w:t>
-      </w:r>
-      <w:r>
-        <w:rPr>
-          <w:b/>
-        </w:rPr>
-        <w:t>output</w:t>
-      </w:r>
-      <w:r>
-        <w:rPr>
-          <w:b w:val="0"/>
-        </w:rPr>
-        <w:t>?</w:t>
-      </w:r>
-    </w:p>
-    <w:p>
-      <w:pPr>
-        <w:spacing w:line="336" w:lineRule="auto" w:after="180"/>
-      </w:pPr>
-      <w:r>
-        <w:rPr>
-          <w:b w:val="0"/>
-        </w:rPr>
-        <w:t xml:space="preserve">Point to the relevant step in the picture, then write the changed result and the rule or </w:t>
-      </w:r>
-      <w:r>
-        <w:rPr>
-          <w:b/>
-        </w:rPr>
-        <w:t>evidence</w:t>
-      </w:r>
-      <w:r>
-        <w:rPr>
-          <w:b w:val="0"/>
-        </w:rPr>
-        <w:t xml:space="preserve"> that supports it.. Return to this week and explain what you changed.</w:t>
-      </w:r>
-    </w:p>
-    <w:p>
-      <w:pPr>
-        <w:spacing w:line="336" w:lineRule="auto" w:after="180"/>
-      </w:pPr>
-      <w:r>
-        <w:rPr>
-          <w:b w:val="0"/>
-        </w:rPr>
-        <w:t>Review Dot products and weighted sums (ai-5/2). Goal: Calculate a dot product by matching feature positions. Short practice: Which connection explains why more right brightness lowers this score?</w:t>
-      </w:r>
-    </w:p>
-    <w:p>
-      <w:pPr>
-        <w:spacing w:line="336" w:lineRule="auto" w:after="180"/>
-      </w:pPr>
-      <w:r>
-        <w:rPr>
-          <w:b w:val="0"/>
-        </w:rPr>
-        <w:t xml:space="preserve">Point to the relevant step in the picture, then write the changed result and the rule or </w:t>
-      </w:r>
-      <w:r>
-        <w:rPr>
-          <w:b/>
-        </w:rPr>
-        <w:t>evidence</w:t>
-      </w:r>
-      <w:r>
-        <w:rPr>
-          <w:b w:val="0"/>
-        </w:rPr>
-        <w:t xml:space="preserve"> that supports it.. Return to this week and explain what you changed.</w:t>
-      </w:r>
-    </w:p>
-    <w:p>
-      <w:pPr>
-        <w:pStyle w:val="Heading3"/>
-      </w:pPr>
-      <w:r>
-        <w:t>Predict, run and debug</w:t>
-      </w:r>
-    </w:p>
-    <w:p>
-      <w:pPr>
-        <w:spacing w:line="336" w:lineRule="auto" w:after="180"/>
-      </w:pPr>
-      <w:r>
-        <w:rPr>
-          <w:b w:val="0"/>
-        </w:rPr>
-        <w:t xml:space="preserve">The browser lab lets you edit the supported Python examples already included in this lesson. Predict first, run, inspect the actual </w:t>
-      </w:r>
-      <w:r>
-        <w:rPr>
-          <w:b/>
-        </w:rPr>
-        <w:t>output</w:t>
-      </w:r>
-      <w:r>
-        <w:rPr>
-          <w:b w:val="0"/>
-        </w:rPr>
-        <w:t xml:space="preserve"> or error, change one </w:t>
-      </w:r>
-      <w:r>
-        <w:rPr>
-          <w:b/>
-        </w:rPr>
-        <w:t>input</w:t>
-      </w:r>
-      <w:r>
-        <w:rPr>
-          <w:b w:val="0"/>
-        </w:rPr>
-        <w:t>, then run again.</w:t>
-      </w:r>
-    </w:p>
-    <w:p>
-      <w:pPr>
-        <w:spacing w:line="336" w:lineRule="auto" w:after="180"/>
-      </w:pPr>
-      <w:r>
-        <w:rPr>
-          <w:b w:val="0"/>
-        </w:rPr>
-        <w:t xml:space="preserve">Keep code, </w:t>
-      </w:r>
-      <w:r>
-        <w:rPr>
-          <w:b/>
-        </w:rPr>
-        <w:t>prediction</w:t>
-      </w:r>
-      <w:r>
-        <w:rPr>
-          <w:b w:val="0"/>
-        </w:rPr>
-        <w:t>s, actual results and a reasoned revision together. On paper, label your result as a trace rather than an execution.</w:t>
-      </w:r>
-    </w:p>
-    <w:p>
-      <w:pPr>
-        <w:pStyle w:val="Heading3"/>
-      </w:pPr>
-      <w:r>
         <w:t>Keep your completed work</w:t>
       </w:r>
     </w:p>
     <w:p>
       <w:pPr>
-        <w:spacing w:line="336" w:lineRule="auto" w:after="180"/>
-      </w:pPr>
-      <w:r>
-        <w:rPr>
-          <w:b w:val="0"/>
-        </w:rPr>
-        <w:t xml:space="preserve">Use Download completed work in the hosted lesson to export your answers, reflections, practice feedback and code-run </w:t>
-      </w:r>
-      <w:r>
-        <w:rPr>
-          <w:b/>
-        </w:rPr>
-        <w:t>evidence</w:t>
-      </w:r>
-      <w:r>
-        <w:rPr>
-          <w:b w:val="0"/>
-        </w:rPr>
-        <w:t>. Open the HTML copy to read or print it.</w:t>
-      </w:r>
-    </w:p>
-    <w:p>
-      <w:pPr>
-        <w:spacing w:line="336" w:lineRule="auto" w:after="180"/>
-      </w:pPr>
-      <w:r>
-        <w:rPr>
-          <w:b w:val="0"/>
-        </w:rPr>
-        <w:t>Drafts stay in this browser when storage is available; clear drafts on a shared device.</w:t>
-      </w:r>
-    </w:p>
-    <w:p>
-      <w:pPr>
-        <w:pStyle w:val="Heading3"/>
-      </w:pPr>
-      <w:r>
-        <w:t>What I repaired, the evidence I kept and the next test</w:t>
-      </w:r>
-    </w:p>
-    <w:p>
-      <w:r>
-        <w:t>________________________________________________________________</w:t>
-      </w:r>
-    </w:p>
-    <w:p>
-      <w:r>
-        <w:t>________________________________________________________________</w:t>
-      </w:r>
-    </w:p>
-    <w:p>
-      <w:r>
-        <w:t>________________________________________________________________</w:t>
-      </w:r>
-    </w:p>
-    <w:p>
-      <w:r>
-        <w:t>________________________________________________________________</w:t>
-      </w:r>
-    </w:p>
-    <w:p>
-      <w:r>
-        <w:t>________________________________________________________________</w:t>
-      </w:r>
-    </w:p>
-    <w:p>
-      <w:pPr>
         <w:pStyle w:val="Heading1"/>
       </w:pPr>
       <w:r>
-        <w:t>15. Visual concept journey</w:t>
-      </w:r>
-    </w:p>
-    <w:p>
-      <w:r>
-        <w:t>Explain each Loss functions picture from its labels, then record a relevant limit.</w:t>
-      </w:r>
-    </w:p>
-    <w:p>
-      <w:pPr>
-        <w:pStyle w:val="Heading3"/>
+        <w:t>15. Reference · Six-picture response sheets</w:t>
+      </w:r>
+    </w:p>
+    <w:p>
+      <w:r>
+        <w:t>Choose the picture that helps explain the current step.</w:t>
+      </w:r>
+    </w:p>
+    <w:p>
+      <w:pPr>
+        <w:pStyle w:val="Heading2"/>
       </w:pPr>
       <w:r>
         <w:t>01. Loss functions: the case</w:t>
@@ -2937,7 +2435,6 @@
     <w:p>
       <w:pPr>
         <w:spacing w:line="336" w:lineRule="auto" w:after="180"/>
-        <w:shd w:fill="F5F1FB"/>
       </w:pPr>
       <w:r>
         <w:rPr>
@@ -2976,7 +2473,7 @@
     </w:p>
     <w:p>
       <w:pPr>
-        <w:pStyle w:val="Heading3"/>
+        <w:pStyle w:val="Heading2"/>
       </w:pPr>
       <w:r>
         <w:t>02. Follow the deciding steps</w:t>
@@ -3080,7 +2577,6 @@
     <w:p>
       <w:pPr>
         <w:spacing w:line="336" w:lineRule="auto" w:after="180"/>
-        <w:shd w:fill="F5F1FB"/>
       </w:pPr>
       <w:r>
         <w:rPr>
@@ -3131,7 +2627,7 @@
     </w:p>
     <w:p>
       <w:pPr>
-        <w:pStyle w:val="Heading3"/>
+        <w:pStyle w:val="Heading2"/>
       </w:pPr>
       <w:r>
         <w:t>03. MSE comparison on shared targets</w:t>
@@ -3211,7 +2707,6 @@
     <w:p>
       <w:pPr>
         <w:spacing w:line="336" w:lineRule="auto" w:after="180"/>
-        <w:shd w:fill="F5F1FB"/>
       </w:pPr>
       <w:r>
         <w:rPr>
@@ -3250,7 +2745,7 @@
     </w:p>
     <w:p>
       <w:pPr>
-        <w:pStyle w:val="Heading3"/>
+        <w:pStyle w:val="Heading2"/>
       </w:pPr>
       <w:r>
         <w:t>04. Change one thing. Trace what follows.</w:t>
@@ -3329,7 +2824,6 @@
     <w:p>
       <w:pPr>
         <w:spacing w:line="336" w:lineRule="auto" w:after="180"/>
-        <w:shd w:fill="F5F1FB"/>
       </w:pPr>
       <w:r>
         <w:rPr>
@@ -3368,7 +2862,7 @@
     </w:p>
     <w:p>
       <w:pPr>
-        <w:pStyle w:val="Heading3"/>
+        <w:pStyle w:val="Heading2"/>
       </w:pPr>
       <w:r>
         <w:t>05. Connect the explanation to its limit</w:t>
@@ -3482,7 +2976,6 @@
     <w:p>
       <w:pPr>
         <w:spacing w:line="336" w:lineRule="auto" w:after="180"/>
-        <w:shd w:fill="F5F1FB"/>
       </w:pPr>
       <w:r>
         <w:rPr>
@@ -3521,7 +3014,7 @@
     </w:p>
     <w:p>
       <w:pPr>
-        <w:pStyle w:val="Heading3"/>
+        <w:pStyle w:val="Heading2"/>
       </w:pPr>
       <w:r>
         <w:t>06. Make the idea visible in your project</w:t>
@@ -3635,7 +3128,6 @@
     <w:p>
       <w:pPr>
         <w:spacing w:line="336" w:lineRule="auto" w:after="180"/>
-        <w:shd w:fill="F5F1FB"/>
       </w:pPr>
       <w:r>
         <w:rPr>
@@ -3682,6 +3174,62 @@
     <w:p>
       <w:r>
         <w:t>________________________________________________________________</w:t>
+      </w:r>
+    </w:p>
+    <w:p>
+      <w:pPr>
+        <w:pStyle w:val="Heading2"/>
+      </w:pPr>
+      <w:r>
+        <w:t>Earlier wording, alternatives and picture transcripts · reference / check after trying</w:t>
+      </w:r>
+    </w:p>
+    <w:p>
+      <w:pPr>
+        <w:pStyle w:val="Heading3"/>
+      </w:pPr>
+      <w:r>
+        <w:t>01. Loss functions: the case</w:t>
+      </w:r>
+    </w:p>
+    <w:p>
+      <w:pPr>
+        <w:pStyle w:val="Heading3"/>
+      </w:pPr>
+      <w:r>
+        <w:t>02. Follow the deciding steps</w:t>
+      </w:r>
+    </w:p>
+    <w:p>
+      <w:pPr>
+        <w:pStyle w:val="Heading3"/>
+      </w:pPr>
+      <w:r>
+        <w:t>03. MSE comparison on shared targets</w:t>
+      </w:r>
+    </w:p>
+    <w:p>
+      <w:pPr>
+        <w:pStyle w:val="Heading3"/>
+      </w:pPr>
+      <w:r>
+        <w:t>04. Change one thing. Trace what follows.</w:t>
+      </w:r>
+    </w:p>
+    <w:p>
+      <w:pPr>
+        <w:pStyle w:val="Heading3"/>
+      </w:pPr>
+      <w:r>
+        <w:t>05. Connect the explanation to its limit</w:t>
+      </w:r>
+    </w:p>
+    <w:p>
+      <w:pPr>
+        <w:pStyle w:val="Heading3"/>
+      </w:pPr>
+      <w:r>
+        <w:t>06. Make the idea visible in your project</w:t>
       </w:r>
     </w:p>
     <w:sectPr>
